--- a/docs/IRP-Database-Schema.docx
+++ b/docs/IRP-Database-Schema.docx
@@ -64,7 +64,7 @@
           <w:sz w:val="22"/>
           <w:szCs w:val="22"/>
         </w:rPr>
-        <w:t xml:space="preserve">Version 1.1.0  —  March 24, 2026</w:t>
+        <w:t xml:space="preserve">Version 1.1.0  —  April 7, 2026</w:t>
       </w:r>
     </w:p>
     <w:p>
@@ -5371,7 +5371,7 @@
           <w:sz w:val="24"/>
           <w:szCs w:val="24"/>
         </w:rPr>
-        <w:t xml:space="preserve">ExhibitTemplatePageSet</w:t>
+        <w:t xml:space="preserve">PageSetOption</w:t>
       </w:r>
     </w:p>
     <w:tbl>
@@ -5515,7 +5515,7 @@
                 <w:sz w:val="17"/>
                 <w:szCs w:val="17"/>
               </w:rPr>
-              <w:t xml:space="preserve">ExhibitTemplateID</w:t>
+              <w:t xml:space="preserve">PageSetOptionID</w:t>
             </w:r>
           </w:p>
         </w:tc>
@@ -5542,7 +5542,7 @@
                 <w:sz w:val="17"/>
                 <w:szCs w:val="17"/>
               </w:rPr>
-              <w:t xml:space="preserve">INT (FK, PK)</w:t>
+              <w:t xml:space="preserve">INT IDENTITY (PK)</w:t>
             </w:r>
           </w:p>
         </w:tc>
@@ -5569,7 +5569,7 @@
                 <w:sz w:val="18"/>
                 <w:szCs w:val="18"/>
               </w:rPr>
-              <w:t xml:space="preserve">References ExhibitTemplate</w:t>
+              <w:t xml:space="preserve">Auto-incrementing ID</w:t>
             </w:r>
           </w:p>
         </w:tc>
@@ -5631,7 +5631,7 @@
                 <w:szCs w:val="17"/>
                 <w:shd w:fill="F2F7FB" w:val="clear"/>
               </w:rPr>
-              <w:t xml:space="preserve">INT (FK, PK)</w:t>
+              <w:t xml:space="preserve">INT (FK)</w:t>
             </w:r>
           </w:p>
         </w:tc>
@@ -5691,7 +5691,7 @@
                 <w:sz w:val="17"/>
                 <w:szCs w:val="17"/>
               </w:rPr>
-              <w:t xml:space="preserve">SortOrder</w:t>
+              <w:t xml:space="preserve">HeaderText</w:t>
             </w:r>
           </w:p>
         </w:tc>
@@ -5718,7 +5718,7 @@
                 <w:sz w:val="17"/>
                 <w:szCs w:val="17"/>
               </w:rPr>
-              <w:t xml:space="preserve">INT</w:t>
+              <w:t xml:space="preserve">NVARCHAR(200)</w:t>
             </w:r>
           </w:p>
         </w:tc>
@@ -5745,7 +5745,7 @@
                 <w:sz w:val="18"/>
                 <w:szCs w:val="18"/>
               </w:rPr>
-              <w:t xml:space="preserve">Display order of exhibit in template</w:t>
+              <w:t xml:space="preserve">Custom header text for this pageset variant</w:t>
             </w:r>
           </w:p>
         </w:tc>
@@ -5757,38 +5757,6 @@
       </w:pPr>
     </w:p>
     <w:p>
-      <w:r>
-        <w:br w:type="page"/>
-      </w:r>
-    </w:p>
-    <w:p>
-      <w:pPr>
-        <w:pStyle w:val="Heading2"/>
-      </w:pPr>
-      <w:r>
-        <w:rPr>
-          <w:rFonts w:ascii="Arial" w:cs="Arial" w:eastAsia="Arial" w:hAnsi="Arial"/>
-        </w:rPr>
-        <w:t xml:space="preserve">5. Report Configuration</w:t>
-      </w:r>
-    </w:p>
-    <w:p>
-      <w:pPr>
-        <w:spacing w:after="120"/>
-      </w:pPr>
-      <w:r>
-        <w:rPr>
-          <w:rFonts w:ascii="Arial" w:cs="Arial" w:eastAsia="Arial" w:hAnsi="Arial"/>
-          <w:i/>
-          <w:iCs/>
-          <w:color w:val="595959"/>
-          <w:sz w:val="20"/>
-          <w:szCs w:val="20"/>
-        </w:rPr>
-        <w:t xml:space="preserve">The central configuration entity that ties together exhibit templates, plan selections, bulk run settings, QDIA compliance, candidate investments, and fund change tracking.</w:t>
-      </w:r>
-    </w:p>
-    <w:p>
       <w:pPr>
         <w:spacing w:after="80" w:before="200"/>
       </w:pPr>
@@ -5801,7 +5769,7 @@
           <w:sz w:val="24"/>
           <w:szCs w:val="24"/>
         </w:rPr>
-        <w:t xml:space="preserve">ReportConfig</w:t>
+        <w:t xml:space="preserve">ExhibitTemplatePageSet</w:t>
       </w:r>
     </w:p>
     <w:tbl>
@@ -5945,7 +5913,7 @@
                 <w:sz w:val="17"/>
                 <w:szCs w:val="17"/>
               </w:rPr>
-              <w:t xml:space="preserve">ReportConfigID</w:t>
+              <w:t xml:space="preserve">ExhibitTemplateID</w:t>
             </w:r>
           </w:p>
         </w:tc>
@@ -5972,7 +5940,7 @@
                 <w:sz w:val="17"/>
                 <w:szCs w:val="17"/>
               </w:rPr>
-              <w:t xml:space="preserve">INT IDENTITY (PK)</w:t>
+              <w:t xml:space="preserve">INT (FK, PK)</w:t>
             </w:r>
           </w:p>
         </w:tc>
@@ -5999,7 +5967,7 @@
                 <w:sz w:val="18"/>
                 <w:szCs w:val="18"/>
               </w:rPr>
-              <w:t xml:space="preserve">Auto-incrementing ID</w:t>
+              <w:t xml:space="preserve">References ExhibitTemplate</w:t>
             </w:r>
           </w:p>
         </w:tc>
@@ -6032,7 +6000,7 @@
                 <w:szCs w:val="17"/>
                 <w:shd w:fill="F2F7FB" w:val="clear"/>
               </w:rPr>
-              <w:t xml:space="preserve">ReportConfigName</w:t>
+              <w:t xml:space="preserve">PageSetID</w:t>
             </w:r>
           </w:p>
         </w:tc>
@@ -6061,7 +6029,7 @@
                 <w:szCs w:val="17"/>
                 <w:shd w:fill="F2F7FB" w:val="clear"/>
               </w:rPr>
-              <w:t xml:space="preserve">NVARCHAR(200)</w:t>
+              <w:t xml:space="preserve">INT (FK, PK)</w:t>
             </w:r>
           </w:p>
         </w:tc>
@@ -6090,7 +6058,7 @@
                 <w:szCs w:val="18"/>
                 <w:shd w:fill="F2F7FB" w:val="clear"/>
               </w:rPr>
-              <w:t xml:space="preserve">Configuration name</w:t>
+              <w:t xml:space="preserve">References PageSet</w:t>
             </w:r>
           </w:p>
         </w:tc>
@@ -6121,7 +6089,7 @@
                 <w:sz w:val="17"/>
                 <w:szCs w:val="17"/>
               </w:rPr>
-              <w:t xml:space="preserve">ReportConfigTypeID</w:t>
+              <w:t xml:space="preserve">SortOrder</w:t>
             </w:r>
           </w:p>
         </w:tc>
@@ -6148,7 +6116,7 @@
                 <w:sz w:val="17"/>
                 <w:szCs w:val="17"/>
               </w:rPr>
-              <w:t xml:space="preserve">INT (FK)</w:t>
+              <w:t xml:space="preserve">INT</w:t>
             </w:r>
           </w:p>
         </w:tc>
@@ -6175,7 +6143,7 @@
                 <w:sz w:val="18"/>
                 <w:szCs w:val="18"/>
               </w:rPr>
-              <w:t xml:space="preserve">References ReportConfigType (1-4)</w:t>
+              <w:t xml:space="preserve">Display order of exhibit in template</w:t>
             </w:r>
           </w:p>
         </w:tc>
@@ -6208,7 +6176,7 @@
                 <w:szCs w:val="17"/>
                 <w:shd w:fill="F2F7FB" w:val="clear"/>
               </w:rPr>
-              <w:t xml:space="preserve">IsPrimary</w:t>
+              <w:t xml:space="preserve">PageSetOptionID</w:t>
             </w:r>
           </w:p>
         </w:tc>
@@ -6237,7 +6205,7 @@
                 <w:szCs w:val="17"/>
                 <w:shd w:fill="F2F7FB" w:val="clear"/>
               </w:rPr>
-              <w:t xml:space="preserve">BIT</w:t>
+              <w:t xml:space="preserve">INT NULL (FK)</w:t>
             </w:r>
           </w:p>
         </w:tc>
@@ -6266,1239 +6234,7 @@
                 <w:szCs w:val="18"/>
                 <w:shd w:fill="F2F7FB" w:val="clear"/>
               </w:rPr>
-              <w:t xml:space="preserve">Primary config for its type/plan</w:t>
-            </w:r>
-          </w:p>
-        </w:tc>
-      </w:tr>
-      <w:tr>
-        <w:tc>
-          <w:tcPr>
-            <w:tcW w:type="dxa" w:w="2800"/>
-            <w:tcBorders>
-              <w:top w:val="single" w:color="CCCCCC" w:sz="1"/>
-              <w:left w:val="single" w:color="CCCCCC" w:sz="1"/>
-              <w:bottom w:val="single" w:color="CCCCCC" w:sz="1"/>
-              <w:right w:val="single" w:color="CCCCCC" w:sz="1"/>
-            </w:tcBorders>
-            <w:tcMar>
-              <w:top w:type="dxa" w:w="60"/>
-              <w:left w:type="dxa" w:w="100"/>
-              <w:bottom w:type="dxa" w:w="60"/>
-              <w:right w:type="dxa" w:w="100"/>
-            </w:tcMar>
-          </w:tcPr>
-          <w:p>
-            <w:r>
-              <w:rPr>
-                <w:rFonts w:ascii="Consolas" w:cs="Consolas" w:eastAsia="Consolas" w:hAnsi="Consolas"/>
-                <w:b/>
-                <w:bCs/>
-                <w:sz w:val="17"/>
-                <w:szCs w:val="17"/>
-              </w:rPr>
-              <w:t xml:space="preserve">BulkRun</w:t>
-            </w:r>
-          </w:p>
-        </w:tc>
-        <w:tc>
-          <w:tcPr>
-            <w:tcW w:type="dxa" w:w="2600"/>
-            <w:tcBorders>
-              <w:top w:val="single" w:color="CCCCCC" w:sz="1"/>
-              <w:left w:val="single" w:color="CCCCCC" w:sz="1"/>
-              <w:bottom w:val="single" w:color="CCCCCC" w:sz="1"/>
-              <w:right w:val="single" w:color="CCCCCC" w:sz="1"/>
-            </w:tcBorders>
-            <w:tcMar>
-              <w:top w:type="dxa" w:w="60"/>
-              <w:left w:type="dxa" w:w="100"/>
-              <w:bottom w:type="dxa" w:w="60"/>
-              <w:right w:type="dxa" w:w="100"/>
-            </w:tcMar>
-          </w:tcPr>
-          <w:p>
-            <w:r>
-              <w:rPr>
-                <w:rFonts w:ascii="Consolas" w:cs="Consolas" w:eastAsia="Consolas" w:hAnsi="Consolas"/>
-                <w:sz w:val="17"/>
-                <w:szCs w:val="17"/>
-              </w:rPr>
-              <w:t xml:space="preserve">BIT</w:t>
-            </w:r>
-          </w:p>
-        </w:tc>
-        <w:tc>
-          <w:tcPr>
-            <w:tcW w:type="dxa" w:w="3960"/>
-            <w:tcBorders>
-              <w:top w:val="single" w:color="CCCCCC" w:sz="1"/>
-              <w:left w:val="single" w:color="CCCCCC" w:sz="1"/>
-              <w:bottom w:val="single" w:color="CCCCCC" w:sz="1"/>
-              <w:right w:val="single" w:color="CCCCCC" w:sz="1"/>
-            </w:tcBorders>
-            <w:tcMar>
-              <w:top w:type="dxa" w:w="60"/>
-              <w:left w:type="dxa" w:w="100"/>
-              <w:bottom w:type="dxa" w:w="60"/>
-              <w:right w:type="dxa" w:w="100"/>
-            </w:tcMar>
-          </w:tcPr>
-          <w:p>
-            <w:r>
-              <w:rPr>
-                <w:rFonts w:ascii="Arial" w:cs="Arial" w:eastAsia="Arial" w:hAnsi="Arial"/>
-                <w:sz w:val="18"/>
-                <w:szCs w:val="18"/>
-              </w:rPr>
-              <w:t xml:space="preserve">Include in bulk scheduling</w:t>
-            </w:r>
-          </w:p>
-        </w:tc>
-      </w:tr>
-      <w:tr>
-        <w:tc>
-          <w:tcPr>
-            <w:tcW w:type="dxa" w:w="2800"/>
-            <w:tcBorders>
-              <w:top w:val="single" w:color="CCCCCC" w:sz="1"/>
-              <w:left w:val="single" w:color="CCCCCC" w:sz="1"/>
-              <w:bottom w:val="single" w:color="CCCCCC" w:sz="1"/>
-              <w:right w:val="single" w:color="CCCCCC" w:sz="1"/>
-            </w:tcBorders>
-            <w:shd w:fill="F2F7FB" w:val="clear"/>
-            <w:tcMar>
-              <w:top w:type="dxa" w:w="60"/>
-              <w:left w:type="dxa" w:w="100"/>
-              <w:bottom w:type="dxa" w:w="60"/>
-              <w:right w:type="dxa" w:w="100"/>
-            </w:tcMar>
-          </w:tcPr>
-          <w:p>
-            <w:r>
-              <w:rPr>
-                <w:rFonts w:ascii="Consolas" w:cs="Consolas" w:eastAsia="Consolas" w:hAnsi="Consolas"/>
-                <w:b/>
-                <w:bCs/>
-                <w:sz w:val="17"/>
-                <w:szCs w:val="17"/>
-                <w:shd w:fill="F2F7FB" w:val="clear"/>
-              </w:rPr>
-              <w:t xml:space="preserve">PeriodTypeID</w:t>
-            </w:r>
-          </w:p>
-        </w:tc>
-        <w:tc>
-          <w:tcPr>
-            <w:tcW w:type="dxa" w:w="2600"/>
-            <w:tcBorders>
-              <w:top w:val="single" w:color="CCCCCC" w:sz="1"/>
-              <w:left w:val="single" w:color="CCCCCC" w:sz="1"/>
-              <w:bottom w:val="single" w:color="CCCCCC" w:sz="1"/>
-              <w:right w:val="single" w:color="CCCCCC" w:sz="1"/>
-            </w:tcBorders>
-            <w:shd w:fill="F2F7FB" w:val="clear"/>
-            <w:tcMar>
-              <w:top w:type="dxa" w:w="60"/>
-              <w:left w:type="dxa" w:w="100"/>
-              <w:bottom w:type="dxa" w:w="60"/>
-              <w:right w:type="dxa" w:w="100"/>
-            </w:tcMar>
-          </w:tcPr>
-          <w:p>
-            <w:r>
-              <w:rPr>
-                <w:rFonts w:ascii="Consolas" w:cs="Consolas" w:eastAsia="Consolas" w:hAnsi="Consolas"/>
-                <w:sz w:val="17"/>
-                <w:szCs w:val="17"/>
-                <w:shd w:fill="F2F7FB" w:val="clear"/>
-              </w:rPr>
-              <w:t xml:space="preserve">INT (FK)</w:t>
-            </w:r>
-          </w:p>
-        </w:tc>
-        <w:tc>
-          <w:tcPr>
-            <w:tcW w:type="dxa" w:w="3960"/>
-            <w:tcBorders>
-              <w:top w:val="single" w:color="CCCCCC" w:sz="1"/>
-              <w:left w:val="single" w:color="CCCCCC" w:sz="1"/>
-              <w:bottom w:val="single" w:color="CCCCCC" w:sz="1"/>
-              <w:right w:val="single" w:color="CCCCCC" w:sz="1"/>
-            </w:tcBorders>
-            <w:shd w:fill="F2F7FB" w:val="clear"/>
-            <w:tcMar>
-              <w:top w:type="dxa" w:w="60"/>
-              <w:left w:type="dxa" w:w="100"/>
-              <w:bottom w:type="dxa" w:w="60"/>
-              <w:right w:type="dxa" w:w="100"/>
-            </w:tcMar>
-          </w:tcPr>
-          <w:p>
-            <w:r>
-              <w:rPr>
-                <w:rFonts w:ascii="Arial" w:cs="Arial" w:eastAsia="Arial" w:hAnsi="Arial"/>
-                <w:sz w:val="18"/>
-                <w:szCs w:val="18"/>
-                <w:shd w:fill="F2F7FB" w:val="clear"/>
-              </w:rPr>
-              <w:t xml:space="preserve">References PeriodType</w:t>
-            </w:r>
-          </w:p>
-        </w:tc>
-      </w:tr>
-      <w:tr>
-        <w:tc>
-          <w:tcPr>
-            <w:tcW w:type="dxa" w:w="2800"/>
-            <w:tcBorders>
-              <w:top w:val="single" w:color="CCCCCC" w:sz="1"/>
-              <w:left w:val="single" w:color="CCCCCC" w:sz="1"/>
-              <w:bottom w:val="single" w:color="CCCCCC" w:sz="1"/>
-              <w:right w:val="single" w:color="CCCCCC" w:sz="1"/>
-            </w:tcBorders>
-            <w:tcMar>
-              <w:top w:type="dxa" w:w="60"/>
-              <w:left w:type="dxa" w:w="100"/>
-              <w:bottom w:type="dxa" w:w="60"/>
-              <w:right w:type="dxa" w:w="100"/>
-            </w:tcMar>
-          </w:tcPr>
-          <w:p>
-            <w:r>
-              <w:rPr>
-                <w:rFonts w:ascii="Consolas" w:cs="Consolas" w:eastAsia="Consolas" w:hAnsi="Consolas"/>
-                <w:b/>
-                <w:bCs/>
-                <w:sz w:val="17"/>
-                <w:szCs w:val="17"/>
-              </w:rPr>
-              <w:t xml:space="preserve">AccountID</w:t>
-            </w:r>
-          </w:p>
-        </w:tc>
-        <w:tc>
-          <w:tcPr>
-            <w:tcW w:type="dxa" w:w="2600"/>
-            <w:tcBorders>
-              <w:top w:val="single" w:color="CCCCCC" w:sz="1"/>
-              <w:left w:val="single" w:color="CCCCCC" w:sz="1"/>
-              <w:bottom w:val="single" w:color="CCCCCC" w:sz="1"/>
-              <w:right w:val="single" w:color="CCCCCC" w:sz="1"/>
-            </w:tcBorders>
-            <w:tcMar>
-              <w:top w:type="dxa" w:w="60"/>
-              <w:left w:type="dxa" w:w="100"/>
-              <w:bottom w:type="dxa" w:w="60"/>
-              <w:right w:type="dxa" w:w="100"/>
-            </w:tcMar>
-          </w:tcPr>
-          <w:p>
-            <w:r>
-              <w:rPr>
-                <w:rFonts w:ascii="Consolas" w:cs="Consolas" w:eastAsia="Consolas" w:hAnsi="Consolas"/>
-                <w:sz w:val="17"/>
-                <w:szCs w:val="17"/>
-              </w:rPr>
-              <w:t xml:space="preserve">UNIQUEIDENTIFIER NULL (FK)</w:t>
-            </w:r>
-          </w:p>
-        </w:tc>
-        <w:tc>
-          <w:tcPr>
-            <w:tcW w:type="dxa" w:w="3960"/>
-            <w:tcBorders>
-              <w:top w:val="single" w:color="CCCCCC" w:sz="1"/>
-              <w:left w:val="single" w:color="CCCCCC" w:sz="1"/>
-              <w:bottom w:val="single" w:color="CCCCCC" w:sz="1"/>
-              <w:right w:val="single" w:color="CCCCCC" w:sz="1"/>
-            </w:tcBorders>
-            <w:tcMar>
-              <w:top w:type="dxa" w:w="60"/>
-              <w:left w:type="dxa" w:w="100"/>
-              <w:bottom w:type="dxa" w:w="60"/>
-              <w:right w:type="dxa" w:w="100"/>
-            </w:tcMar>
-          </w:tcPr>
-          <w:p>
-            <w:r>
-              <w:rPr>
-                <w:rFonts w:ascii="Arial" w:cs="Arial" w:eastAsia="Arial" w:hAnsi="Arial"/>
-                <w:sz w:val="18"/>
-                <w:szCs w:val="18"/>
-              </w:rPr>
-              <w:t xml:space="preserve">NULL = CAPTRUST Shared; non-null = client-owned</w:t>
-            </w:r>
-          </w:p>
-        </w:tc>
-      </w:tr>
-      <w:tr>
-        <w:tc>
-          <w:tcPr>
-            <w:tcW w:type="dxa" w:w="2800"/>
-            <w:tcBorders>
-              <w:top w:val="single" w:color="CCCCCC" w:sz="1"/>
-              <w:left w:val="single" w:color="CCCCCC" w:sz="1"/>
-              <w:bottom w:val="single" w:color="CCCCCC" w:sz="1"/>
-              <w:right w:val="single" w:color="CCCCCC" w:sz="1"/>
-            </w:tcBorders>
-            <w:shd w:fill="F2F7FB" w:val="clear"/>
-            <w:tcMar>
-              <w:top w:type="dxa" w:w="60"/>
-              <w:left w:type="dxa" w:w="100"/>
-              <w:bottom w:type="dxa" w:w="60"/>
-              <w:right w:type="dxa" w:w="100"/>
-            </w:tcMar>
-          </w:tcPr>
-          <w:p>
-            <w:r>
-              <w:rPr>
-                <w:rFonts w:ascii="Consolas" w:cs="Consolas" w:eastAsia="Consolas" w:hAnsi="Consolas"/>
-                <w:b/>
-                <w:bCs/>
-                <w:sz w:val="17"/>
-                <w:szCs w:val="17"/>
-                <w:shd w:fill="F2F7FB" w:val="clear"/>
-              </w:rPr>
-              <w:t xml:space="preserve">ct_PlanID</w:t>
-            </w:r>
-          </w:p>
-        </w:tc>
-        <w:tc>
-          <w:tcPr>
-            <w:tcW w:type="dxa" w:w="2600"/>
-            <w:tcBorders>
-              <w:top w:val="single" w:color="CCCCCC" w:sz="1"/>
-              <w:left w:val="single" w:color="CCCCCC" w:sz="1"/>
-              <w:bottom w:val="single" w:color="CCCCCC" w:sz="1"/>
-              <w:right w:val="single" w:color="CCCCCC" w:sz="1"/>
-            </w:tcBorders>
-            <w:shd w:fill="F2F7FB" w:val="clear"/>
-            <w:tcMar>
-              <w:top w:type="dxa" w:w="60"/>
-              <w:left w:type="dxa" w:w="100"/>
-              <w:bottom w:type="dxa" w:w="60"/>
-              <w:right w:type="dxa" w:w="100"/>
-            </w:tcMar>
-          </w:tcPr>
-          <w:p>
-            <w:r>
-              <w:rPr>
-                <w:rFonts w:ascii="Consolas" w:cs="Consolas" w:eastAsia="Consolas" w:hAnsi="Consolas"/>
-                <w:sz w:val="17"/>
-                <w:szCs w:val="17"/>
-                <w:shd w:fill="F2F7FB" w:val="clear"/>
-              </w:rPr>
-              <w:t xml:space="preserve">INT NULL (FK)</w:t>
-            </w:r>
-          </w:p>
-        </w:tc>
-        <w:tc>
-          <w:tcPr>
-            <w:tcW w:type="dxa" w:w="3960"/>
-            <w:tcBorders>
-              <w:top w:val="single" w:color="CCCCCC" w:sz="1"/>
-              <w:left w:val="single" w:color="CCCCCC" w:sz="1"/>
-              <w:bottom w:val="single" w:color="CCCCCC" w:sz="1"/>
-              <w:right w:val="single" w:color="CCCCCC" w:sz="1"/>
-            </w:tcBorders>
-            <w:shd w:fill="F2F7FB" w:val="clear"/>
-            <w:tcMar>
-              <w:top w:type="dxa" w:w="60"/>
-              <w:left w:type="dxa" w:w="100"/>
-              <w:bottom w:type="dxa" w:w="60"/>
-              <w:right w:type="dxa" w:w="100"/>
-            </w:tcMar>
-          </w:tcPr>
-          <w:p>
-            <w:r>
-              <w:rPr>
-                <w:rFonts w:ascii="Arial" w:cs="Arial" w:eastAsia="Arial" w:hAnsi="Arial"/>
-                <w:sz w:val="18"/>
-                <w:szCs w:val="18"/>
-                <w:shd w:fill="F2F7FB" w:val="clear"/>
-              </w:rPr>
-              <w:t xml:space="preserve">References Plan; NULL for multi/combo/shared</w:t>
-            </w:r>
-          </w:p>
-        </w:tc>
-      </w:tr>
-      <w:tr>
-        <w:tc>
-          <w:tcPr>
-            <w:tcW w:type="dxa" w:w="2800"/>
-            <w:tcBorders>
-              <w:top w:val="single" w:color="CCCCCC" w:sz="1"/>
-              <w:left w:val="single" w:color="CCCCCC" w:sz="1"/>
-              <w:bottom w:val="single" w:color="CCCCCC" w:sz="1"/>
-              <w:right w:val="single" w:color="CCCCCC" w:sz="1"/>
-            </w:tcBorders>
-            <w:tcMar>
-              <w:top w:type="dxa" w:w="60"/>
-              <w:left w:type="dxa" w:w="100"/>
-              <w:bottom w:type="dxa" w:w="60"/>
-              <w:right w:type="dxa" w:w="100"/>
-            </w:tcMar>
-          </w:tcPr>
-          <w:p>
-            <w:r>
-              <w:rPr>
-                <w:rFonts w:ascii="Consolas" w:cs="Consolas" w:eastAsia="Consolas" w:hAnsi="Consolas"/>
-                <w:b/>
-                <w:bCs/>
-                <w:sz w:val="17"/>
-                <w:szCs w:val="17"/>
-              </w:rPr>
-              <w:t xml:space="preserve">ExhibitTemplateID</w:t>
-            </w:r>
-          </w:p>
-        </w:tc>
-        <w:tc>
-          <w:tcPr>
-            <w:tcW w:type="dxa" w:w="2600"/>
-            <w:tcBorders>
-              <w:top w:val="single" w:color="CCCCCC" w:sz="1"/>
-              <w:left w:val="single" w:color="CCCCCC" w:sz="1"/>
-              <w:bottom w:val="single" w:color="CCCCCC" w:sz="1"/>
-              <w:right w:val="single" w:color="CCCCCC" w:sz="1"/>
-            </w:tcBorders>
-            <w:tcMar>
-              <w:top w:type="dxa" w:w="60"/>
-              <w:left w:type="dxa" w:w="100"/>
-              <w:bottom w:type="dxa" w:w="60"/>
-              <w:right w:type="dxa" w:w="100"/>
-            </w:tcMar>
-          </w:tcPr>
-          <w:p>
-            <w:r>
-              <w:rPr>
-                <w:rFonts w:ascii="Consolas" w:cs="Consolas" w:eastAsia="Consolas" w:hAnsi="Consolas"/>
-                <w:sz w:val="17"/>
-                <w:szCs w:val="17"/>
-              </w:rPr>
-              <w:t xml:space="preserve">INT NULL (FK)</w:t>
-            </w:r>
-          </w:p>
-        </w:tc>
-        <w:tc>
-          <w:tcPr>
-            <w:tcW w:type="dxa" w:w="3960"/>
-            <w:tcBorders>
-              <w:top w:val="single" w:color="CCCCCC" w:sz="1"/>
-              <w:left w:val="single" w:color="CCCCCC" w:sz="1"/>
-              <w:bottom w:val="single" w:color="CCCCCC" w:sz="1"/>
-              <w:right w:val="single" w:color="CCCCCC" w:sz="1"/>
-            </w:tcBorders>
-            <w:tcMar>
-              <w:top w:type="dxa" w:w="60"/>
-              <w:left w:type="dxa" w:w="100"/>
-              <w:bottom w:type="dxa" w:w="60"/>
-              <w:right w:type="dxa" w:w="100"/>
-            </w:tcMar>
-          </w:tcPr>
-          <w:p>
-            <w:r>
-              <w:rPr>
-                <w:rFonts w:ascii="Arial" w:cs="Arial" w:eastAsia="Arial" w:hAnsi="Arial"/>
-                <w:sz w:val="18"/>
-                <w:szCs w:val="18"/>
-              </w:rPr>
-              <w:t xml:space="preserve">References ExhibitTemplate</w:t>
-            </w:r>
-          </w:p>
-        </w:tc>
-      </w:tr>
-      <w:tr>
-        <w:tc>
-          <w:tcPr>
-            <w:tcW w:type="dxa" w:w="2800"/>
-            <w:tcBorders>
-              <w:top w:val="single" w:color="CCCCCC" w:sz="1"/>
-              <w:left w:val="single" w:color="CCCCCC" w:sz="1"/>
-              <w:bottom w:val="single" w:color="CCCCCC" w:sz="1"/>
-              <w:right w:val="single" w:color="CCCCCC" w:sz="1"/>
-            </w:tcBorders>
-            <w:shd w:fill="F2F7FB" w:val="clear"/>
-            <w:tcMar>
-              <w:top w:type="dxa" w:w="60"/>
-              <w:left w:type="dxa" w:w="100"/>
-              <w:bottom w:type="dxa" w:w="60"/>
-              <w:right w:type="dxa" w:w="100"/>
-            </w:tcMar>
-          </w:tcPr>
-          <w:p>
-            <w:r>
-              <w:rPr>
-                <w:rFonts w:ascii="Consolas" w:cs="Consolas" w:eastAsia="Consolas" w:hAnsi="Consolas"/>
-                <w:b/>
-                <w:bCs/>
-                <w:sz w:val="17"/>
-                <w:szCs w:val="17"/>
-                <w:shd w:fill="F2F7FB" w:val="clear"/>
-              </w:rPr>
-              <w:t xml:space="preserve">BulkTierOverrideID</w:t>
-            </w:r>
-          </w:p>
-        </w:tc>
-        <w:tc>
-          <w:tcPr>
-            <w:tcW w:type="dxa" w:w="2600"/>
-            <w:tcBorders>
-              <w:top w:val="single" w:color="CCCCCC" w:sz="1"/>
-              <w:left w:val="single" w:color="CCCCCC" w:sz="1"/>
-              <w:bottom w:val="single" w:color="CCCCCC" w:sz="1"/>
-              <w:right w:val="single" w:color="CCCCCC" w:sz="1"/>
-            </w:tcBorders>
-            <w:shd w:fill="F2F7FB" w:val="clear"/>
-            <w:tcMar>
-              <w:top w:type="dxa" w:w="60"/>
-              <w:left w:type="dxa" w:w="100"/>
-              <w:bottom w:type="dxa" w:w="60"/>
-              <w:right w:type="dxa" w:w="100"/>
-            </w:tcMar>
-          </w:tcPr>
-          <w:p>
-            <w:r>
-              <w:rPr>
-                <w:rFonts w:ascii="Consolas" w:cs="Consolas" w:eastAsia="Consolas" w:hAnsi="Consolas"/>
-                <w:sz w:val="17"/>
-                <w:szCs w:val="17"/>
-                <w:shd w:fill="F2F7FB" w:val="clear"/>
-              </w:rPr>
-              <w:t xml:space="preserve">INT NULL (FK)</w:t>
-            </w:r>
-          </w:p>
-        </w:tc>
-        <w:tc>
-          <w:tcPr>
-            <w:tcW w:type="dxa" w:w="3960"/>
-            <w:tcBorders>
-              <w:top w:val="single" w:color="CCCCCC" w:sz="1"/>
-              <w:left w:val="single" w:color="CCCCCC" w:sz="1"/>
-              <w:bottom w:val="single" w:color="CCCCCC" w:sz="1"/>
-              <w:right w:val="single" w:color="CCCCCC" w:sz="1"/>
-            </w:tcBorders>
-            <w:shd w:fill="F2F7FB" w:val="clear"/>
-            <w:tcMar>
-              <w:top w:type="dxa" w:w="60"/>
-              <w:left w:type="dxa" w:w="100"/>
-              <w:bottom w:type="dxa" w:w="60"/>
-              <w:right w:type="dxa" w:w="100"/>
-            </w:tcMar>
-          </w:tcPr>
-          <w:p>
-            <w:r>
-              <w:rPr>
-                <w:rFonts w:ascii="Arial" w:cs="Arial" w:eastAsia="Arial" w:hAnsi="Arial"/>
-                <w:sz w:val="18"/>
-                <w:szCs w:val="18"/>
-                <w:shd w:fill="F2F7FB" w:val="clear"/>
-              </w:rPr>
-              <w:t xml:space="preserve">References BulkTierOverride</w:t>
-            </w:r>
-          </w:p>
-        </w:tc>
-      </w:tr>
-      <w:tr>
-        <w:tc>
-          <w:tcPr>
-            <w:tcW w:type="dxa" w:w="2800"/>
-            <w:tcBorders>
-              <w:top w:val="single" w:color="CCCCCC" w:sz="1"/>
-              <w:left w:val="single" w:color="CCCCCC" w:sz="1"/>
-              <w:bottom w:val="single" w:color="CCCCCC" w:sz="1"/>
-              <w:right w:val="single" w:color="CCCCCC" w:sz="1"/>
-            </w:tcBorders>
-            <w:tcMar>
-              <w:top w:type="dxa" w:w="60"/>
-              <w:left w:type="dxa" w:w="100"/>
-              <w:bottom w:type="dxa" w:w="60"/>
-              <w:right w:type="dxa" w:w="100"/>
-            </w:tcMar>
-          </w:tcPr>
-          <w:p>
-            <w:r>
-              <w:rPr>
-                <w:rFonts w:ascii="Consolas" w:cs="Consolas" w:eastAsia="Consolas" w:hAnsi="Consolas"/>
-                <w:b/>
-                <w:bCs/>
-                <w:sz w:val="17"/>
-                <w:szCs w:val="17"/>
-              </w:rPr>
-              <w:t xml:space="preserve">BulkPctThresholdID</w:t>
-            </w:r>
-          </w:p>
-        </w:tc>
-        <w:tc>
-          <w:tcPr>
-            <w:tcW w:type="dxa" w:w="2600"/>
-            <w:tcBorders>
-              <w:top w:val="single" w:color="CCCCCC" w:sz="1"/>
-              <w:left w:val="single" w:color="CCCCCC" w:sz="1"/>
-              <w:bottom w:val="single" w:color="CCCCCC" w:sz="1"/>
-              <w:right w:val="single" w:color="CCCCCC" w:sz="1"/>
-            </w:tcBorders>
-            <w:tcMar>
-              <w:top w:type="dxa" w:w="60"/>
-              <w:left w:type="dxa" w:w="100"/>
-              <w:bottom w:type="dxa" w:w="60"/>
-              <w:right w:type="dxa" w:w="100"/>
-            </w:tcMar>
-          </w:tcPr>
-          <w:p>
-            <w:r>
-              <w:rPr>
-                <w:rFonts w:ascii="Consolas" w:cs="Consolas" w:eastAsia="Consolas" w:hAnsi="Consolas"/>
-                <w:sz w:val="17"/>
-                <w:szCs w:val="17"/>
-              </w:rPr>
-              <w:t xml:space="preserve">INT NULL (FK)</w:t>
-            </w:r>
-          </w:p>
-        </w:tc>
-        <w:tc>
-          <w:tcPr>
-            <w:tcW w:type="dxa" w:w="3960"/>
-            <w:tcBorders>
-              <w:top w:val="single" w:color="CCCCCC" w:sz="1"/>
-              <w:left w:val="single" w:color="CCCCCC" w:sz="1"/>
-              <w:bottom w:val="single" w:color="CCCCCC" w:sz="1"/>
-              <w:right w:val="single" w:color="CCCCCC" w:sz="1"/>
-            </w:tcBorders>
-            <w:tcMar>
-              <w:top w:type="dxa" w:w="60"/>
-              <w:left w:type="dxa" w:w="100"/>
-              <w:bottom w:type="dxa" w:w="60"/>
-              <w:right w:type="dxa" w:w="100"/>
-            </w:tcMar>
-          </w:tcPr>
-          <w:p>
-            <w:r>
-              <w:rPr>
-                <w:rFonts w:ascii="Arial" w:cs="Arial" w:eastAsia="Arial" w:hAnsi="Arial"/>
-                <w:sz w:val="18"/>
-                <w:szCs w:val="18"/>
-              </w:rPr>
-              <w:t xml:space="preserve">References BulkPctThreshold</w:t>
-            </w:r>
-          </w:p>
-        </w:tc>
-      </w:tr>
-      <w:tr>
-        <w:tc>
-          <w:tcPr>
-            <w:tcW w:type="dxa" w:w="2800"/>
-            <w:tcBorders>
-              <w:top w:val="single" w:color="CCCCCC" w:sz="1"/>
-              <w:left w:val="single" w:color="CCCCCC" w:sz="1"/>
-              <w:bottom w:val="single" w:color="CCCCCC" w:sz="1"/>
-              <w:right w:val="single" w:color="CCCCCC" w:sz="1"/>
-            </w:tcBorders>
-            <w:shd w:fill="F2F7FB" w:val="clear"/>
-            <w:tcMar>
-              <w:top w:type="dxa" w:w="60"/>
-              <w:left w:type="dxa" w:w="100"/>
-              <w:bottom w:type="dxa" w:w="60"/>
-              <w:right w:type="dxa" w:w="100"/>
-            </w:tcMar>
-          </w:tcPr>
-          <w:p>
-            <w:r>
-              <w:rPr>
-                <w:rFonts w:ascii="Consolas" w:cs="Consolas" w:eastAsia="Consolas" w:hAnsi="Consolas"/>
-                <w:b/>
-                <w:bCs/>
-                <w:sz w:val="17"/>
-                <w:szCs w:val="17"/>
-                <w:shd w:fill="F2F7FB" w:val="clear"/>
-              </w:rPr>
-              <w:t xml:space="preserve">QDIACheckOptOut</w:t>
-            </w:r>
-          </w:p>
-        </w:tc>
-        <w:tc>
-          <w:tcPr>
-            <w:tcW w:type="dxa" w:w="2600"/>
-            <w:tcBorders>
-              <w:top w:val="single" w:color="CCCCCC" w:sz="1"/>
-              <w:left w:val="single" w:color="CCCCCC" w:sz="1"/>
-              <w:bottom w:val="single" w:color="CCCCCC" w:sz="1"/>
-              <w:right w:val="single" w:color="CCCCCC" w:sz="1"/>
-            </w:tcBorders>
-            <w:shd w:fill="F2F7FB" w:val="clear"/>
-            <w:tcMar>
-              <w:top w:type="dxa" w:w="60"/>
-              <w:left w:type="dxa" w:w="100"/>
-              <w:bottom w:type="dxa" w:w="60"/>
-              <w:right w:type="dxa" w:w="100"/>
-            </w:tcMar>
-          </w:tcPr>
-          <w:p>
-            <w:r>
-              <w:rPr>
-                <w:rFonts w:ascii="Consolas" w:cs="Consolas" w:eastAsia="Consolas" w:hAnsi="Consolas"/>
-                <w:sz w:val="17"/>
-                <w:szCs w:val="17"/>
-                <w:shd w:fill="F2F7FB" w:val="clear"/>
-              </w:rPr>
-              <w:t xml:space="preserve">BIT</w:t>
-            </w:r>
-          </w:p>
-        </w:tc>
-        <w:tc>
-          <w:tcPr>
-            <w:tcW w:type="dxa" w:w="3960"/>
-            <w:tcBorders>
-              <w:top w:val="single" w:color="CCCCCC" w:sz="1"/>
-              <w:left w:val="single" w:color="CCCCCC" w:sz="1"/>
-              <w:bottom w:val="single" w:color="CCCCCC" w:sz="1"/>
-              <w:right w:val="single" w:color="CCCCCC" w:sz="1"/>
-            </w:tcBorders>
-            <w:shd w:fill="F2F7FB" w:val="clear"/>
-            <w:tcMar>
-              <w:top w:type="dxa" w:w="60"/>
-              <w:left w:type="dxa" w:w="100"/>
-              <w:bottom w:type="dxa" w:w="60"/>
-              <w:right w:type="dxa" w:w="100"/>
-            </w:tcMar>
-          </w:tcPr>
-          <w:p>
-            <w:r>
-              <w:rPr>
-                <w:rFonts w:ascii="Arial" w:cs="Arial" w:eastAsia="Arial" w:hAnsi="Arial"/>
-                <w:sz w:val="18"/>
-                <w:szCs w:val="18"/>
-                <w:shd w:fill="F2F7FB" w:val="clear"/>
-              </w:rPr>
-              <w:t xml:space="preserve">Opt out of QDIA compliance check</w:t>
-            </w:r>
-          </w:p>
-        </w:tc>
-      </w:tr>
-      <w:tr>
-        <w:tc>
-          <w:tcPr>
-            <w:tcW w:type="dxa" w:w="2800"/>
-            <w:tcBorders>
-              <w:top w:val="single" w:color="CCCCCC" w:sz="1"/>
-              <w:left w:val="single" w:color="CCCCCC" w:sz="1"/>
-              <w:bottom w:val="single" w:color="CCCCCC" w:sz="1"/>
-              <w:right w:val="single" w:color="CCCCCC" w:sz="1"/>
-            </w:tcBorders>
-            <w:tcMar>
-              <w:top w:type="dxa" w:w="60"/>
-              <w:left w:type="dxa" w:w="100"/>
-              <w:bottom w:type="dxa" w:w="60"/>
-              <w:right w:type="dxa" w:w="100"/>
-            </w:tcMar>
-          </w:tcPr>
-          <w:p>
-            <w:r>
-              <w:rPr>
-                <w:rFonts w:ascii="Consolas" w:cs="Consolas" w:eastAsia="Consolas" w:hAnsi="Consolas"/>
-                <w:b/>
-                <w:bCs/>
-                <w:sz w:val="17"/>
-                <w:szCs w:val="17"/>
-              </w:rPr>
-              <w:t xml:space="preserve">CandidateInvestments</w:t>
-            </w:r>
-          </w:p>
-        </w:tc>
-        <w:tc>
-          <w:tcPr>
-            <w:tcW w:type="dxa" w:w="2600"/>
-            <w:tcBorders>
-              <w:top w:val="single" w:color="CCCCCC" w:sz="1"/>
-              <w:left w:val="single" w:color="CCCCCC" w:sz="1"/>
-              <w:bottom w:val="single" w:color="CCCCCC" w:sz="1"/>
-              <w:right w:val="single" w:color="CCCCCC" w:sz="1"/>
-            </w:tcBorders>
-            <w:tcMar>
-              <w:top w:type="dxa" w:w="60"/>
-              <w:left w:type="dxa" w:w="100"/>
-              <w:bottom w:type="dxa" w:w="60"/>
-              <w:right w:type="dxa" w:w="100"/>
-            </w:tcMar>
-          </w:tcPr>
-          <w:p>
-            <w:r>
-              <w:rPr>
-                <w:rFonts w:ascii="Consolas" w:cs="Consolas" w:eastAsia="Consolas" w:hAnsi="Consolas"/>
-                <w:sz w:val="17"/>
-                <w:szCs w:val="17"/>
-              </w:rPr>
-              <w:t xml:space="preserve">BIT</w:t>
-            </w:r>
-          </w:p>
-        </w:tc>
-        <w:tc>
-          <w:tcPr>
-            <w:tcW w:type="dxa" w:w="3960"/>
-            <w:tcBorders>
-              <w:top w:val="single" w:color="CCCCCC" w:sz="1"/>
-              <w:left w:val="single" w:color="CCCCCC" w:sz="1"/>
-              <w:bottom w:val="single" w:color="CCCCCC" w:sz="1"/>
-              <w:right w:val="single" w:color="CCCCCC" w:sz="1"/>
-            </w:tcBorders>
-            <w:tcMar>
-              <w:top w:type="dxa" w:w="60"/>
-              <w:left w:type="dxa" w:w="100"/>
-              <w:bottom w:type="dxa" w:w="60"/>
-              <w:right w:type="dxa" w:w="100"/>
-            </w:tcMar>
-          </w:tcPr>
-          <w:p>
-            <w:r>
-              <w:rPr>
-                <w:rFonts w:ascii="Arial" w:cs="Arial" w:eastAsia="Arial" w:hAnsi="Arial"/>
-                <w:sz w:val="18"/>
-                <w:szCs w:val="18"/>
-              </w:rPr>
-              <w:t xml:space="preserve">Include candidate investments in report</w:t>
-            </w:r>
-          </w:p>
-        </w:tc>
-      </w:tr>
-      <w:tr>
-        <w:tc>
-          <w:tcPr>
-            <w:tcW w:type="dxa" w:w="2800"/>
-            <w:tcBorders>
-              <w:top w:val="single" w:color="CCCCCC" w:sz="1"/>
-              <w:left w:val="single" w:color="CCCCCC" w:sz="1"/>
-              <w:bottom w:val="single" w:color="CCCCCC" w:sz="1"/>
-              <w:right w:val="single" w:color="CCCCCC" w:sz="1"/>
-            </w:tcBorders>
-            <w:shd w:fill="F2F7FB" w:val="clear"/>
-            <w:tcMar>
-              <w:top w:type="dxa" w:w="60"/>
-              <w:left w:type="dxa" w:w="100"/>
-              <w:bottom w:type="dxa" w:w="60"/>
-              <w:right w:type="dxa" w:w="100"/>
-            </w:tcMar>
-          </w:tcPr>
-          <w:p>
-            <w:r>
-              <w:rPr>
-                <w:rFonts w:ascii="Consolas" w:cs="Consolas" w:eastAsia="Consolas" w:hAnsi="Consolas"/>
-                <w:b/>
-                <w:bCs/>
-                <w:sz w:val="17"/>
-                <w:szCs w:val="17"/>
-                <w:shd w:fill="F2F7FB" w:val="clear"/>
-              </w:rPr>
-              <w:t xml:space="preserve">IncludeFundChanges</w:t>
-            </w:r>
-          </w:p>
-        </w:tc>
-        <w:tc>
-          <w:tcPr>
-            <w:tcW w:type="dxa" w:w="2600"/>
-            <w:tcBorders>
-              <w:top w:val="single" w:color="CCCCCC" w:sz="1"/>
-              <w:left w:val="single" w:color="CCCCCC" w:sz="1"/>
-              <w:bottom w:val="single" w:color="CCCCCC" w:sz="1"/>
-              <w:right w:val="single" w:color="CCCCCC" w:sz="1"/>
-            </w:tcBorders>
-            <w:shd w:fill="F2F7FB" w:val="clear"/>
-            <w:tcMar>
-              <w:top w:type="dxa" w:w="60"/>
-              <w:left w:type="dxa" w:w="100"/>
-              <w:bottom w:type="dxa" w:w="60"/>
-              <w:right w:type="dxa" w:w="100"/>
-            </w:tcMar>
-          </w:tcPr>
-          <w:p>
-            <w:r>
-              <w:rPr>
-                <w:rFonts w:ascii="Consolas" w:cs="Consolas" w:eastAsia="Consolas" w:hAnsi="Consolas"/>
-                <w:sz w:val="17"/>
-                <w:szCs w:val="17"/>
-                <w:shd w:fill="F2F7FB" w:val="clear"/>
-              </w:rPr>
-              <w:t xml:space="preserve">BIT</w:t>
-            </w:r>
-          </w:p>
-        </w:tc>
-        <w:tc>
-          <w:tcPr>
-            <w:tcW w:type="dxa" w:w="3960"/>
-            <w:tcBorders>
-              <w:top w:val="single" w:color="CCCCCC" w:sz="1"/>
-              <w:left w:val="single" w:color="CCCCCC" w:sz="1"/>
-              <w:bottom w:val="single" w:color="CCCCCC" w:sz="1"/>
-              <w:right w:val="single" w:color="CCCCCC" w:sz="1"/>
-            </w:tcBorders>
-            <w:shd w:fill="F2F7FB" w:val="clear"/>
-            <w:tcMar>
-              <w:top w:type="dxa" w:w="60"/>
-              <w:left w:type="dxa" w:w="100"/>
-              <w:bottom w:type="dxa" w:w="60"/>
-              <w:right w:type="dxa" w:w="100"/>
-            </w:tcMar>
-          </w:tcPr>
-          <w:p>
-            <w:r>
-              <w:rPr>
-                <w:rFonts w:ascii="Arial" w:cs="Arial" w:eastAsia="Arial" w:hAnsi="Arial"/>
-                <w:sz w:val="18"/>
-                <w:szCs w:val="18"/>
-                <w:shd w:fill="F2F7FB" w:val="clear"/>
-              </w:rPr>
-              <w:t xml:space="preserve">Track fund changes</w:t>
-            </w:r>
-          </w:p>
-        </w:tc>
-      </w:tr>
-      <w:tr>
-        <w:tc>
-          <w:tcPr>
-            <w:tcW w:type="dxa" w:w="2800"/>
-            <w:tcBorders>
-              <w:top w:val="single" w:color="CCCCCC" w:sz="1"/>
-              <w:left w:val="single" w:color="CCCCCC" w:sz="1"/>
-              <w:bottom w:val="single" w:color="CCCCCC" w:sz="1"/>
-              <w:right w:val="single" w:color="CCCCCC" w:sz="1"/>
-            </w:tcBorders>
-            <w:tcMar>
-              <w:top w:type="dxa" w:w="60"/>
-              <w:left w:type="dxa" w:w="100"/>
-              <w:bottom w:type="dxa" w:w="60"/>
-              <w:right w:type="dxa" w:w="100"/>
-            </w:tcMar>
-          </w:tcPr>
-          <w:p>
-            <w:r>
-              <w:rPr>
-                <w:rFonts w:ascii="Consolas" w:cs="Consolas" w:eastAsia="Consolas" w:hAnsi="Consolas"/>
-                <w:b/>
-                <w:bCs/>
-                <w:sz w:val="17"/>
-                <w:szCs w:val="17"/>
-              </w:rPr>
-              <w:t xml:space="preserve">OptInAllFundChanges</w:t>
-            </w:r>
-          </w:p>
-        </w:tc>
-        <w:tc>
-          <w:tcPr>
-            <w:tcW w:type="dxa" w:w="2600"/>
-            <w:tcBorders>
-              <w:top w:val="single" w:color="CCCCCC" w:sz="1"/>
-              <w:left w:val="single" w:color="CCCCCC" w:sz="1"/>
-              <w:bottom w:val="single" w:color="CCCCCC" w:sz="1"/>
-              <w:right w:val="single" w:color="CCCCCC" w:sz="1"/>
-            </w:tcBorders>
-            <w:tcMar>
-              <w:top w:type="dxa" w:w="60"/>
-              <w:left w:type="dxa" w:w="100"/>
-              <w:bottom w:type="dxa" w:w="60"/>
-              <w:right w:type="dxa" w:w="100"/>
-            </w:tcMar>
-          </w:tcPr>
-          <w:p>
-            <w:r>
-              <w:rPr>
-                <w:rFonts w:ascii="Consolas" w:cs="Consolas" w:eastAsia="Consolas" w:hAnsi="Consolas"/>
-                <w:sz w:val="17"/>
-                <w:szCs w:val="17"/>
-              </w:rPr>
-              <w:t xml:space="preserve">BIT</w:t>
-            </w:r>
-          </w:p>
-        </w:tc>
-        <w:tc>
-          <w:tcPr>
-            <w:tcW w:type="dxa" w:w="3960"/>
-            <w:tcBorders>
-              <w:top w:val="single" w:color="CCCCCC" w:sz="1"/>
-              <w:left w:val="single" w:color="CCCCCC" w:sz="1"/>
-              <w:bottom w:val="single" w:color="CCCCCC" w:sz="1"/>
-              <w:right w:val="single" w:color="CCCCCC" w:sz="1"/>
-            </w:tcBorders>
-            <w:tcMar>
-              <w:top w:type="dxa" w:w="60"/>
-              <w:left w:type="dxa" w:w="100"/>
-              <w:bottom w:type="dxa" w:w="60"/>
-              <w:right w:type="dxa" w:w="100"/>
-            </w:tcMar>
-          </w:tcPr>
-          <w:p>
-            <w:r>
-              <w:rPr>
-                <w:rFonts w:ascii="Arial" w:cs="Arial" w:eastAsia="Arial" w:hAnsi="Arial"/>
-                <w:sz w:val="18"/>
-                <w:szCs w:val="18"/>
-              </w:rPr>
-              <w:t xml:space="preserve">Auto-include all fund changes</w:t>
-            </w:r>
-          </w:p>
-        </w:tc>
-      </w:tr>
-      <w:tr>
-        <w:tc>
-          <w:tcPr>
-            <w:tcW w:type="dxa" w:w="2800"/>
-            <w:tcBorders>
-              <w:top w:val="single" w:color="CCCCCC" w:sz="1"/>
-              <w:left w:val="single" w:color="CCCCCC" w:sz="1"/>
-              <w:bottom w:val="single" w:color="CCCCCC" w:sz="1"/>
-              <w:right w:val="single" w:color="CCCCCC" w:sz="1"/>
-            </w:tcBorders>
-            <w:shd w:fill="F2F7FB" w:val="clear"/>
-            <w:tcMar>
-              <w:top w:type="dxa" w:w="60"/>
-              <w:left w:type="dxa" w:w="100"/>
-              <w:bottom w:type="dxa" w:w="60"/>
-              <w:right w:type="dxa" w:w="100"/>
-            </w:tcMar>
-          </w:tcPr>
-          <w:p>
-            <w:r>
-              <w:rPr>
-                <w:rFonts w:ascii="Consolas" w:cs="Consolas" w:eastAsia="Consolas" w:hAnsi="Consolas"/>
-                <w:b/>
-                <w:bCs/>
-                <w:sz w:val="17"/>
-                <w:szCs w:val="17"/>
-                <w:shd w:fill="F2F7FB" w:val="clear"/>
-              </w:rPr>
-              <w:t xml:space="preserve">ParentReportConfigID</w:t>
-            </w:r>
-          </w:p>
-        </w:tc>
-        <w:tc>
-          <w:tcPr>
-            <w:tcW w:type="dxa" w:w="2600"/>
-            <w:tcBorders>
-              <w:top w:val="single" w:color="CCCCCC" w:sz="1"/>
-              <w:left w:val="single" w:color="CCCCCC" w:sz="1"/>
-              <w:bottom w:val="single" w:color="CCCCCC" w:sz="1"/>
-              <w:right w:val="single" w:color="CCCCCC" w:sz="1"/>
-            </w:tcBorders>
-            <w:shd w:fill="F2F7FB" w:val="clear"/>
-            <w:tcMar>
-              <w:top w:type="dxa" w:w="60"/>
-              <w:left w:type="dxa" w:w="100"/>
-              <w:bottom w:type="dxa" w:w="60"/>
-              <w:right w:type="dxa" w:w="100"/>
-            </w:tcMar>
-          </w:tcPr>
-          <w:p>
-            <w:r>
-              <w:rPr>
-                <w:rFonts w:ascii="Consolas" w:cs="Consolas" w:eastAsia="Consolas" w:hAnsi="Consolas"/>
-                <w:sz w:val="17"/>
-                <w:szCs w:val="17"/>
-                <w:shd w:fill="F2F7FB" w:val="clear"/>
-              </w:rPr>
-              <w:t xml:space="preserve">INT NULL (FK)</w:t>
-            </w:r>
-          </w:p>
-        </w:tc>
-        <w:tc>
-          <w:tcPr>
-            <w:tcW w:type="dxa" w:w="3960"/>
-            <w:tcBorders>
-              <w:top w:val="single" w:color="CCCCCC" w:sz="1"/>
-              <w:left w:val="single" w:color="CCCCCC" w:sz="1"/>
-              <w:bottom w:val="single" w:color="CCCCCC" w:sz="1"/>
-              <w:right w:val="single" w:color="CCCCCC" w:sz="1"/>
-            </w:tcBorders>
-            <w:shd w:fill="F2F7FB" w:val="clear"/>
-            <w:tcMar>
-              <w:top w:type="dxa" w:w="60"/>
-              <w:left w:type="dxa" w:w="100"/>
-              <w:bottom w:type="dxa" w:w="60"/>
-              <w:right w:type="dxa" w:w="100"/>
-            </w:tcMar>
-          </w:tcPr>
-          <w:p>
-            <w:r>
-              <w:rPr>
-                <w:rFonts w:ascii="Arial" w:cs="Arial" w:eastAsia="Arial" w:hAnsi="Arial"/>
-                <w:sz w:val="18"/>
-                <w:szCs w:val="18"/>
-                <w:shd w:fill="F2F7FB" w:val="clear"/>
-              </w:rPr>
-              <w:t xml:space="preserve">Self-ref: parent config for ad-hoc runs</w:t>
-            </w:r>
-          </w:p>
-        </w:tc>
-      </w:tr>
-      <w:tr>
-        <w:tc>
-          <w:tcPr>
-            <w:tcW w:type="dxa" w:w="2800"/>
-            <w:tcBorders>
-              <w:top w:val="single" w:color="CCCCCC" w:sz="1"/>
-              <w:left w:val="single" w:color="CCCCCC" w:sz="1"/>
-              <w:bottom w:val="single" w:color="CCCCCC" w:sz="1"/>
-              <w:right w:val="single" w:color="CCCCCC" w:sz="1"/>
-            </w:tcBorders>
-            <w:tcMar>
-              <w:top w:type="dxa" w:w="60"/>
-              <w:left w:type="dxa" w:w="100"/>
-              <w:bottom w:type="dxa" w:w="60"/>
-              <w:right w:type="dxa" w:w="100"/>
-            </w:tcMar>
-          </w:tcPr>
-          <w:p>
-            <w:r>
-              <w:rPr>
-                <w:rFonts w:ascii="Consolas" w:cs="Consolas" w:eastAsia="Consolas" w:hAnsi="Consolas"/>
-                <w:b/>
-                <w:bCs/>
-                <w:sz w:val="17"/>
-                <w:szCs w:val="17"/>
-              </w:rPr>
-              <w:t xml:space="preserve">UserID</w:t>
-            </w:r>
-          </w:p>
-        </w:tc>
-        <w:tc>
-          <w:tcPr>
-            <w:tcW w:type="dxa" w:w="2600"/>
-            <w:tcBorders>
-              <w:top w:val="single" w:color="CCCCCC" w:sz="1"/>
-              <w:left w:val="single" w:color="CCCCCC" w:sz="1"/>
-              <w:bottom w:val="single" w:color="CCCCCC" w:sz="1"/>
-              <w:right w:val="single" w:color="CCCCCC" w:sz="1"/>
-            </w:tcBorders>
-            <w:tcMar>
-              <w:top w:type="dxa" w:w="60"/>
-              <w:left w:type="dxa" w:w="100"/>
-              <w:bottom w:type="dxa" w:w="60"/>
-              <w:right w:type="dxa" w:w="100"/>
-            </w:tcMar>
-          </w:tcPr>
-          <w:p>
-            <w:r>
-              <w:rPr>
-                <w:rFonts w:ascii="Consolas" w:cs="Consolas" w:eastAsia="Consolas" w:hAnsi="Consolas"/>
-                <w:sz w:val="17"/>
-                <w:szCs w:val="17"/>
-              </w:rPr>
-              <w:t xml:space="preserve">NVARCHAR(100)</w:t>
-            </w:r>
-          </w:p>
-        </w:tc>
-        <w:tc>
-          <w:tcPr>
-            <w:tcW w:type="dxa" w:w="3960"/>
-            <w:tcBorders>
-              <w:top w:val="single" w:color="CCCCCC" w:sz="1"/>
-              <w:left w:val="single" w:color="CCCCCC" w:sz="1"/>
-              <w:bottom w:val="single" w:color="CCCCCC" w:sz="1"/>
-              <w:right w:val="single" w:color="CCCCCC" w:sz="1"/>
-            </w:tcBorders>
-            <w:tcMar>
-              <w:top w:type="dxa" w:w="60"/>
-              <w:left w:type="dxa" w:w="100"/>
-              <w:bottom w:type="dxa" w:w="60"/>
-              <w:right w:type="dxa" w:w="100"/>
-            </w:tcMar>
-          </w:tcPr>
-          <w:p>
-            <w:r>
-              <w:rPr>
-                <w:rFonts w:ascii="Arial" w:cs="Arial" w:eastAsia="Arial" w:hAnsi="Arial"/>
-                <w:sz w:val="18"/>
-                <w:szCs w:val="18"/>
-              </w:rPr>
-              <w:t xml:space="preserve">User who created/last saved</w:t>
-            </w:r>
-          </w:p>
-        </w:tc>
-      </w:tr>
-      <w:tr>
-        <w:tc>
-          <w:tcPr>
-            <w:tcW w:type="dxa" w:w="2800"/>
-            <w:tcBorders>
-              <w:top w:val="single" w:color="CCCCCC" w:sz="1"/>
-              <w:left w:val="single" w:color="CCCCCC" w:sz="1"/>
-              <w:bottom w:val="single" w:color="CCCCCC" w:sz="1"/>
-              <w:right w:val="single" w:color="CCCCCC" w:sz="1"/>
-            </w:tcBorders>
-            <w:shd w:fill="F2F7FB" w:val="clear"/>
-            <w:tcMar>
-              <w:top w:type="dxa" w:w="60"/>
-              <w:left w:type="dxa" w:w="100"/>
-              <w:bottom w:type="dxa" w:w="60"/>
-              <w:right w:type="dxa" w:w="100"/>
-            </w:tcMar>
-          </w:tcPr>
-          <w:p>
-            <w:r>
-              <w:rPr>
-                <w:rFonts w:ascii="Consolas" w:cs="Consolas" w:eastAsia="Consolas" w:hAnsi="Consolas"/>
-                <w:b/>
-                <w:bCs/>
-                <w:sz w:val="17"/>
-                <w:szCs w:val="17"/>
-                <w:shd w:fill="F2F7FB" w:val="clear"/>
-              </w:rPr>
-              <w:t xml:space="preserve">LastSaved</w:t>
-            </w:r>
-          </w:p>
-        </w:tc>
-        <w:tc>
-          <w:tcPr>
-            <w:tcW w:type="dxa" w:w="2600"/>
-            <w:tcBorders>
-              <w:top w:val="single" w:color="CCCCCC" w:sz="1"/>
-              <w:left w:val="single" w:color="CCCCCC" w:sz="1"/>
-              <w:bottom w:val="single" w:color="CCCCCC" w:sz="1"/>
-              <w:right w:val="single" w:color="CCCCCC" w:sz="1"/>
-            </w:tcBorders>
-            <w:shd w:fill="F2F7FB" w:val="clear"/>
-            <w:tcMar>
-              <w:top w:type="dxa" w:w="60"/>
-              <w:left w:type="dxa" w:w="100"/>
-              <w:bottom w:type="dxa" w:w="60"/>
-              <w:right w:type="dxa" w:w="100"/>
-            </w:tcMar>
-          </w:tcPr>
-          <w:p>
-            <w:r>
-              <w:rPr>
-                <w:rFonts w:ascii="Consolas" w:cs="Consolas" w:eastAsia="Consolas" w:hAnsi="Consolas"/>
-                <w:sz w:val="17"/>
-                <w:szCs w:val="17"/>
-                <w:shd w:fill="F2F7FB" w:val="clear"/>
-              </w:rPr>
-              <w:t xml:space="preserve">DATETIME2</w:t>
-            </w:r>
-          </w:p>
-        </w:tc>
-        <w:tc>
-          <w:tcPr>
-            <w:tcW w:type="dxa" w:w="3960"/>
-            <w:tcBorders>
-              <w:top w:val="single" w:color="CCCCCC" w:sz="1"/>
-              <w:left w:val="single" w:color="CCCCCC" w:sz="1"/>
-              <w:bottom w:val="single" w:color="CCCCCC" w:sz="1"/>
-              <w:right w:val="single" w:color="CCCCCC" w:sz="1"/>
-            </w:tcBorders>
-            <w:shd w:fill="F2F7FB" w:val="clear"/>
-            <w:tcMar>
-              <w:top w:type="dxa" w:w="60"/>
-              <w:left w:type="dxa" w:w="100"/>
-              <w:bottom w:type="dxa" w:w="60"/>
-              <w:right w:type="dxa" w:w="100"/>
-            </w:tcMar>
-          </w:tcPr>
-          <w:p>
-            <w:r>
-              <w:rPr>
-                <w:rFonts w:ascii="Arial" w:cs="Arial" w:eastAsia="Arial" w:hAnsi="Arial"/>
-                <w:sz w:val="18"/>
-                <w:szCs w:val="18"/>
-                <w:shd w:fill="F2F7FB" w:val="clear"/>
-              </w:rPr>
-              <w:t xml:space="preserve">Last save timestamp</w:t>
+              <w:t xml:space="preserve">References PageSetOption — selected header text variant (NULL = default)</w:t>
             </w:r>
           </w:p>
         </w:tc>
@@ -7522,7 +6258,7 @@
         <w:rPr>
           <w:rFonts w:ascii="Arial" w:cs="Arial" w:eastAsia="Arial" w:hAnsi="Arial"/>
         </w:rPr>
-        <w:t xml:space="preserve">6. Fund Changes</w:t>
+        <w:t xml:space="preserve">5. Report Configuration</w:t>
       </w:r>
     </w:p>
     <w:p>
@@ -7538,7 +6274,7 @@
           <w:sz w:val="20"/>
           <w:szCs w:val="20"/>
         </w:rPr>
-        <w:t xml:space="preserve">Tracks in-progress and executed fund/investment changes at the plan level. The junction table ReportConfigFundChange determines which changes are included in each report configuration.</w:t>
+        <w:t xml:space="preserve">The central configuration entity that ties together exhibit templates, plan selections, bulk run settings, QDIA compliance, candidate investments, and fund change tracking.</w:t>
       </w:r>
     </w:p>
     <w:p>
@@ -7554,7 +6290,7 @@
           <w:sz w:val="24"/>
           <w:szCs w:val="24"/>
         </w:rPr>
-        <w:t xml:space="preserve">FundChange</w:t>
+        <w:t xml:space="preserve">ReportConfig</w:t>
       </w:r>
     </w:p>
     <w:tbl>
@@ -7698,7 +6434,7 @@
                 <w:sz w:val="17"/>
                 <w:szCs w:val="17"/>
               </w:rPr>
-              <w:t xml:space="preserve">FundChangeID</w:t>
+              <w:t xml:space="preserve">ReportConfigID</w:t>
             </w:r>
           </w:p>
         </w:tc>
@@ -7785,7 +6521,7 @@
                 <w:szCs w:val="17"/>
                 <w:shd w:fill="F2F7FB" w:val="clear"/>
               </w:rPr>
-              <w:t xml:space="preserve">ct_PlanID</w:t>
+              <w:t xml:space="preserve">ReportConfigName</w:t>
             </w:r>
           </w:p>
         </w:tc>
@@ -7814,7 +6550,7 @@
                 <w:szCs w:val="17"/>
                 <w:shd w:fill="F2F7FB" w:val="clear"/>
               </w:rPr>
-              <w:t xml:space="preserve">INT (FK)</w:t>
+              <w:t xml:space="preserve">NVARCHAR(200)</w:t>
             </w:r>
           </w:p>
         </w:tc>
@@ -7843,7 +6579,7 @@
                 <w:szCs w:val="18"/>
                 <w:shd w:fill="F2F7FB" w:val="clear"/>
               </w:rPr>
-              <w:t xml:space="preserve">References Plan</w:t>
+              <w:t xml:space="preserve">Configuration name</w:t>
             </w:r>
           </w:p>
         </w:tc>
@@ -7874,7 +6610,7 @@
                 <w:sz w:val="17"/>
                 <w:szCs w:val="17"/>
               </w:rPr>
-              <w:t xml:space="preserve">ChangeType</w:t>
+              <w:t xml:space="preserve">ReportConfigTypeID</w:t>
             </w:r>
           </w:p>
         </w:tc>
@@ -7901,7 +6637,7 @@
                 <w:sz w:val="17"/>
                 <w:szCs w:val="17"/>
               </w:rPr>
-              <w:t xml:space="preserve">VARCHAR(20)</w:t>
+              <w:t xml:space="preserve">INT (FK)</w:t>
             </w:r>
           </w:p>
         </w:tc>
@@ -7928,7 +6664,7 @@
                 <w:sz w:val="18"/>
                 <w:szCs w:val="18"/>
               </w:rPr>
-              <w:t xml:space="preserve">InProgress or Executed</w:t>
+              <w:t xml:space="preserve">References ReportConfigType (1-4)</w:t>
             </w:r>
           </w:p>
         </w:tc>
@@ -7961,7 +6697,7 @@
                 <w:szCs w:val="17"/>
                 <w:shd w:fill="F2F7FB" w:val="clear"/>
               </w:rPr>
-              <w:t xml:space="preserve">CurrentInvestment</w:t>
+              <w:t xml:space="preserve">IsPrimary</w:t>
             </w:r>
           </w:p>
         </w:tc>
@@ -7990,7 +6726,7 @@
                 <w:szCs w:val="17"/>
                 <w:shd w:fill="F2F7FB" w:val="clear"/>
               </w:rPr>
-              <w:t xml:space="preserve">NVARCHAR(200)</w:t>
+              <w:t xml:space="preserve">BIT</w:t>
             </w:r>
           </w:p>
         </w:tc>
@@ -8019,7 +6755,7 @@
                 <w:szCs w:val="18"/>
                 <w:shd w:fill="F2F7FB" w:val="clear"/>
               </w:rPr>
-              <w:t xml:space="preserve">Current investment name</w:t>
+              <w:t xml:space="preserve">Primary config for its type/plan</w:t>
             </w:r>
           </w:p>
         </w:tc>
@@ -8050,7 +6786,7 @@
                 <w:sz w:val="17"/>
                 <w:szCs w:val="17"/>
               </w:rPr>
-              <w:t xml:space="preserve">ReplacementInvestment</w:t>
+              <w:t xml:space="preserve">BulkRun</w:t>
             </w:r>
           </w:p>
         </w:tc>
@@ -8077,7 +6813,7 @@
                 <w:sz w:val="17"/>
                 <w:szCs w:val="17"/>
               </w:rPr>
-              <w:t xml:space="preserve">NVARCHAR(200) NULL</w:t>
+              <w:t xml:space="preserve">BIT</w:t>
             </w:r>
           </w:p>
         </w:tc>
@@ -8104,7 +6840,7 @@
                 <w:sz w:val="18"/>
                 <w:szCs w:val="18"/>
               </w:rPr>
-              <w:t xml:space="preserve">Replacement investment name</w:t>
+              <w:t xml:space="preserve">Include in bulk scheduling</w:t>
             </w:r>
           </w:p>
         </w:tc>
@@ -8137,7 +6873,7 @@
                 <w:szCs w:val="17"/>
                 <w:shd w:fill="F2F7FB" w:val="clear"/>
               </w:rPr>
-              <w:t xml:space="preserve">Percentage</w:t>
+              <w:t xml:space="preserve">PeriodTypeID</w:t>
             </w:r>
           </w:p>
         </w:tc>
@@ -8166,7 +6902,7 @@
                 <w:szCs w:val="17"/>
                 <w:shd w:fill="F2F7FB" w:val="clear"/>
               </w:rPr>
-              <w:t xml:space="preserve">DECIMAL(5,2)</w:t>
+              <w:t xml:space="preserve">INT (FK)</w:t>
             </w:r>
           </w:p>
         </w:tc>
@@ -8195,7 +6931,7 @@
                 <w:szCs w:val="18"/>
                 <w:shd w:fill="F2F7FB" w:val="clear"/>
               </w:rPr>
-              <w:t xml:space="preserve">Percent being changed (default 100)</w:t>
+              <w:t xml:space="preserve">References PeriodType</w:t>
             </w:r>
           </w:p>
         </w:tc>
@@ -8226,7 +6962,7 @@
                 <w:sz w:val="17"/>
                 <w:szCs w:val="17"/>
               </w:rPr>
-              <w:t xml:space="preserve">EffectiveDate</w:t>
+              <w:t xml:space="preserve">AccountID</w:t>
             </w:r>
           </w:p>
         </w:tc>
@@ -8253,7 +6989,7 @@
                 <w:sz w:val="17"/>
                 <w:szCs w:val="17"/>
               </w:rPr>
-              <w:t xml:space="preserve">DATE NULL</w:t>
+              <w:t xml:space="preserve">UNIQUEIDENTIFIER NULL (FK)</w:t>
             </w:r>
           </w:p>
         </w:tc>
@@ -8280,7 +7016,978 @@
                 <w:sz w:val="18"/>
                 <w:szCs w:val="18"/>
               </w:rPr>
-              <w:t xml:space="preserve">When change takes effect</w:t>
+              <w:t xml:space="preserve">NULL = CAPTRUST Shared; non-null = client-owned</w:t>
+            </w:r>
+          </w:p>
+        </w:tc>
+      </w:tr>
+      <w:tr>
+        <w:tc>
+          <w:tcPr>
+            <w:tcW w:type="dxa" w:w="2800"/>
+            <w:tcBorders>
+              <w:top w:val="single" w:color="CCCCCC" w:sz="1"/>
+              <w:left w:val="single" w:color="CCCCCC" w:sz="1"/>
+              <w:bottom w:val="single" w:color="CCCCCC" w:sz="1"/>
+              <w:right w:val="single" w:color="CCCCCC" w:sz="1"/>
+            </w:tcBorders>
+            <w:shd w:fill="F2F7FB" w:val="clear"/>
+            <w:tcMar>
+              <w:top w:type="dxa" w:w="60"/>
+              <w:left w:type="dxa" w:w="100"/>
+              <w:bottom w:type="dxa" w:w="60"/>
+              <w:right w:type="dxa" w:w="100"/>
+            </w:tcMar>
+          </w:tcPr>
+          <w:p>
+            <w:r>
+              <w:rPr>
+                <w:rFonts w:ascii="Consolas" w:cs="Consolas" w:eastAsia="Consolas" w:hAnsi="Consolas"/>
+                <w:b/>
+                <w:bCs/>
+                <w:sz w:val="17"/>
+                <w:szCs w:val="17"/>
+                <w:shd w:fill="F2F7FB" w:val="clear"/>
+              </w:rPr>
+              <w:t xml:space="preserve">ct_PlanID</w:t>
+            </w:r>
+          </w:p>
+        </w:tc>
+        <w:tc>
+          <w:tcPr>
+            <w:tcW w:type="dxa" w:w="2600"/>
+            <w:tcBorders>
+              <w:top w:val="single" w:color="CCCCCC" w:sz="1"/>
+              <w:left w:val="single" w:color="CCCCCC" w:sz="1"/>
+              <w:bottom w:val="single" w:color="CCCCCC" w:sz="1"/>
+              <w:right w:val="single" w:color="CCCCCC" w:sz="1"/>
+            </w:tcBorders>
+            <w:shd w:fill="F2F7FB" w:val="clear"/>
+            <w:tcMar>
+              <w:top w:type="dxa" w:w="60"/>
+              <w:left w:type="dxa" w:w="100"/>
+              <w:bottom w:type="dxa" w:w="60"/>
+              <w:right w:type="dxa" w:w="100"/>
+            </w:tcMar>
+          </w:tcPr>
+          <w:p>
+            <w:r>
+              <w:rPr>
+                <w:rFonts w:ascii="Consolas" w:cs="Consolas" w:eastAsia="Consolas" w:hAnsi="Consolas"/>
+                <w:sz w:val="17"/>
+                <w:szCs w:val="17"/>
+                <w:shd w:fill="F2F7FB" w:val="clear"/>
+              </w:rPr>
+              <w:t xml:space="preserve">INT NULL (FK)</w:t>
+            </w:r>
+          </w:p>
+        </w:tc>
+        <w:tc>
+          <w:tcPr>
+            <w:tcW w:type="dxa" w:w="3960"/>
+            <w:tcBorders>
+              <w:top w:val="single" w:color="CCCCCC" w:sz="1"/>
+              <w:left w:val="single" w:color="CCCCCC" w:sz="1"/>
+              <w:bottom w:val="single" w:color="CCCCCC" w:sz="1"/>
+              <w:right w:val="single" w:color="CCCCCC" w:sz="1"/>
+            </w:tcBorders>
+            <w:shd w:fill="F2F7FB" w:val="clear"/>
+            <w:tcMar>
+              <w:top w:type="dxa" w:w="60"/>
+              <w:left w:type="dxa" w:w="100"/>
+              <w:bottom w:type="dxa" w:w="60"/>
+              <w:right w:type="dxa" w:w="100"/>
+            </w:tcMar>
+          </w:tcPr>
+          <w:p>
+            <w:r>
+              <w:rPr>
+                <w:rFonts w:ascii="Arial" w:cs="Arial" w:eastAsia="Arial" w:hAnsi="Arial"/>
+                <w:sz w:val="18"/>
+                <w:szCs w:val="18"/>
+                <w:shd w:fill="F2F7FB" w:val="clear"/>
+              </w:rPr>
+              <w:t xml:space="preserve">References Plan; NULL for multi/combo/shared</w:t>
+            </w:r>
+          </w:p>
+        </w:tc>
+      </w:tr>
+      <w:tr>
+        <w:tc>
+          <w:tcPr>
+            <w:tcW w:type="dxa" w:w="2800"/>
+            <w:tcBorders>
+              <w:top w:val="single" w:color="CCCCCC" w:sz="1"/>
+              <w:left w:val="single" w:color="CCCCCC" w:sz="1"/>
+              <w:bottom w:val="single" w:color="CCCCCC" w:sz="1"/>
+              <w:right w:val="single" w:color="CCCCCC" w:sz="1"/>
+            </w:tcBorders>
+            <w:tcMar>
+              <w:top w:type="dxa" w:w="60"/>
+              <w:left w:type="dxa" w:w="100"/>
+              <w:bottom w:type="dxa" w:w="60"/>
+              <w:right w:type="dxa" w:w="100"/>
+            </w:tcMar>
+          </w:tcPr>
+          <w:p>
+            <w:r>
+              <w:rPr>
+                <w:rFonts w:ascii="Consolas" w:cs="Consolas" w:eastAsia="Consolas" w:hAnsi="Consolas"/>
+                <w:b/>
+                <w:bCs/>
+                <w:sz w:val="17"/>
+                <w:szCs w:val="17"/>
+              </w:rPr>
+              <w:t xml:space="preserve">ExhibitTemplateID</w:t>
+            </w:r>
+          </w:p>
+        </w:tc>
+        <w:tc>
+          <w:tcPr>
+            <w:tcW w:type="dxa" w:w="2600"/>
+            <w:tcBorders>
+              <w:top w:val="single" w:color="CCCCCC" w:sz="1"/>
+              <w:left w:val="single" w:color="CCCCCC" w:sz="1"/>
+              <w:bottom w:val="single" w:color="CCCCCC" w:sz="1"/>
+              <w:right w:val="single" w:color="CCCCCC" w:sz="1"/>
+            </w:tcBorders>
+            <w:tcMar>
+              <w:top w:type="dxa" w:w="60"/>
+              <w:left w:type="dxa" w:w="100"/>
+              <w:bottom w:type="dxa" w:w="60"/>
+              <w:right w:type="dxa" w:w="100"/>
+            </w:tcMar>
+          </w:tcPr>
+          <w:p>
+            <w:r>
+              <w:rPr>
+                <w:rFonts w:ascii="Consolas" w:cs="Consolas" w:eastAsia="Consolas" w:hAnsi="Consolas"/>
+                <w:sz w:val="17"/>
+                <w:szCs w:val="17"/>
+              </w:rPr>
+              <w:t xml:space="preserve">INT NULL (FK)</w:t>
+            </w:r>
+          </w:p>
+        </w:tc>
+        <w:tc>
+          <w:tcPr>
+            <w:tcW w:type="dxa" w:w="3960"/>
+            <w:tcBorders>
+              <w:top w:val="single" w:color="CCCCCC" w:sz="1"/>
+              <w:left w:val="single" w:color="CCCCCC" w:sz="1"/>
+              <w:bottom w:val="single" w:color="CCCCCC" w:sz="1"/>
+              <w:right w:val="single" w:color="CCCCCC" w:sz="1"/>
+            </w:tcBorders>
+            <w:tcMar>
+              <w:top w:type="dxa" w:w="60"/>
+              <w:left w:type="dxa" w:w="100"/>
+              <w:bottom w:type="dxa" w:w="60"/>
+              <w:right w:type="dxa" w:w="100"/>
+            </w:tcMar>
+          </w:tcPr>
+          <w:p>
+            <w:r>
+              <w:rPr>
+                <w:rFonts w:ascii="Arial" w:cs="Arial" w:eastAsia="Arial" w:hAnsi="Arial"/>
+                <w:sz w:val="18"/>
+                <w:szCs w:val="18"/>
+              </w:rPr>
+              <w:t xml:space="preserve">References ExhibitTemplate</w:t>
+            </w:r>
+          </w:p>
+        </w:tc>
+      </w:tr>
+      <w:tr>
+        <w:tc>
+          <w:tcPr>
+            <w:tcW w:type="dxa" w:w="2800"/>
+            <w:tcBorders>
+              <w:top w:val="single" w:color="CCCCCC" w:sz="1"/>
+              <w:left w:val="single" w:color="CCCCCC" w:sz="1"/>
+              <w:bottom w:val="single" w:color="CCCCCC" w:sz="1"/>
+              <w:right w:val="single" w:color="CCCCCC" w:sz="1"/>
+            </w:tcBorders>
+            <w:shd w:fill="F2F7FB" w:val="clear"/>
+            <w:tcMar>
+              <w:top w:type="dxa" w:w="60"/>
+              <w:left w:type="dxa" w:w="100"/>
+              <w:bottom w:type="dxa" w:w="60"/>
+              <w:right w:type="dxa" w:w="100"/>
+            </w:tcMar>
+          </w:tcPr>
+          <w:p>
+            <w:r>
+              <w:rPr>
+                <w:rFonts w:ascii="Consolas" w:cs="Consolas" w:eastAsia="Consolas" w:hAnsi="Consolas"/>
+                <w:b/>
+                <w:bCs/>
+                <w:sz w:val="17"/>
+                <w:szCs w:val="17"/>
+                <w:shd w:fill="F2F7FB" w:val="clear"/>
+              </w:rPr>
+              <w:t xml:space="preserve">BulkTierOverrideID</w:t>
+            </w:r>
+          </w:p>
+        </w:tc>
+        <w:tc>
+          <w:tcPr>
+            <w:tcW w:type="dxa" w:w="2600"/>
+            <w:tcBorders>
+              <w:top w:val="single" w:color="CCCCCC" w:sz="1"/>
+              <w:left w:val="single" w:color="CCCCCC" w:sz="1"/>
+              <w:bottom w:val="single" w:color="CCCCCC" w:sz="1"/>
+              <w:right w:val="single" w:color="CCCCCC" w:sz="1"/>
+            </w:tcBorders>
+            <w:shd w:fill="F2F7FB" w:val="clear"/>
+            <w:tcMar>
+              <w:top w:type="dxa" w:w="60"/>
+              <w:left w:type="dxa" w:w="100"/>
+              <w:bottom w:type="dxa" w:w="60"/>
+              <w:right w:type="dxa" w:w="100"/>
+            </w:tcMar>
+          </w:tcPr>
+          <w:p>
+            <w:r>
+              <w:rPr>
+                <w:rFonts w:ascii="Consolas" w:cs="Consolas" w:eastAsia="Consolas" w:hAnsi="Consolas"/>
+                <w:sz w:val="17"/>
+                <w:szCs w:val="17"/>
+                <w:shd w:fill="F2F7FB" w:val="clear"/>
+              </w:rPr>
+              <w:t xml:space="preserve">INT NULL (FK)</w:t>
+            </w:r>
+          </w:p>
+        </w:tc>
+        <w:tc>
+          <w:tcPr>
+            <w:tcW w:type="dxa" w:w="3960"/>
+            <w:tcBorders>
+              <w:top w:val="single" w:color="CCCCCC" w:sz="1"/>
+              <w:left w:val="single" w:color="CCCCCC" w:sz="1"/>
+              <w:bottom w:val="single" w:color="CCCCCC" w:sz="1"/>
+              <w:right w:val="single" w:color="CCCCCC" w:sz="1"/>
+            </w:tcBorders>
+            <w:shd w:fill="F2F7FB" w:val="clear"/>
+            <w:tcMar>
+              <w:top w:type="dxa" w:w="60"/>
+              <w:left w:type="dxa" w:w="100"/>
+              <w:bottom w:type="dxa" w:w="60"/>
+              <w:right w:type="dxa" w:w="100"/>
+            </w:tcMar>
+          </w:tcPr>
+          <w:p>
+            <w:r>
+              <w:rPr>
+                <w:rFonts w:ascii="Arial" w:cs="Arial" w:eastAsia="Arial" w:hAnsi="Arial"/>
+                <w:sz w:val="18"/>
+                <w:szCs w:val="18"/>
+                <w:shd w:fill="F2F7FB" w:val="clear"/>
+              </w:rPr>
+              <w:t xml:space="preserve">References BulkTierOverride</w:t>
+            </w:r>
+          </w:p>
+        </w:tc>
+      </w:tr>
+      <w:tr>
+        <w:tc>
+          <w:tcPr>
+            <w:tcW w:type="dxa" w:w="2800"/>
+            <w:tcBorders>
+              <w:top w:val="single" w:color="CCCCCC" w:sz="1"/>
+              <w:left w:val="single" w:color="CCCCCC" w:sz="1"/>
+              <w:bottom w:val="single" w:color="CCCCCC" w:sz="1"/>
+              <w:right w:val="single" w:color="CCCCCC" w:sz="1"/>
+            </w:tcBorders>
+            <w:tcMar>
+              <w:top w:type="dxa" w:w="60"/>
+              <w:left w:type="dxa" w:w="100"/>
+              <w:bottom w:type="dxa" w:w="60"/>
+              <w:right w:type="dxa" w:w="100"/>
+            </w:tcMar>
+          </w:tcPr>
+          <w:p>
+            <w:r>
+              <w:rPr>
+                <w:rFonts w:ascii="Consolas" w:cs="Consolas" w:eastAsia="Consolas" w:hAnsi="Consolas"/>
+                <w:b/>
+                <w:bCs/>
+                <w:sz w:val="17"/>
+                <w:szCs w:val="17"/>
+              </w:rPr>
+              <w:t xml:space="preserve">BulkPctThresholdID</w:t>
+            </w:r>
+          </w:p>
+        </w:tc>
+        <w:tc>
+          <w:tcPr>
+            <w:tcW w:type="dxa" w:w="2600"/>
+            <w:tcBorders>
+              <w:top w:val="single" w:color="CCCCCC" w:sz="1"/>
+              <w:left w:val="single" w:color="CCCCCC" w:sz="1"/>
+              <w:bottom w:val="single" w:color="CCCCCC" w:sz="1"/>
+              <w:right w:val="single" w:color="CCCCCC" w:sz="1"/>
+            </w:tcBorders>
+            <w:tcMar>
+              <w:top w:type="dxa" w:w="60"/>
+              <w:left w:type="dxa" w:w="100"/>
+              <w:bottom w:type="dxa" w:w="60"/>
+              <w:right w:type="dxa" w:w="100"/>
+            </w:tcMar>
+          </w:tcPr>
+          <w:p>
+            <w:r>
+              <w:rPr>
+                <w:rFonts w:ascii="Consolas" w:cs="Consolas" w:eastAsia="Consolas" w:hAnsi="Consolas"/>
+                <w:sz w:val="17"/>
+                <w:szCs w:val="17"/>
+              </w:rPr>
+              <w:t xml:space="preserve">INT NULL (FK)</w:t>
+            </w:r>
+          </w:p>
+        </w:tc>
+        <w:tc>
+          <w:tcPr>
+            <w:tcW w:type="dxa" w:w="3960"/>
+            <w:tcBorders>
+              <w:top w:val="single" w:color="CCCCCC" w:sz="1"/>
+              <w:left w:val="single" w:color="CCCCCC" w:sz="1"/>
+              <w:bottom w:val="single" w:color="CCCCCC" w:sz="1"/>
+              <w:right w:val="single" w:color="CCCCCC" w:sz="1"/>
+            </w:tcBorders>
+            <w:tcMar>
+              <w:top w:type="dxa" w:w="60"/>
+              <w:left w:type="dxa" w:w="100"/>
+              <w:bottom w:type="dxa" w:w="60"/>
+              <w:right w:type="dxa" w:w="100"/>
+            </w:tcMar>
+          </w:tcPr>
+          <w:p>
+            <w:r>
+              <w:rPr>
+                <w:rFonts w:ascii="Arial" w:cs="Arial" w:eastAsia="Arial" w:hAnsi="Arial"/>
+                <w:sz w:val="18"/>
+                <w:szCs w:val="18"/>
+              </w:rPr>
+              <w:t xml:space="preserve">References BulkPctThreshold</w:t>
+            </w:r>
+          </w:p>
+        </w:tc>
+      </w:tr>
+      <w:tr>
+        <w:tc>
+          <w:tcPr>
+            <w:tcW w:type="dxa" w:w="2800"/>
+            <w:tcBorders>
+              <w:top w:val="single" w:color="CCCCCC" w:sz="1"/>
+              <w:left w:val="single" w:color="CCCCCC" w:sz="1"/>
+              <w:bottom w:val="single" w:color="CCCCCC" w:sz="1"/>
+              <w:right w:val="single" w:color="CCCCCC" w:sz="1"/>
+            </w:tcBorders>
+            <w:shd w:fill="F2F7FB" w:val="clear"/>
+            <w:tcMar>
+              <w:top w:type="dxa" w:w="60"/>
+              <w:left w:type="dxa" w:w="100"/>
+              <w:bottom w:type="dxa" w:w="60"/>
+              <w:right w:type="dxa" w:w="100"/>
+            </w:tcMar>
+          </w:tcPr>
+          <w:p>
+            <w:r>
+              <w:rPr>
+                <w:rFonts w:ascii="Consolas" w:cs="Consolas" w:eastAsia="Consolas" w:hAnsi="Consolas"/>
+                <w:b/>
+                <w:bCs/>
+                <w:sz w:val="17"/>
+                <w:szCs w:val="17"/>
+                <w:shd w:fill="F2F7FB" w:val="clear"/>
+              </w:rPr>
+              <w:t xml:space="preserve">QDIACheckOptOut</w:t>
+            </w:r>
+          </w:p>
+        </w:tc>
+        <w:tc>
+          <w:tcPr>
+            <w:tcW w:type="dxa" w:w="2600"/>
+            <w:tcBorders>
+              <w:top w:val="single" w:color="CCCCCC" w:sz="1"/>
+              <w:left w:val="single" w:color="CCCCCC" w:sz="1"/>
+              <w:bottom w:val="single" w:color="CCCCCC" w:sz="1"/>
+              <w:right w:val="single" w:color="CCCCCC" w:sz="1"/>
+            </w:tcBorders>
+            <w:shd w:fill="F2F7FB" w:val="clear"/>
+            <w:tcMar>
+              <w:top w:type="dxa" w:w="60"/>
+              <w:left w:type="dxa" w:w="100"/>
+              <w:bottom w:type="dxa" w:w="60"/>
+              <w:right w:type="dxa" w:w="100"/>
+            </w:tcMar>
+          </w:tcPr>
+          <w:p>
+            <w:r>
+              <w:rPr>
+                <w:rFonts w:ascii="Consolas" w:cs="Consolas" w:eastAsia="Consolas" w:hAnsi="Consolas"/>
+                <w:sz w:val="17"/>
+                <w:szCs w:val="17"/>
+                <w:shd w:fill="F2F7FB" w:val="clear"/>
+              </w:rPr>
+              <w:t xml:space="preserve">BIT</w:t>
+            </w:r>
+          </w:p>
+        </w:tc>
+        <w:tc>
+          <w:tcPr>
+            <w:tcW w:type="dxa" w:w="3960"/>
+            <w:tcBorders>
+              <w:top w:val="single" w:color="CCCCCC" w:sz="1"/>
+              <w:left w:val="single" w:color="CCCCCC" w:sz="1"/>
+              <w:bottom w:val="single" w:color="CCCCCC" w:sz="1"/>
+              <w:right w:val="single" w:color="CCCCCC" w:sz="1"/>
+            </w:tcBorders>
+            <w:shd w:fill="F2F7FB" w:val="clear"/>
+            <w:tcMar>
+              <w:top w:type="dxa" w:w="60"/>
+              <w:left w:type="dxa" w:w="100"/>
+              <w:bottom w:type="dxa" w:w="60"/>
+              <w:right w:type="dxa" w:w="100"/>
+            </w:tcMar>
+          </w:tcPr>
+          <w:p>
+            <w:r>
+              <w:rPr>
+                <w:rFonts w:ascii="Arial" w:cs="Arial" w:eastAsia="Arial" w:hAnsi="Arial"/>
+                <w:sz w:val="18"/>
+                <w:szCs w:val="18"/>
+                <w:shd w:fill="F2F7FB" w:val="clear"/>
+              </w:rPr>
+              <w:t xml:space="preserve">Opt out of QDIA compliance check</w:t>
+            </w:r>
+          </w:p>
+        </w:tc>
+      </w:tr>
+      <w:tr>
+        <w:tc>
+          <w:tcPr>
+            <w:tcW w:type="dxa" w:w="2800"/>
+            <w:tcBorders>
+              <w:top w:val="single" w:color="CCCCCC" w:sz="1"/>
+              <w:left w:val="single" w:color="CCCCCC" w:sz="1"/>
+              <w:bottom w:val="single" w:color="CCCCCC" w:sz="1"/>
+              <w:right w:val="single" w:color="CCCCCC" w:sz="1"/>
+            </w:tcBorders>
+            <w:tcMar>
+              <w:top w:type="dxa" w:w="60"/>
+              <w:left w:type="dxa" w:w="100"/>
+              <w:bottom w:type="dxa" w:w="60"/>
+              <w:right w:type="dxa" w:w="100"/>
+            </w:tcMar>
+          </w:tcPr>
+          <w:p>
+            <w:r>
+              <w:rPr>
+                <w:rFonts w:ascii="Consolas" w:cs="Consolas" w:eastAsia="Consolas" w:hAnsi="Consolas"/>
+                <w:b/>
+                <w:bCs/>
+                <w:sz w:val="17"/>
+                <w:szCs w:val="17"/>
+              </w:rPr>
+              <w:t xml:space="preserve">CandidateInvestments</w:t>
+            </w:r>
+          </w:p>
+        </w:tc>
+        <w:tc>
+          <w:tcPr>
+            <w:tcW w:type="dxa" w:w="2600"/>
+            <w:tcBorders>
+              <w:top w:val="single" w:color="CCCCCC" w:sz="1"/>
+              <w:left w:val="single" w:color="CCCCCC" w:sz="1"/>
+              <w:bottom w:val="single" w:color="CCCCCC" w:sz="1"/>
+              <w:right w:val="single" w:color="CCCCCC" w:sz="1"/>
+            </w:tcBorders>
+            <w:tcMar>
+              <w:top w:type="dxa" w:w="60"/>
+              <w:left w:type="dxa" w:w="100"/>
+              <w:bottom w:type="dxa" w:w="60"/>
+              <w:right w:type="dxa" w:w="100"/>
+            </w:tcMar>
+          </w:tcPr>
+          <w:p>
+            <w:r>
+              <w:rPr>
+                <w:rFonts w:ascii="Consolas" w:cs="Consolas" w:eastAsia="Consolas" w:hAnsi="Consolas"/>
+                <w:sz w:val="17"/>
+                <w:szCs w:val="17"/>
+              </w:rPr>
+              <w:t xml:space="preserve">BIT</w:t>
+            </w:r>
+          </w:p>
+        </w:tc>
+        <w:tc>
+          <w:tcPr>
+            <w:tcW w:type="dxa" w:w="3960"/>
+            <w:tcBorders>
+              <w:top w:val="single" w:color="CCCCCC" w:sz="1"/>
+              <w:left w:val="single" w:color="CCCCCC" w:sz="1"/>
+              <w:bottom w:val="single" w:color="CCCCCC" w:sz="1"/>
+              <w:right w:val="single" w:color="CCCCCC" w:sz="1"/>
+            </w:tcBorders>
+            <w:tcMar>
+              <w:top w:type="dxa" w:w="60"/>
+              <w:left w:type="dxa" w:w="100"/>
+              <w:bottom w:type="dxa" w:w="60"/>
+              <w:right w:type="dxa" w:w="100"/>
+            </w:tcMar>
+          </w:tcPr>
+          <w:p>
+            <w:r>
+              <w:rPr>
+                <w:rFonts w:ascii="Arial" w:cs="Arial" w:eastAsia="Arial" w:hAnsi="Arial"/>
+                <w:sz w:val="18"/>
+                <w:szCs w:val="18"/>
+              </w:rPr>
+              <w:t xml:space="preserve">Include candidate investments in report</w:t>
+            </w:r>
+          </w:p>
+        </w:tc>
+      </w:tr>
+      <w:tr>
+        <w:tc>
+          <w:tcPr>
+            <w:tcW w:type="dxa" w:w="2800"/>
+            <w:tcBorders>
+              <w:top w:val="single" w:color="CCCCCC" w:sz="1"/>
+              <w:left w:val="single" w:color="CCCCCC" w:sz="1"/>
+              <w:bottom w:val="single" w:color="CCCCCC" w:sz="1"/>
+              <w:right w:val="single" w:color="CCCCCC" w:sz="1"/>
+            </w:tcBorders>
+            <w:shd w:fill="F2F7FB" w:val="clear"/>
+            <w:tcMar>
+              <w:top w:type="dxa" w:w="60"/>
+              <w:left w:type="dxa" w:w="100"/>
+              <w:bottom w:type="dxa" w:w="60"/>
+              <w:right w:type="dxa" w:w="100"/>
+            </w:tcMar>
+          </w:tcPr>
+          <w:p>
+            <w:r>
+              <w:rPr>
+                <w:rFonts w:ascii="Consolas" w:cs="Consolas" w:eastAsia="Consolas" w:hAnsi="Consolas"/>
+                <w:b/>
+                <w:bCs/>
+                <w:sz w:val="17"/>
+                <w:szCs w:val="17"/>
+                <w:shd w:fill="F2F7FB" w:val="clear"/>
+              </w:rPr>
+              <w:t xml:space="preserve">IncludeFundChanges</w:t>
+            </w:r>
+          </w:p>
+        </w:tc>
+        <w:tc>
+          <w:tcPr>
+            <w:tcW w:type="dxa" w:w="2600"/>
+            <w:tcBorders>
+              <w:top w:val="single" w:color="CCCCCC" w:sz="1"/>
+              <w:left w:val="single" w:color="CCCCCC" w:sz="1"/>
+              <w:bottom w:val="single" w:color="CCCCCC" w:sz="1"/>
+              <w:right w:val="single" w:color="CCCCCC" w:sz="1"/>
+            </w:tcBorders>
+            <w:shd w:fill="F2F7FB" w:val="clear"/>
+            <w:tcMar>
+              <w:top w:type="dxa" w:w="60"/>
+              <w:left w:type="dxa" w:w="100"/>
+              <w:bottom w:type="dxa" w:w="60"/>
+              <w:right w:type="dxa" w:w="100"/>
+            </w:tcMar>
+          </w:tcPr>
+          <w:p>
+            <w:r>
+              <w:rPr>
+                <w:rFonts w:ascii="Consolas" w:cs="Consolas" w:eastAsia="Consolas" w:hAnsi="Consolas"/>
+                <w:sz w:val="17"/>
+                <w:szCs w:val="17"/>
+                <w:shd w:fill="F2F7FB" w:val="clear"/>
+              </w:rPr>
+              <w:t xml:space="preserve">BIT</w:t>
+            </w:r>
+          </w:p>
+        </w:tc>
+        <w:tc>
+          <w:tcPr>
+            <w:tcW w:type="dxa" w:w="3960"/>
+            <w:tcBorders>
+              <w:top w:val="single" w:color="CCCCCC" w:sz="1"/>
+              <w:left w:val="single" w:color="CCCCCC" w:sz="1"/>
+              <w:bottom w:val="single" w:color="CCCCCC" w:sz="1"/>
+              <w:right w:val="single" w:color="CCCCCC" w:sz="1"/>
+            </w:tcBorders>
+            <w:shd w:fill="F2F7FB" w:val="clear"/>
+            <w:tcMar>
+              <w:top w:type="dxa" w:w="60"/>
+              <w:left w:type="dxa" w:w="100"/>
+              <w:bottom w:type="dxa" w:w="60"/>
+              <w:right w:type="dxa" w:w="100"/>
+            </w:tcMar>
+          </w:tcPr>
+          <w:p>
+            <w:r>
+              <w:rPr>
+                <w:rFonts w:ascii="Arial" w:cs="Arial" w:eastAsia="Arial" w:hAnsi="Arial"/>
+                <w:sz w:val="18"/>
+                <w:szCs w:val="18"/>
+                <w:shd w:fill="F2F7FB" w:val="clear"/>
+              </w:rPr>
+              <w:t xml:space="preserve">Track fund changes</w:t>
+            </w:r>
+          </w:p>
+        </w:tc>
+      </w:tr>
+      <w:tr>
+        <w:tc>
+          <w:tcPr>
+            <w:tcW w:type="dxa" w:w="2800"/>
+            <w:tcBorders>
+              <w:top w:val="single" w:color="CCCCCC" w:sz="1"/>
+              <w:left w:val="single" w:color="CCCCCC" w:sz="1"/>
+              <w:bottom w:val="single" w:color="CCCCCC" w:sz="1"/>
+              <w:right w:val="single" w:color="CCCCCC" w:sz="1"/>
+            </w:tcBorders>
+            <w:tcMar>
+              <w:top w:type="dxa" w:w="60"/>
+              <w:left w:type="dxa" w:w="100"/>
+              <w:bottom w:type="dxa" w:w="60"/>
+              <w:right w:type="dxa" w:w="100"/>
+            </w:tcMar>
+          </w:tcPr>
+          <w:p>
+            <w:r>
+              <w:rPr>
+                <w:rFonts w:ascii="Consolas" w:cs="Consolas" w:eastAsia="Consolas" w:hAnsi="Consolas"/>
+                <w:b/>
+                <w:bCs/>
+                <w:sz w:val="17"/>
+                <w:szCs w:val="17"/>
+              </w:rPr>
+              <w:t xml:space="preserve">OptInAllFundChanges</w:t>
+            </w:r>
+          </w:p>
+        </w:tc>
+        <w:tc>
+          <w:tcPr>
+            <w:tcW w:type="dxa" w:w="2600"/>
+            <w:tcBorders>
+              <w:top w:val="single" w:color="CCCCCC" w:sz="1"/>
+              <w:left w:val="single" w:color="CCCCCC" w:sz="1"/>
+              <w:bottom w:val="single" w:color="CCCCCC" w:sz="1"/>
+              <w:right w:val="single" w:color="CCCCCC" w:sz="1"/>
+            </w:tcBorders>
+            <w:tcMar>
+              <w:top w:type="dxa" w:w="60"/>
+              <w:left w:type="dxa" w:w="100"/>
+              <w:bottom w:type="dxa" w:w="60"/>
+              <w:right w:type="dxa" w:w="100"/>
+            </w:tcMar>
+          </w:tcPr>
+          <w:p>
+            <w:r>
+              <w:rPr>
+                <w:rFonts w:ascii="Consolas" w:cs="Consolas" w:eastAsia="Consolas" w:hAnsi="Consolas"/>
+                <w:sz w:val="17"/>
+                <w:szCs w:val="17"/>
+              </w:rPr>
+              <w:t xml:space="preserve">BIT</w:t>
+            </w:r>
+          </w:p>
+        </w:tc>
+        <w:tc>
+          <w:tcPr>
+            <w:tcW w:type="dxa" w:w="3960"/>
+            <w:tcBorders>
+              <w:top w:val="single" w:color="CCCCCC" w:sz="1"/>
+              <w:left w:val="single" w:color="CCCCCC" w:sz="1"/>
+              <w:bottom w:val="single" w:color="CCCCCC" w:sz="1"/>
+              <w:right w:val="single" w:color="CCCCCC" w:sz="1"/>
+            </w:tcBorders>
+            <w:tcMar>
+              <w:top w:type="dxa" w:w="60"/>
+              <w:left w:type="dxa" w:w="100"/>
+              <w:bottom w:type="dxa" w:w="60"/>
+              <w:right w:type="dxa" w:w="100"/>
+            </w:tcMar>
+          </w:tcPr>
+          <w:p>
+            <w:r>
+              <w:rPr>
+                <w:rFonts w:ascii="Arial" w:cs="Arial" w:eastAsia="Arial" w:hAnsi="Arial"/>
+                <w:sz w:val="18"/>
+                <w:szCs w:val="18"/>
+              </w:rPr>
+              <w:t xml:space="preserve">Auto-include all fund changes</w:t>
+            </w:r>
+          </w:p>
+        </w:tc>
+      </w:tr>
+      <w:tr>
+        <w:tc>
+          <w:tcPr>
+            <w:tcW w:type="dxa" w:w="2800"/>
+            <w:tcBorders>
+              <w:top w:val="single" w:color="CCCCCC" w:sz="1"/>
+              <w:left w:val="single" w:color="CCCCCC" w:sz="1"/>
+              <w:bottom w:val="single" w:color="CCCCCC" w:sz="1"/>
+              <w:right w:val="single" w:color="CCCCCC" w:sz="1"/>
+            </w:tcBorders>
+            <w:shd w:fill="F2F7FB" w:val="clear"/>
+            <w:tcMar>
+              <w:top w:type="dxa" w:w="60"/>
+              <w:left w:type="dxa" w:w="100"/>
+              <w:bottom w:type="dxa" w:w="60"/>
+              <w:right w:type="dxa" w:w="100"/>
+            </w:tcMar>
+          </w:tcPr>
+          <w:p>
+            <w:r>
+              <w:rPr>
+                <w:rFonts w:ascii="Consolas" w:cs="Consolas" w:eastAsia="Consolas" w:hAnsi="Consolas"/>
+                <w:b/>
+                <w:bCs/>
+                <w:sz w:val="17"/>
+                <w:szCs w:val="17"/>
+                <w:shd w:fill="F2F7FB" w:val="clear"/>
+              </w:rPr>
+              <w:t xml:space="preserve">ParentReportConfigID</w:t>
+            </w:r>
+          </w:p>
+        </w:tc>
+        <w:tc>
+          <w:tcPr>
+            <w:tcW w:type="dxa" w:w="2600"/>
+            <w:tcBorders>
+              <w:top w:val="single" w:color="CCCCCC" w:sz="1"/>
+              <w:left w:val="single" w:color="CCCCCC" w:sz="1"/>
+              <w:bottom w:val="single" w:color="CCCCCC" w:sz="1"/>
+              <w:right w:val="single" w:color="CCCCCC" w:sz="1"/>
+            </w:tcBorders>
+            <w:shd w:fill="F2F7FB" w:val="clear"/>
+            <w:tcMar>
+              <w:top w:type="dxa" w:w="60"/>
+              <w:left w:type="dxa" w:w="100"/>
+              <w:bottom w:type="dxa" w:w="60"/>
+              <w:right w:type="dxa" w:w="100"/>
+            </w:tcMar>
+          </w:tcPr>
+          <w:p>
+            <w:r>
+              <w:rPr>
+                <w:rFonts w:ascii="Consolas" w:cs="Consolas" w:eastAsia="Consolas" w:hAnsi="Consolas"/>
+                <w:sz w:val="17"/>
+                <w:szCs w:val="17"/>
+                <w:shd w:fill="F2F7FB" w:val="clear"/>
+              </w:rPr>
+              <w:t xml:space="preserve">INT NULL (FK)</w:t>
+            </w:r>
+          </w:p>
+        </w:tc>
+        <w:tc>
+          <w:tcPr>
+            <w:tcW w:type="dxa" w:w="3960"/>
+            <w:tcBorders>
+              <w:top w:val="single" w:color="CCCCCC" w:sz="1"/>
+              <w:left w:val="single" w:color="CCCCCC" w:sz="1"/>
+              <w:bottom w:val="single" w:color="CCCCCC" w:sz="1"/>
+              <w:right w:val="single" w:color="CCCCCC" w:sz="1"/>
+            </w:tcBorders>
+            <w:shd w:fill="F2F7FB" w:val="clear"/>
+            <w:tcMar>
+              <w:top w:type="dxa" w:w="60"/>
+              <w:left w:type="dxa" w:w="100"/>
+              <w:bottom w:type="dxa" w:w="60"/>
+              <w:right w:type="dxa" w:w="100"/>
+            </w:tcMar>
+          </w:tcPr>
+          <w:p>
+            <w:r>
+              <w:rPr>
+                <w:rFonts w:ascii="Arial" w:cs="Arial" w:eastAsia="Arial" w:hAnsi="Arial"/>
+                <w:sz w:val="18"/>
+                <w:szCs w:val="18"/>
+                <w:shd w:fill="F2F7FB" w:val="clear"/>
+              </w:rPr>
+              <w:t xml:space="preserve">Self-ref: parent config for ad-hoc runs</w:t>
+            </w:r>
+          </w:p>
+        </w:tc>
+      </w:tr>
+      <w:tr>
+        <w:tc>
+          <w:tcPr>
+            <w:tcW w:type="dxa" w:w="2800"/>
+            <w:tcBorders>
+              <w:top w:val="single" w:color="CCCCCC" w:sz="1"/>
+              <w:left w:val="single" w:color="CCCCCC" w:sz="1"/>
+              <w:bottom w:val="single" w:color="CCCCCC" w:sz="1"/>
+              <w:right w:val="single" w:color="CCCCCC" w:sz="1"/>
+            </w:tcBorders>
+            <w:tcMar>
+              <w:top w:type="dxa" w:w="60"/>
+              <w:left w:type="dxa" w:w="100"/>
+              <w:bottom w:type="dxa" w:w="60"/>
+              <w:right w:type="dxa" w:w="100"/>
+            </w:tcMar>
+          </w:tcPr>
+          <w:p>
+            <w:r>
+              <w:rPr>
+                <w:rFonts w:ascii="Consolas" w:cs="Consolas" w:eastAsia="Consolas" w:hAnsi="Consolas"/>
+                <w:b/>
+                <w:bCs/>
+                <w:sz w:val="17"/>
+                <w:szCs w:val="17"/>
+              </w:rPr>
+              <w:t xml:space="preserve">UserID</w:t>
+            </w:r>
+          </w:p>
+        </w:tc>
+        <w:tc>
+          <w:tcPr>
+            <w:tcW w:type="dxa" w:w="2600"/>
+            <w:tcBorders>
+              <w:top w:val="single" w:color="CCCCCC" w:sz="1"/>
+              <w:left w:val="single" w:color="CCCCCC" w:sz="1"/>
+              <w:bottom w:val="single" w:color="CCCCCC" w:sz="1"/>
+              <w:right w:val="single" w:color="CCCCCC" w:sz="1"/>
+            </w:tcBorders>
+            <w:tcMar>
+              <w:top w:type="dxa" w:w="60"/>
+              <w:left w:type="dxa" w:w="100"/>
+              <w:bottom w:type="dxa" w:w="60"/>
+              <w:right w:type="dxa" w:w="100"/>
+            </w:tcMar>
+          </w:tcPr>
+          <w:p>
+            <w:r>
+              <w:rPr>
+                <w:rFonts w:ascii="Consolas" w:cs="Consolas" w:eastAsia="Consolas" w:hAnsi="Consolas"/>
+                <w:sz w:val="17"/>
+                <w:szCs w:val="17"/>
+              </w:rPr>
+              <w:t xml:space="preserve">NVARCHAR(100)</w:t>
+            </w:r>
+          </w:p>
+        </w:tc>
+        <w:tc>
+          <w:tcPr>
+            <w:tcW w:type="dxa" w:w="3960"/>
+            <w:tcBorders>
+              <w:top w:val="single" w:color="CCCCCC" w:sz="1"/>
+              <w:left w:val="single" w:color="CCCCCC" w:sz="1"/>
+              <w:bottom w:val="single" w:color="CCCCCC" w:sz="1"/>
+              <w:right w:val="single" w:color="CCCCCC" w:sz="1"/>
+            </w:tcBorders>
+            <w:tcMar>
+              <w:top w:type="dxa" w:w="60"/>
+              <w:left w:type="dxa" w:w="100"/>
+              <w:bottom w:type="dxa" w:w="60"/>
+              <w:right w:type="dxa" w:w="100"/>
+            </w:tcMar>
+          </w:tcPr>
+          <w:p>
+            <w:r>
+              <w:rPr>
+                <w:rFonts w:ascii="Arial" w:cs="Arial" w:eastAsia="Arial" w:hAnsi="Arial"/>
+                <w:sz w:val="18"/>
+                <w:szCs w:val="18"/>
+              </w:rPr>
+              <w:t xml:space="preserve">User who created/last saved</w:t>
+            </w:r>
+          </w:p>
+        </w:tc>
+      </w:tr>
+      <w:tr>
+        <w:tc>
+          <w:tcPr>
+            <w:tcW w:type="dxa" w:w="2800"/>
+            <w:tcBorders>
+              <w:top w:val="single" w:color="CCCCCC" w:sz="1"/>
+              <w:left w:val="single" w:color="CCCCCC" w:sz="1"/>
+              <w:bottom w:val="single" w:color="CCCCCC" w:sz="1"/>
+              <w:right w:val="single" w:color="CCCCCC" w:sz="1"/>
+            </w:tcBorders>
+            <w:shd w:fill="F2F7FB" w:val="clear"/>
+            <w:tcMar>
+              <w:top w:type="dxa" w:w="60"/>
+              <w:left w:type="dxa" w:w="100"/>
+              <w:bottom w:type="dxa" w:w="60"/>
+              <w:right w:type="dxa" w:w="100"/>
+            </w:tcMar>
+          </w:tcPr>
+          <w:p>
+            <w:r>
+              <w:rPr>
+                <w:rFonts w:ascii="Consolas" w:cs="Consolas" w:eastAsia="Consolas" w:hAnsi="Consolas"/>
+                <w:b/>
+                <w:bCs/>
+                <w:sz w:val="17"/>
+                <w:szCs w:val="17"/>
+                <w:shd w:fill="F2F7FB" w:val="clear"/>
+              </w:rPr>
+              <w:t xml:space="preserve">LastSaved</w:t>
+            </w:r>
+          </w:p>
+        </w:tc>
+        <w:tc>
+          <w:tcPr>
+            <w:tcW w:type="dxa" w:w="2600"/>
+            <w:tcBorders>
+              <w:top w:val="single" w:color="CCCCCC" w:sz="1"/>
+              <w:left w:val="single" w:color="CCCCCC" w:sz="1"/>
+              <w:bottom w:val="single" w:color="CCCCCC" w:sz="1"/>
+              <w:right w:val="single" w:color="CCCCCC" w:sz="1"/>
+            </w:tcBorders>
+            <w:shd w:fill="F2F7FB" w:val="clear"/>
+            <w:tcMar>
+              <w:top w:type="dxa" w:w="60"/>
+              <w:left w:type="dxa" w:w="100"/>
+              <w:bottom w:type="dxa" w:w="60"/>
+              <w:right w:type="dxa" w:w="100"/>
+            </w:tcMar>
+          </w:tcPr>
+          <w:p>
+            <w:r>
+              <w:rPr>
+                <w:rFonts w:ascii="Consolas" w:cs="Consolas" w:eastAsia="Consolas" w:hAnsi="Consolas"/>
+                <w:sz w:val="17"/>
+                <w:szCs w:val="17"/>
+                <w:shd w:fill="F2F7FB" w:val="clear"/>
+              </w:rPr>
+              <w:t xml:space="preserve">DATETIME2</w:t>
+            </w:r>
+          </w:p>
+        </w:tc>
+        <w:tc>
+          <w:tcPr>
+            <w:tcW w:type="dxa" w:w="3960"/>
+            <w:tcBorders>
+              <w:top w:val="single" w:color="CCCCCC" w:sz="1"/>
+              <w:left w:val="single" w:color="CCCCCC" w:sz="1"/>
+              <w:bottom w:val="single" w:color="CCCCCC" w:sz="1"/>
+              <w:right w:val="single" w:color="CCCCCC" w:sz="1"/>
+            </w:tcBorders>
+            <w:shd w:fill="F2F7FB" w:val="clear"/>
+            <w:tcMar>
+              <w:top w:type="dxa" w:w="60"/>
+              <w:left w:type="dxa" w:w="100"/>
+              <w:bottom w:type="dxa" w:w="60"/>
+              <w:right w:type="dxa" w:w="100"/>
+            </w:tcMar>
+          </w:tcPr>
+          <w:p>
+            <w:r>
+              <w:rPr>
+                <w:rFonts w:ascii="Arial" w:cs="Arial" w:eastAsia="Arial" w:hAnsi="Arial"/>
+                <w:sz w:val="18"/>
+                <w:szCs w:val="18"/>
+                <w:shd w:fill="F2F7FB" w:val="clear"/>
+              </w:rPr>
+              <w:t xml:space="preserve">Last save timestamp</w:t>
             </w:r>
           </w:p>
         </w:tc>
@@ -8292,6 +7999,38 @@
       </w:pPr>
     </w:p>
     <w:p>
+      <w:r>
+        <w:br w:type="page"/>
+      </w:r>
+    </w:p>
+    <w:p>
+      <w:pPr>
+        <w:pStyle w:val="Heading2"/>
+      </w:pPr>
+      <w:r>
+        <w:rPr>
+          <w:rFonts w:ascii="Arial" w:cs="Arial" w:eastAsia="Arial" w:hAnsi="Arial"/>
+        </w:rPr>
+        <w:t xml:space="preserve">6. Fund Changes</w:t>
+      </w:r>
+    </w:p>
+    <w:p>
+      <w:pPr>
+        <w:spacing w:after="120"/>
+      </w:pPr>
+      <w:r>
+        <w:rPr>
+          <w:rFonts w:ascii="Arial" w:cs="Arial" w:eastAsia="Arial" w:hAnsi="Arial"/>
+          <w:i/>
+          <w:iCs/>
+          <w:color w:val="595959"/>
+          <w:sz w:val="20"/>
+          <w:szCs w:val="20"/>
+        </w:rPr>
+        <w:t xml:space="preserve">Tracks in-progress and executed fund/investment changes at the plan level. The junction table ReportConfigFundChange determines which changes are included in each report configuration.</w:t>
+      </w:r>
+    </w:p>
+    <w:p>
       <w:pPr>
         <w:spacing w:after="80" w:before="200"/>
       </w:pPr>
@@ -8304,7 +8043,7 @@
           <w:sz w:val="24"/>
           <w:szCs w:val="24"/>
         </w:rPr>
-        <w:t xml:space="preserve">ReportConfigFundChange</w:t>
+        <w:t xml:space="preserve">FundChange</w:t>
       </w:r>
     </w:p>
     <w:tbl>
@@ -8448,7 +8187,7 @@
                 <w:sz w:val="17"/>
                 <w:szCs w:val="17"/>
               </w:rPr>
-              <w:t xml:space="preserve">ReportConfigID</w:t>
+              <w:t xml:space="preserve">FundChangeID</w:t>
             </w:r>
           </w:p>
         </w:tc>
@@ -8475,7 +8214,7 @@
                 <w:sz w:val="17"/>
                 <w:szCs w:val="17"/>
               </w:rPr>
-              <w:t xml:space="preserve">INT (FK, PK)</w:t>
+              <w:t xml:space="preserve">INT IDENTITY (PK)</w:t>
             </w:r>
           </w:p>
         </w:tc>
@@ -8502,7 +8241,7 @@
                 <w:sz w:val="18"/>
                 <w:szCs w:val="18"/>
               </w:rPr>
-              <w:t xml:space="preserve">References ReportConfig</w:t>
+              <w:t xml:space="preserve">Auto-incrementing ID</w:t>
             </w:r>
           </w:p>
         </w:tc>
@@ -8535,7 +8274,7 @@
                 <w:szCs w:val="17"/>
                 <w:shd w:fill="F2F7FB" w:val="clear"/>
               </w:rPr>
-              <w:t xml:space="preserve">FundChangeID</w:t>
+              <w:t xml:space="preserve">ct_PlanID</w:t>
             </w:r>
           </w:p>
         </w:tc>
@@ -8564,7 +8303,7 @@
                 <w:szCs w:val="17"/>
                 <w:shd w:fill="F2F7FB" w:val="clear"/>
               </w:rPr>
-              <w:t xml:space="preserve">INT (FK, PK)</w:t>
+              <w:t xml:space="preserve">INT (FK)</w:t>
             </w:r>
           </w:p>
         </w:tc>
@@ -8593,7 +8332,7 @@
                 <w:szCs w:val="18"/>
                 <w:shd w:fill="F2F7FB" w:val="clear"/>
               </w:rPr>
-              <w:t xml:space="preserve">References FundChange</w:t>
+              <w:t xml:space="preserve">References Plan</w:t>
             </w:r>
           </w:p>
         </w:tc>
@@ -8624,7 +8363,7 @@
                 <w:sz w:val="17"/>
                 <w:szCs w:val="17"/>
               </w:rPr>
-              <w:t xml:space="preserve">Included</w:t>
+              <w:t xml:space="preserve">ChangeType</w:t>
             </w:r>
           </w:p>
         </w:tc>
@@ -8651,7 +8390,7 @@
                 <w:sz w:val="17"/>
                 <w:szCs w:val="17"/>
               </w:rPr>
-              <w:t xml:space="preserve">BIT</w:t>
+              <w:t xml:space="preserve">VARCHAR(20)</w:t>
             </w:r>
           </w:p>
         </w:tc>
@@ -8678,7 +8417,359 @@
                 <w:sz w:val="18"/>
                 <w:szCs w:val="18"/>
               </w:rPr>
-              <w:t xml:space="preserve">Whether included in this config’s report</w:t>
+              <w:t xml:space="preserve">InProgress or Executed</w:t>
+            </w:r>
+          </w:p>
+        </w:tc>
+      </w:tr>
+      <w:tr>
+        <w:tc>
+          <w:tcPr>
+            <w:tcW w:type="dxa" w:w="2800"/>
+            <w:tcBorders>
+              <w:top w:val="single" w:color="CCCCCC" w:sz="1"/>
+              <w:left w:val="single" w:color="CCCCCC" w:sz="1"/>
+              <w:bottom w:val="single" w:color="CCCCCC" w:sz="1"/>
+              <w:right w:val="single" w:color="CCCCCC" w:sz="1"/>
+            </w:tcBorders>
+            <w:shd w:fill="F2F7FB" w:val="clear"/>
+            <w:tcMar>
+              <w:top w:type="dxa" w:w="60"/>
+              <w:left w:type="dxa" w:w="100"/>
+              <w:bottom w:type="dxa" w:w="60"/>
+              <w:right w:type="dxa" w:w="100"/>
+            </w:tcMar>
+          </w:tcPr>
+          <w:p>
+            <w:r>
+              <w:rPr>
+                <w:rFonts w:ascii="Consolas" w:cs="Consolas" w:eastAsia="Consolas" w:hAnsi="Consolas"/>
+                <w:b/>
+                <w:bCs/>
+                <w:sz w:val="17"/>
+                <w:szCs w:val="17"/>
+                <w:shd w:fill="F2F7FB" w:val="clear"/>
+              </w:rPr>
+              <w:t xml:space="preserve">CurrentInvestment</w:t>
+            </w:r>
+          </w:p>
+        </w:tc>
+        <w:tc>
+          <w:tcPr>
+            <w:tcW w:type="dxa" w:w="2600"/>
+            <w:tcBorders>
+              <w:top w:val="single" w:color="CCCCCC" w:sz="1"/>
+              <w:left w:val="single" w:color="CCCCCC" w:sz="1"/>
+              <w:bottom w:val="single" w:color="CCCCCC" w:sz="1"/>
+              <w:right w:val="single" w:color="CCCCCC" w:sz="1"/>
+            </w:tcBorders>
+            <w:shd w:fill="F2F7FB" w:val="clear"/>
+            <w:tcMar>
+              <w:top w:type="dxa" w:w="60"/>
+              <w:left w:type="dxa" w:w="100"/>
+              <w:bottom w:type="dxa" w:w="60"/>
+              <w:right w:type="dxa" w:w="100"/>
+            </w:tcMar>
+          </w:tcPr>
+          <w:p>
+            <w:r>
+              <w:rPr>
+                <w:rFonts w:ascii="Consolas" w:cs="Consolas" w:eastAsia="Consolas" w:hAnsi="Consolas"/>
+                <w:sz w:val="17"/>
+                <w:szCs w:val="17"/>
+                <w:shd w:fill="F2F7FB" w:val="clear"/>
+              </w:rPr>
+              <w:t xml:space="preserve">NVARCHAR(200)</w:t>
+            </w:r>
+          </w:p>
+        </w:tc>
+        <w:tc>
+          <w:tcPr>
+            <w:tcW w:type="dxa" w:w="3960"/>
+            <w:tcBorders>
+              <w:top w:val="single" w:color="CCCCCC" w:sz="1"/>
+              <w:left w:val="single" w:color="CCCCCC" w:sz="1"/>
+              <w:bottom w:val="single" w:color="CCCCCC" w:sz="1"/>
+              <w:right w:val="single" w:color="CCCCCC" w:sz="1"/>
+            </w:tcBorders>
+            <w:shd w:fill="F2F7FB" w:val="clear"/>
+            <w:tcMar>
+              <w:top w:type="dxa" w:w="60"/>
+              <w:left w:type="dxa" w:w="100"/>
+              <w:bottom w:type="dxa" w:w="60"/>
+              <w:right w:type="dxa" w:w="100"/>
+            </w:tcMar>
+          </w:tcPr>
+          <w:p>
+            <w:r>
+              <w:rPr>
+                <w:rFonts w:ascii="Arial" w:cs="Arial" w:eastAsia="Arial" w:hAnsi="Arial"/>
+                <w:sz w:val="18"/>
+                <w:szCs w:val="18"/>
+                <w:shd w:fill="F2F7FB" w:val="clear"/>
+              </w:rPr>
+              <w:t xml:space="preserve">Current investment name</w:t>
+            </w:r>
+          </w:p>
+        </w:tc>
+      </w:tr>
+      <w:tr>
+        <w:tc>
+          <w:tcPr>
+            <w:tcW w:type="dxa" w:w="2800"/>
+            <w:tcBorders>
+              <w:top w:val="single" w:color="CCCCCC" w:sz="1"/>
+              <w:left w:val="single" w:color="CCCCCC" w:sz="1"/>
+              <w:bottom w:val="single" w:color="CCCCCC" w:sz="1"/>
+              <w:right w:val="single" w:color="CCCCCC" w:sz="1"/>
+            </w:tcBorders>
+            <w:tcMar>
+              <w:top w:type="dxa" w:w="60"/>
+              <w:left w:type="dxa" w:w="100"/>
+              <w:bottom w:type="dxa" w:w="60"/>
+              <w:right w:type="dxa" w:w="100"/>
+            </w:tcMar>
+          </w:tcPr>
+          <w:p>
+            <w:r>
+              <w:rPr>
+                <w:rFonts w:ascii="Consolas" w:cs="Consolas" w:eastAsia="Consolas" w:hAnsi="Consolas"/>
+                <w:b/>
+                <w:bCs/>
+                <w:sz w:val="17"/>
+                <w:szCs w:val="17"/>
+              </w:rPr>
+              <w:t xml:space="preserve">ReplacementInvestment</w:t>
+            </w:r>
+          </w:p>
+        </w:tc>
+        <w:tc>
+          <w:tcPr>
+            <w:tcW w:type="dxa" w:w="2600"/>
+            <w:tcBorders>
+              <w:top w:val="single" w:color="CCCCCC" w:sz="1"/>
+              <w:left w:val="single" w:color="CCCCCC" w:sz="1"/>
+              <w:bottom w:val="single" w:color="CCCCCC" w:sz="1"/>
+              <w:right w:val="single" w:color="CCCCCC" w:sz="1"/>
+            </w:tcBorders>
+            <w:tcMar>
+              <w:top w:type="dxa" w:w="60"/>
+              <w:left w:type="dxa" w:w="100"/>
+              <w:bottom w:type="dxa" w:w="60"/>
+              <w:right w:type="dxa" w:w="100"/>
+            </w:tcMar>
+          </w:tcPr>
+          <w:p>
+            <w:r>
+              <w:rPr>
+                <w:rFonts w:ascii="Consolas" w:cs="Consolas" w:eastAsia="Consolas" w:hAnsi="Consolas"/>
+                <w:sz w:val="17"/>
+                <w:szCs w:val="17"/>
+              </w:rPr>
+              <w:t xml:space="preserve">NVARCHAR(200) NULL</w:t>
+            </w:r>
+          </w:p>
+        </w:tc>
+        <w:tc>
+          <w:tcPr>
+            <w:tcW w:type="dxa" w:w="3960"/>
+            <w:tcBorders>
+              <w:top w:val="single" w:color="CCCCCC" w:sz="1"/>
+              <w:left w:val="single" w:color="CCCCCC" w:sz="1"/>
+              <w:bottom w:val="single" w:color="CCCCCC" w:sz="1"/>
+              <w:right w:val="single" w:color="CCCCCC" w:sz="1"/>
+            </w:tcBorders>
+            <w:tcMar>
+              <w:top w:type="dxa" w:w="60"/>
+              <w:left w:type="dxa" w:w="100"/>
+              <w:bottom w:type="dxa" w:w="60"/>
+              <w:right w:type="dxa" w:w="100"/>
+            </w:tcMar>
+          </w:tcPr>
+          <w:p>
+            <w:r>
+              <w:rPr>
+                <w:rFonts w:ascii="Arial" w:cs="Arial" w:eastAsia="Arial" w:hAnsi="Arial"/>
+                <w:sz w:val="18"/>
+                <w:szCs w:val="18"/>
+              </w:rPr>
+              <w:t xml:space="preserve">Replacement investment name</w:t>
+            </w:r>
+          </w:p>
+        </w:tc>
+      </w:tr>
+      <w:tr>
+        <w:tc>
+          <w:tcPr>
+            <w:tcW w:type="dxa" w:w="2800"/>
+            <w:tcBorders>
+              <w:top w:val="single" w:color="CCCCCC" w:sz="1"/>
+              <w:left w:val="single" w:color="CCCCCC" w:sz="1"/>
+              <w:bottom w:val="single" w:color="CCCCCC" w:sz="1"/>
+              <w:right w:val="single" w:color="CCCCCC" w:sz="1"/>
+            </w:tcBorders>
+            <w:shd w:fill="F2F7FB" w:val="clear"/>
+            <w:tcMar>
+              <w:top w:type="dxa" w:w="60"/>
+              <w:left w:type="dxa" w:w="100"/>
+              <w:bottom w:type="dxa" w:w="60"/>
+              <w:right w:type="dxa" w:w="100"/>
+            </w:tcMar>
+          </w:tcPr>
+          <w:p>
+            <w:r>
+              <w:rPr>
+                <w:rFonts w:ascii="Consolas" w:cs="Consolas" w:eastAsia="Consolas" w:hAnsi="Consolas"/>
+                <w:b/>
+                <w:bCs/>
+                <w:sz w:val="17"/>
+                <w:szCs w:val="17"/>
+                <w:shd w:fill="F2F7FB" w:val="clear"/>
+              </w:rPr>
+              <w:t xml:space="preserve">Percentage</w:t>
+            </w:r>
+          </w:p>
+        </w:tc>
+        <w:tc>
+          <w:tcPr>
+            <w:tcW w:type="dxa" w:w="2600"/>
+            <w:tcBorders>
+              <w:top w:val="single" w:color="CCCCCC" w:sz="1"/>
+              <w:left w:val="single" w:color="CCCCCC" w:sz="1"/>
+              <w:bottom w:val="single" w:color="CCCCCC" w:sz="1"/>
+              <w:right w:val="single" w:color="CCCCCC" w:sz="1"/>
+            </w:tcBorders>
+            <w:shd w:fill="F2F7FB" w:val="clear"/>
+            <w:tcMar>
+              <w:top w:type="dxa" w:w="60"/>
+              <w:left w:type="dxa" w:w="100"/>
+              <w:bottom w:type="dxa" w:w="60"/>
+              <w:right w:type="dxa" w:w="100"/>
+            </w:tcMar>
+          </w:tcPr>
+          <w:p>
+            <w:r>
+              <w:rPr>
+                <w:rFonts w:ascii="Consolas" w:cs="Consolas" w:eastAsia="Consolas" w:hAnsi="Consolas"/>
+                <w:sz w:val="17"/>
+                <w:szCs w:val="17"/>
+                <w:shd w:fill="F2F7FB" w:val="clear"/>
+              </w:rPr>
+              <w:t xml:space="preserve">DECIMAL(5,2)</w:t>
+            </w:r>
+          </w:p>
+        </w:tc>
+        <w:tc>
+          <w:tcPr>
+            <w:tcW w:type="dxa" w:w="3960"/>
+            <w:tcBorders>
+              <w:top w:val="single" w:color="CCCCCC" w:sz="1"/>
+              <w:left w:val="single" w:color="CCCCCC" w:sz="1"/>
+              <w:bottom w:val="single" w:color="CCCCCC" w:sz="1"/>
+              <w:right w:val="single" w:color="CCCCCC" w:sz="1"/>
+            </w:tcBorders>
+            <w:shd w:fill="F2F7FB" w:val="clear"/>
+            <w:tcMar>
+              <w:top w:type="dxa" w:w="60"/>
+              <w:left w:type="dxa" w:w="100"/>
+              <w:bottom w:type="dxa" w:w="60"/>
+              <w:right w:type="dxa" w:w="100"/>
+            </w:tcMar>
+          </w:tcPr>
+          <w:p>
+            <w:r>
+              <w:rPr>
+                <w:rFonts w:ascii="Arial" w:cs="Arial" w:eastAsia="Arial" w:hAnsi="Arial"/>
+                <w:sz w:val="18"/>
+                <w:szCs w:val="18"/>
+                <w:shd w:fill="F2F7FB" w:val="clear"/>
+              </w:rPr>
+              <w:t xml:space="preserve">Percent being changed (default 100)</w:t>
+            </w:r>
+          </w:p>
+        </w:tc>
+      </w:tr>
+      <w:tr>
+        <w:tc>
+          <w:tcPr>
+            <w:tcW w:type="dxa" w:w="2800"/>
+            <w:tcBorders>
+              <w:top w:val="single" w:color="CCCCCC" w:sz="1"/>
+              <w:left w:val="single" w:color="CCCCCC" w:sz="1"/>
+              <w:bottom w:val="single" w:color="CCCCCC" w:sz="1"/>
+              <w:right w:val="single" w:color="CCCCCC" w:sz="1"/>
+            </w:tcBorders>
+            <w:tcMar>
+              <w:top w:type="dxa" w:w="60"/>
+              <w:left w:type="dxa" w:w="100"/>
+              <w:bottom w:type="dxa" w:w="60"/>
+              <w:right w:type="dxa" w:w="100"/>
+            </w:tcMar>
+          </w:tcPr>
+          <w:p>
+            <w:r>
+              <w:rPr>
+                <w:rFonts w:ascii="Consolas" w:cs="Consolas" w:eastAsia="Consolas" w:hAnsi="Consolas"/>
+                <w:b/>
+                <w:bCs/>
+                <w:sz w:val="17"/>
+                <w:szCs w:val="17"/>
+              </w:rPr>
+              <w:t xml:space="preserve">EffectiveDate</w:t>
+            </w:r>
+          </w:p>
+        </w:tc>
+        <w:tc>
+          <w:tcPr>
+            <w:tcW w:type="dxa" w:w="2600"/>
+            <w:tcBorders>
+              <w:top w:val="single" w:color="CCCCCC" w:sz="1"/>
+              <w:left w:val="single" w:color="CCCCCC" w:sz="1"/>
+              <w:bottom w:val="single" w:color="CCCCCC" w:sz="1"/>
+              <w:right w:val="single" w:color="CCCCCC" w:sz="1"/>
+            </w:tcBorders>
+            <w:tcMar>
+              <w:top w:type="dxa" w:w="60"/>
+              <w:left w:type="dxa" w:w="100"/>
+              <w:bottom w:type="dxa" w:w="60"/>
+              <w:right w:type="dxa" w:w="100"/>
+            </w:tcMar>
+          </w:tcPr>
+          <w:p>
+            <w:r>
+              <w:rPr>
+                <w:rFonts w:ascii="Consolas" w:cs="Consolas" w:eastAsia="Consolas" w:hAnsi="Consolas"/>
+                <w:sz w:val="17"/>
+                <w:szCs w:val="17"/>
+              </w:rPr>
+              <w:t xml:space="preserve">DATE NULL</w:t>
+            </w:r>
+          </w:p>
+        </w:tc>
+        <w:tc>
+          <w:tcPr>
+            <w:tcW w:type="dxa" w:w="3960"/>
+            <w:tcBorders>
+              <w:top w:val="single" w:color="CCCCCC" w:sz="1"/>
+              <w:left w:val="single" w:color="CCCCCC" w:sz="1"/>
+              <w:bottom w:val="single" w:color="CCCCCC" w:sz="1"/>
+              <w:right w:val="single" w:color="CCCCCC" w:sz="1"/>
+            </w:tcBorders>
+            <w:tcMar>
+              <w:top w:type="dxa" w:w="60"/>
+              <w:left w:type="dxa" w:w="100"/>
+              <w:bottom w:type="dxa" w:w="60"/>
+              <w:right w:type="dxa" w:w="100"/>
+            </w:tcMar>
+          </w:tcPr>
+          <w:p>
+            <w:r>
+              <w:rPr>
+                <w:rFonts w:ascii="Arial" w:cs="Arial" w:eastAsia="Arial" w:hAnsi="Arial"/>
+                <w:sz w:val="18"/>
+                <w:szCs w:val="18"/>
+              </w:rPr>
+              <w:t xml:space="preserve">When change takes effect</w:t>
             </w:r>
           </w:p>
         </w:tc>
@@ -8691,33 +8782,6 @@
     </w:p>
     <w:p>
       <w:pPr>
-        <w:pStyle w:val="Heading2"/>
-      </w:pPr>
-      <w:r>
-        <w:rPr>
-          <w:rFonts w:ascii="Arial" w:cs="Arial" w:eastAsia="Arial" w:hAnsi="Arial"/>
-        </w:rPr>
-        <w:t xml:space="preserve">7. Multi-Plan Groups</w:t>
-      </w:r>
-    </w:p>
-    <w:p>
-      <w:pPr>
-        <w:spacing w:after="120"/>
-      </w:pPr>
-      <w:r>
-        <w:rPr>
-          <w:rFonts w:ascii="Arial" w:cs="Arial" w:eastAsia="Arial" w:hAnsi="Arial"/>
-          <w:i/>
-          <w:iCs/>
-          <w:color w:val="595959"/>
-          <w:sz w:val="20"/>
-          <w:szCs w:val="20"/>
-        </w:rPr>
-        <w:t xml:space="preserve">Plan groups allow multiple plans to be bundled into a single multi-plan report configuration.</w:t>
-      </w:r>
-    </w:p>
-    <w:p>
-      <w:pPr>
         <w:spacing w:after="80" w:before="200"/>
       </w:pPr>
       <w:r>
@@ -8729,7 +8793,7 @@
           <w:sz w:val="24"/>
           <w:szCs w:val="24"/>
         </w:rPr>
-        <w:t xml:space="preserve">ReportPlanGroup</w:t>
+        <w:t xml:space="preserve">ReportConfigFundChange</w:t>
       </w:r>
     </w:p>
     <w:tbl>
@@ -8873,7 +8937,7 @@
                 <w:sz w:val="17"/>
                 <w:szCs w:val="17"/>
               </w:rPr>
-              <w:t xml:space="preserve">ReportPlanGroupID</w:t>
+              <w:t xml:space="preserve">ReportConfigID</w:t>
             </w:r>
           </w:p>
         </w:tc>
@@ -8900,7 +8964,7 @@
                 <w:sz w:val="17"/>
                 <w:szCs w:val="17"/>
               </w:rPr>
-              <w:t xml:space="preserve">INT IDENTITY (PK)</w:t>
+              <w:t xml:space="preserve">INT (FK, PK)</w:t>
             </w:r>
           </w:p>
         </w:tc>
@@ -8927,7 +8991,7 @@
                 <w:sz w:val="18"/>
                 <w:szCs w:val="18"/>
               </w:rPr>
-              <w:t xml:space="preserve">Auto-incrementing ID</w:t>
+              <w:t xml:space="preserve">References ReportConfig</w:t>
             </w:r>
           </w:p>
         </w:tc>
@@ -8960,7 +9024,7 @@
                 <w:szCs w:val="17"/>
                 <w:shd w:fill="F2F7FB" w:val="clear"/>
               </w:rPr>
-              <w:t xml:space="preserve">ReportPlanGroupName</w:t>
+              <w:t xml:space="preserve">FundChangeID</w:t>
             </w:r>
           </w:p>
         </w:tc>
@@ -8989,7 +9053,7 @@
                 <w:szCs w:val="17"/>
                 <w:shd w:fill="F2F7FB" w:val="clear"/>
               </w:rPr>
-              <w:t xml:space="preserve">NVARCHAR(200)</w:t>
+              <w:t xml:space="preserve">INT (FK, PK)</w:t>
             </w:r>
           </w:p>
         </w:tc>
@@ -9018,7 +9082,7 @@
                 <w:szCs w:val="18"/>
                 <w:shd w:fill="F2F7FB" w:val="clear"/>
               </w:rPr>
-              <w:t xml:space="preserve">Group name</w:t>
+              <w:t xml:space="preserve">References FundChange</w:t>
             </w:r>
           </w:p>
         </w:tc>
@@ -9049,7 +9113,7 @@
                 <w:sz w:val="17"/>
                 <w:szCs w:val="17"/>
               </w:rPr>
-              <w:t xml:space="preserve">AccountID</w:t>
+              <w:t xml:space="preserve">Included</w:t>
             </w:r>
           </w:p>
         </w:tc>
@@ -9076,7 +9140,7 @@
                 <w:sz w:val="17"/>
                 <w:szCs w:val="17"/>
               </w:rPr>
-              <w:t xml:space="preserve">UNIQUEIDENTIFIER (FK)</w:t>
+              <w:t xml:space="preserve">BIT</w:t>
             </w:r>
           </w:p>
         </w:tc>
@@ -9103,7 +9167,7 @@
                 <w:sz w:val="18"/>
                 <w:szCs w:val="18"/>
               </w:rPr>
-              <w:t xml:space="preserve">References Client</w:t>
+              <w:t xml:space="preserve">Whether included in this config’s report</w:t>
             </w:r>
           </w:p>
         </w:tc>
@@ -9116,6 +9180,33 @@
     </w:p>
     <w:p>
       <w:pPr>
+        <w:pStyle w:val="Heading2"/>
+      </w:pPr>
+      <w:r>
+        <w:rPr>
+          <w:rFonts w:ascii="Arial" w:cs="Arial" w:eastAsia="Arial" w:hAnsi="Arial"/>
+        </w:rPr>
+        <w:t xml:space="preserve">7. Multi-Plan Groups</w:t>
+      </w:r>
+    </w:p>
+    <w:p>
+      <w:pPr>
+        <w:spacing w:after="120"/>
+      </w:pPr>
+      <w:r>
+        <w:rPr>
+          <w:rFonts w:ascii="Arial" w:cs="Arial" w:eastAsia="Arial" w:hAnsi="Arial"/>
+          <w:i/>
+          <w:iCs/>
+          <w:color w:val="595959"/>
+          <w:sz w:val="20"/>
+          <w:szCs w:val="20"/>
+        </w:rPr>
+        <w:t xml:space="preserve">Plan groups allow multiple plans to be bundled into a single multi-plan report configuration.</w:t>
+      </w:r>
+    </w:p>
+    <w:p>
+      <w:pPr>
         <w:spacing w:after="80" w:before="200"/>
       </w:pPr>
       <w:r>
@@ -9127,7 +9218,7 @@
           <w:sz w:val="24"/>
           <w:szCs w:val="24"/>
         </w:rPr>
-        <w:t xml:space="preserve">ReportConfigPlan</w:t>
+        <w:t xml:space="preserve">ReportPlanGroup</w:t>
       </w:r>
     </w:p>
     <w:tbl>
@@ -9271,7 +9362,7 @@
                 <w:sz w:val="17"/>
                 <w:szCs w:val="17"/>
               </w:rPr>
-              <w:t xml:space="preserve">PairingID</w:t>
+              <w:t xml:space="preserve">ReportPlanGroupID</w:t>
             </w:r>
           </w:p>
         </w:tc>
@@ -9358,7 +9449,7 @@
                 <w:szCs w:val="17"/>
                 <w:shd w:fill="F2F7FB" w:val="clear"/>
               </w:rPr>
-              <w:t xml:space="preserve">ReportPlanGroupID</w:t>
+              <w:t xml:space="preserve">ReportPlanGroupName</w:t>
             </w:r>
           </w:p>
         </w:tc>
@@ -9387,7 +9478,7 @@
                 <w:szCs w:val="17"/>
                 <w:shd w:fill="F2F7FB" w:val="clear"/>
               </w:rPr>
-              <w:t xml:space="preserve">INT (FK)</w:t>
+              <w:t xml:space="preserve">NVARCHAR(200)</w:t>
             </w:r>
           </w:p>
         </w:tc>
@@ -9416,7 +9507,7 @@
                 <w:szCs w:val="18"/>
                 <w:shd w:fill="F2F7FB" w:val="clear"/>
               </w:rPr>
-              <w:t xml:space="preserve">References ReportPlanGroup</w:t>
+              <w:t xml:space="preserve">Group name</w:t>
             </w:r>
           </w:p>
         </w:tc>
@@ -9447,7 +9538,7 @@
                 <w:sz w:val="17"/>
                 <w:szCs w:val="17"/>
               </w:rPr>
-              <w:t xml:space="preserve">ct_PlanID</w:t>
+              <w:t xml:space="preserve">AccountID</w:t>
             </w:r>
           </w:p>
         </w:tc>
@@ -9474,7 +9565,7 @@
                 <w:sz w:val="17"/>
                 <w:szCs w:val="17"/>
               </w:rPr>
-              <w:t xml:space="preserve">INT (FK)</w:t>
+              <w:t xml:space="preserve">UNIQUEIDENTIFIER (FK)</w:t>
             </w:r>
           </w:p>
         </w:tc>
@@ -9501,7 +9592,7 @@
                 <w:sz w:val="18"/>
                 <w:szCs w:val="18"/>
               </w:rPr>
-              <w:t xml:space="preserve">References Plan</w:t>
+              <w:t xml:space="preserve">References Client</w:t>
             </w:r>
           </w:p>
         </w:tc>
@@ -9513,38 +9604,6 @@
       </w:pPr>
     </w:p>
     <w:p>
-      <w:r>
-        <w:br w:type="page"/>
-      </w:r>
-    </w:p>
-    <w:p>
-      <w:pPr>
-        <w:pStyle w:val="Heading2"/>
-      </w:pPr>
-      <w:r>
-        <w:rPr>
-          <w:rFonts w:ascii="Arial" w:cs="Arial" w:eastAsia="Arial" w:hAnsi="Arial"/>
-        </w:rPr>
-        <w:t xml:space="preserve">8. Combo Configuration</w:t>
-      </w:r>
-    </w:p>
-    <w:p>
-      <w:pPr>
-        <w:spacing w:after="120"/>
-      </w:pPr>
-      <w:r>
-        <w:rPr>
-          <w:rFonts w:ascii="Arial" w:cs="Arial" w:eastAsia="Arial" w:hAnsi="Arial"/>
-          <w:i/>
-          <w:iCs/>
-          <w:color w:val="595959"/>
-          <w:sz w:val="20"/>
-          <w:szCs w:val="20"/>
-        </w:rPr>
-        <w:t xml:space="preserve">Combo configs combine multiple single-plan and/or multi-plan report configurations into a single output.</w:t>
-      </w:r>
-    </w:p>
-    <w:p>
       <w:pPr>
         <w:spacing w:after="80" w:before="200"/>
       </w:pPr>
@@ -9557,7 +9616,7 @@
           <w:sz w:val="24"/>
           <w:szCs w:val="24"/>
         </w:rPr>
-        <w:t xml:space="preserve">ComboConfigChild</w:t>
+        <w:t xml:space="preserve">ReportConfigPlan</w:t>
       </w:r>
     </w:p>
     <w:tbl>
@@ -9701,7 +9760,7 @@
                 <w:sz w:val="17"/>
                 <w:szCs w:val="17"/>
               </w:rPr>
-              <w:t xml:space="preserve">ComboReportConfigID</w:t>
+              <w:t xml:space="preserve">PairingID</w:t>
             </w:r>
           </w:p>
         </w:tc>
@@ -9728,7 +9787,7 @@
                 <w:sz w:val="17"/>
                 <w:szCs w:val="17"/>
               </w:rPr>
-              <w:t xml:space="preserve">INT (FK, PK)</w:t>
+              <w:t xml:space="preserve">INT IDENTITY (PK)</w:t>
             </w:r>
           </w:p>
         </w:tc>
@@ -9755,7 +9814,7 @@
                 <w:sz w:val="18"/>
                 <w:szCs w:val="18"/>
               </w:rPr>
-              <w:t xml:space="preserve">Parent combo config</w:t>
+              <w:t xml:space="preserve">Auto-incrementing ID</w:t>
             </w:r>
           </w:p>
         </w:tc>
@@ -9788,7 +9847,7 @@
                 <w:szCs w:val="17"/>
                 <w:shd w:fill="F2F7FB" w:val="clear"/>
               </w:rPr>
-              <w:t xml:space="preserve">ChildReportConfigID</w:t>
+              <w:t xml:space="preserve">ReportPlanGroupID</w:t>
             </w:r>
           </w:p>
         </w:tc>
@@ -9817,7 +9876,7 @@
                 <w:szCs w:val="17"/>
                 <w:shd w:fill="F2F7FB" w:val="clear"/>
               </w:rPr>
-              <w:t xml:space="preserve">INT (FK, PK)</w:t>
+              <w:t xml:space="preserve">INT (FK)</w:t>
             </w:r>
           </w:p>
         </w:tc>
@@ -9846,7 +9905,92 @@
                 <w:szCs w:val="18"/>
                 <w:shd w:fill="F2F7FB" w:val="clear"/>
               </w:rPr>
-              <w:t xml:space="preserve">Child single/multi config</w:t>
+              <w:t xml:space="preserve">References ReportPlanGroup</w:t>
+            </w:r>
+          </w:p>
+        </w:tc>
+      </w:tr>
+      <w:tr>
+        <w:tc>
+          <w:tcPr>
+            <w:tcW w:type="dxa" w:w="2800"/>
+            <w:tcBorders>
+              <w:top w:val="single" w:color="CCCCCC" w:sz="1"/>
+              <w:left w:val="single" w:color="CCCCCC" w:sz="1"/>
+              <w:bottom w:val="single" w:color="CCCCCC" w:sz="1"/>
+              <w:right w:val="single" w:color="CCCCCC" w:sz="1"/>
+            </w:tcBorders>
+            <w:tcMar>
+              <w:top w:type="dxa" w:w="60"/>
+              <w:left w:type="dxa" w:w="100"/>
+              <w:bottom w:type="dxa" w:w="60"/>
+              <w:right w:type="dxa" w:w="100"/>
+            </w:tcMar>
+          </w:tcPr>
+          <w:p>
+            <w:r>
+              <w:rPr>
+                <w:rFonts w:ascii="Consolas" w:cs="Consolas" w:eastAsia="Consolas" w:hAnsi="Consolas"/>
+                <w:b/>
+                <w:bCs/>
+                <w:sz w:val="17"/>
+                <w:szCs w:val="17"/>
+              </w:rPr>
+              <w:t xml:space="preserve">ct_PlanID</w:t>
+            </w:r>
+          </w:p>
+        </w:tc>
+        <w:tc>
+          <w:tcPr>
+            <w:tcW w:type="dxa" w:w="2600"/>
+            <w:tcBorders>
+              <w:top w:val="single" w:color="CCCCCC" w:sz="1"/>
+              <w:left w:val="single" w:color="CCCCCC" w:sz="1"/>
+              <w:bottom w:val="single" w:color="CCCCCC" w:sz="1"/>
+              <w:right w:val="single" w:color="CCCCCC" w:sz="1"/>
+            </w:tcBorders>
+            <w:tcMar>
+              <w:top w:type="dxa" w:w="60"/>
+              <w:left w:type="dxa" w:w="100"/>
+              <w:bottom w:type="dxa" w:w="60"/>
+              <w:right w:type="dxa" w:w="100"/>
+            </w:tcMar>
+          </w:tcPr>
+          <w:p>
+            <w:r>
+              <w:rPr>
+                <w:rFonts w:ascii="Consolas" w:cs="Consolas" w:eastAsia="Consolas" w:hAnsi="Consolas"/>
+                <w:sz w:val="17"/>
+                <w:szCs w:val="17"/>
+              </w:rPr>
+              <w:t xml:space="preserve">INT (FK)</w:t>
+            </w:r>
+          </w:p>
+        </w:tc>
+        <w:tc>
+          <w:tcPr>
+            <w:tcW w:type="dxa" w:w="3960"/>
+            <w:tcBorders>
+              <w:top w:val="single" w:color="CCCCCC" w:sz="1"/>
+              <w:left w:val="single" w:color="CCCCCC" w:sz="1"/>
+              <w:bottom w:val="single" w:color="CCCCCC" w:sz="1"/>
+              <w:right w:val="single" w:color="CCCCCC" w:sz="1"/>
+            </w:tcBorders>
+            <w:tcMar>
+              <w:top w:type="dxa" w:w="60"/>
+              <w:left w:type="dxa" w:w="100"/>
+              <w:bottom w:type="dxa" w:w="60"/>
+              <w:right w:type="dxa" w:w="100"/>
+            </w:tcMar>
+          </w:tcPr>
+          <w:p>
+            <w:r>
+              <w:rPr>
+                <w:rFonts w:ascii="Arial" w:cs="Arial" w:eastAsia="Arial" w:hAnsi="Arial"/>
+                <w:sz w:val="18"/>
+                <w:szCs w:val="18"/>
+              </w:rPr>
+              <w:t xml:space="preserve">References Plan</w:t>
             </w:r>
           </w:p>
         </w:tc>
@@ -9858,6 +10002,11 @@
       </w:pPr>
     </w:p>
     <w:p>
+      <w:r>
+        <w:br w:type="page"/>
+      </w:r>
+    </w:p>
+    <w:p>
       <w:pPr>
         <w:pStyle w:val="Heading2"/>
       </w:pPr>
@@ -9865,7 +10014,7 @@
         <w:rPr>
           <w:rFonts w:ascii="Arial" w:cs="Arial" w:eastAsia="Arial" w:hAnsi="Arial"/>
         </w:rPr>
-        <w:t xml:space="preserve">9. Investment Management</w:t>
+        <w:t xml:space="preserve">8. Combo Configuration</w:t>
       </w:r>
     </w:p>
     <w:p>
@@ -9881,7 +10030,7 @@
           <w:sz w:val="20"/>
           <w:szCs w:val="20"/>
         </w:rPr>
-        <w:t xml:space="preserve">Custom investment ordering and candidate investment selections per report configuration.</w:t>
+        <w:t xml:space="preserve">Combo configs combine multiple single-plan and/or multi-plan report configurations into a single output.</w:t>
       </w:r>
     </w:p>
     <w:p>
@@ -9897,7 +10046,7 @@
           <w:sz w:val="24"/>
           <w:szCs w:val="24"/>
         </w:rPr>
-        <w:t xml:space="preserve">ManagerOrderCustomized</w:t>
+        <w:t xml:space="preserve">ComboConfigChild</w:t>
       </w:r>
     </w:p>
     <w:tbl>
@@ -10041,7 +10190,7 @@
                 <w:sz w:val="17"/>
                 <w:szCs w:val="17"/>
               </w:rPr>
-              <w:t xml:space="preserve">ID</w:t>
+              <w:t xml:space="preserve">ComboReportConfigID</w:t>
             </w:r>
           </w:p>
         </w:tc>
@@ -10068,7 +10217,7 @@
                 <w:sz w:val="17"/>
                 <w:szCs w:val="17"/>
               </w:rPr>
-              <w:t xml:space="preserve">INT IDENTITY (PK)</w:t>
+              <w:t xml:space="preserve">INT (FK, PK)</w:t>
             </w:r>
           </w:p>
         </w:tc>
@@ -10095,7 +10244,7 @@
                 <w:sz w:val="18"/>
                 <w:szCs w:val="18"/>
               </w:rPr>
-              <w:t xml:space="preserve">Auto-incrementing ID</w:t>
+              <w:t xml:space="preserve">Parent combo config</w:t>
             </w:r>
           </w:p>
         </w:tc>
@@ -10128,7 +10277,7 @@
                 <w:szCs w:val="17"/>
                 <w:shd w:fill="F2F7FB" w:val="clear"/>
               </w:rPr>
-              <w:t xml:space="preserve">ReportConfigID</w:t>
+              <w:t xml:space="preserve">ChildReportConfigID</w:t>
             </w:r>
           </w:p>
         </w:tc>
@@ -10157,7 +10306,7 @@
                 <w:szCs w:val="17"/>
                 <w:shd w:fill="F2F7FB" w:val="clear"/>
               </w:rPr>
-              <w:t xml:space="preserve">INT (FK)</w:t>
+              <w:t xml:space="preserve">INT (FK, PK)</w:t>
             </w:r>
           </w:p>
         </w:tc>
@@ -10186,359 +10335,7 @@
                 <w:szCs w:val="18"/>
                 <w:shd w:fill="F2F7FB" w:val="clear"/>
               </w:rPr>
-              <w:t xml:space="preserve">References ReportConfig</w:t>
-            </w:r>
-          </w:p>
-        </w:tc>
-      </w:tr>
-      <w:tr>
-        <w:tc>
-          <w:tcPr>
-            <w:tcW w:type="dxa" w:w="2800"/>
-            <w:tcBorders>
-              <w:top w:val="single" w:color="CCCCCC" w:sz="1"/>
-              <w:left w:val="single" w:color="CCCCCC" w:sz="1"/>
-              <w:bottom w:val="single" w:color="CCCCCC" w:sz="1"/>
-              <w:right w:val="single" w:color="CCCCCC" w:sz="1"/>
-            </w:tcBorders>
-            <w:tcMar>
-              <w:top w:type="dxa" w:w="60"/>
-              <w:left w:type="dxa" w:w="100"/>
-              <w:bottom w:type="dxa" w:w="60"/>
-              <w:right w:type="dxa" w:w="100"/>
-            </w:tcMar>
-          </w:tcPr>
-          <w:p>
-            <w:r>
-              <w:rPr>
-                <w:rFonts w:ascii="Consolas" w:cs="Consolas" w:eastAsia="Consolas" w:hAnsi="Consolas"/>
-                <w:b/>
-                <w:bCs/>
-                <w:sz w:val="17"/>
-                <w:szCs w:val="17"/>
-              </w:rPr>
-              <w:t xml:space="preserve">ct_investmentid</w:t>
-            </w:r>
-          </w:p>
-        </w:tc>
-        <w:tc>
-          <w:tcPr>
-            <w:tcW w:type="dxa" w:w="2600"/>
-            <w:tcBorders>
-              <w:top w:val="single" w:color="CCCCCC" w:sz="1"/>
-              <w:left w:val="single" w:color="CCCCCC" w:sz="1"/>
-              <w:bottom w:val="single" w:color="CCCCCC" w:sz="1"/>
-              <w:right w:val="single" w:color="CCCCCC" w:sz="1"/>
-            </w:tcBorders>
-            <w:tcMar>
-              <w:top w:type="dxa" w:w="60"/>
-              <w:left w:type="dxa" w:w="100"/>
-              <w:bottom w:type="dxa" w:w="60"/>
-              <w:right w:type="dxa" w:w="100"/>
-            </w:tcMar>
-          </w:tcPr>
-          <w:p>
-            <w:r>
-              <w:rPr>
-                <w:rFonts w:ascii="Consolas" w:cs="Consolas" w:eastAsia="Consolas" w:hAnsi="Consolas"/>
-                <w:sz w:val="17"/>
-                <w:szCs w:val="17"/>
-              </w:rPr>
-              <w:t xml:space="preserve">INT (FK)</w:t>
-            </w:r>
-          </w:p>
-        </w:tc>
-        <w:tc>
-          <w:tcPr>
-            <w:tcW w:type="dxa" w:w="3960"/>
-            <w:tcBorders>
-              <w:top w:val="single" w:color="CCCCCC" w:sz="1"/>
-              <w:left w:val="single" w:color="CCCCCC" w:sz="1"/>
-              <w:bottom w:val="single" w:color="CCCCCC" w:sz="1"/>
-              <w:right w:val="single" w:color="CCCCCC" w:sz="1"/>
-            </w:tcBorders>
-            <w:tcMar>
-              <w:top w:type="dxa" w:w="60"/>
-              <w:left w:type="dxa" w:w="100"/>
-              <w:bottom w:type="dxa" w:w="60"/>
-              <w:right w:type="dxa" w:w="100"/>
-            </w:tcMar>
-          </w:tcPr>
-          <w:p>
-            <w:r>
-              <w:rPr>
-                <w:rFonts w:ascii="Arial" w:cs="Arial" w:eastAsia="Arial" w:hAnsi="Arial"/>
-                <w:sz w:val="18"/>
-                <w:szCs w:val="18"/>
-              </w:rPr>
-              <w:t xml:space="preserve">References Investment</w:t>
-            </w:r>
-          </w:p>
-        </w:tc>
-      </w:tr>
-      <w:tr>
-        <w:tc>
-          <w:tcPr>
-            <w:tcW w:type="dxa" w:w="2800"/>
-            <w:tcBorders>
-              <w:top w:val="single" w:color="CCCCCC" w:sz="1"/>
-              <w:left w:val="single" w:color="CCCCCC" w:sz="1"/>
-              <w:bottom w:val="single" w:color="CCCCCC" w:sz="1"/>
-              <w:right w:val="single" w:color="CCCCCC" w:sz="1"/>
-            </w:tcBorders>
-            <w:shd w:fill="F2F7FB" w:val="clear"/>
-            <w:tcMar>
-              <w:top w:type="dxa" w:w="60"/>
-              <w:left w:type="dxa" w:w="100"/>
-              <w:bottom w:type="dxa" w:w="60"/>
-              <w:right w:type="dxa" w:w="100"/>
-            </w:tcMar>
-          </w:tcPr>
-          <w:p>
-            <w:r>
-              <w:rPr>
-                <w:rFonts w:ascii="Consolas" w:cs="Consolas" w:eastAsia="Consolas" w:hAnsi="Consolas"/>
-                <w:b/>
-                <w:bCs/>
-                <w:sz w:val="17"/>
-                <w:szCs w:val="17"/>
-                <w:shd w:fill="F2F7FB" w:val="clear"/>
-              </w:rPr>
-              <w:t xml:space="preserve">SortOrder</w:t>
-            </w:r>
-          </w:p>
-        </w:tc>
-        <w:tc>
-          <w:tcPr>
-            <w:tcW w:type="dxa" w:w="2600"/>
-            <w:tcBorders>
-              <w:top w:val="single" w:color="CCCCCC" w:sz="1"/>
-              <w:left w:val="single" w:color="CCCCCC" w:sz="1"/>
-              <w:bottom w:val="single" w:color="CCCCCC" w:sz="1"/>
-              <w:right w:val="single" w:color="CCCCCC" w:sz="1"/>
-            </w:tcBorders>
-            <w:shd w:fill="F2F7FB" w:val="clear"/>
-            <w:tcMar>
-              <w:top w:type="dxa" w:w="60"/>
-              <w:left w:type="dxa" w:w="100"/>
-              <w:bottom w:type="dxa" w:w="60"/>
-              <w:right w:type="dxa" w:w="100"/>
-            </w:tcMar>
-          </w:tcPr>
-          <w:p>
-            <w:r>
-              <w:rPr>
-                <w:rFonts w:ascii="Consolas" w:cs="Consolas" w:eastAsia="Consolas" w:hAnsi="Consolas"/>
-                <w:sz w:val="17"/>
-                <w:szCs w:val="17"/>
-                <w:shd w:fill="F2F7FB" w:val="clear"/>
-              </w:rPr>
-              <w:t xml:space="preserve">INT</w:t>
-            </w:r>
-          </w:p>
-        </w:tc>
-        <w:tc>
-          <w:tcPr>
-            <w:tcW w:type="dxa" w:w="3960"/>
-            <w:tcBorders>
-              <w:top w:val="single" w:color="CCCCCC" w:sz="1"/>
-              <w:left w:val="single" w:color="CCCCCC" w:sz="1"/>
-              <w:bottom w:val="single" w:color="CCCCCC" w:sz="1"/>
-              <w:right w:val="single" w:color="CCCCCC" w:sz="1"/>
-            </w:tcBorders>
-            <w:shd w:fill="F2F7FB" w:val="clear"/>
-            <w:tcMar>
-              <w:top w:type="dxa" w:w="60"/>
-              <w:left w:type="dxa" w:w="100"/>
-              <w:bottom w:type="dxa" w:w="60"/>
-              <w:right w:type="dxa" w:w="100"/>
-            </w:tcMar>
-          </w:tcPr>
-          <w:p>
-            <w:r>
-              <w:rPr>
-                <w:rFonts w:ascii="Arial" w:cs="Arial" w:eastAsia="Arial" w:hAnsi="Arial"/>
-                <w:sz w:val="18"/>
-                <w:szCs w:val="18"/>
-                <w:shd w:fill="F2F7FB" w:val="clear"/>
-              </w:rPr>
-              <w:t xml:space="preserve">Custom sort order</w:t>
-            </w:r>
-          </w:p>
-        </w:tc>
-      </w:tr>
-      <w:tr>
-        <w:tc>
-          <w:tcPr>
-            <w:tcW w:type="dxa" w:w="2800"/>
-            <w:tcBorders>
-              <w:top w:val="single" w:color="CCCCCC" w:sz="1"/>
-              <w:left w:val="single" w:color="CCCCCC" w:sz="1"/>
-              <w:bottom w:val="single" w:color="CCCCCC" w:sz="1"/>
-              <w:right w:val="single" w:color="CCCCCC" w:sz="1"/>
-            </w:tcBorders>
-            <w:tcMar>
-              <w:top w:type="dxa" w:w="60"/>
-              <w:left w:type="dxa" w:w="100"/>
-              <w:bottom w:type="dxa" w:w="60"/>
-              <w:right w:type="dxa" w:w="100"/>
-            </w:tcMar>
-          </w:tcPr>
-          <w:p>
-            <w:r>
-              <w:rPr>
-                <w:rFonts w:ascii="Consolas" w:cs="Consolas" w:eastAsia="Consolas" w:hAnsi="Consolas"/>
-                <w:b/>
-                <w:bCs/>
-                <w:sz w:val="17"/>
-                <w:szCs w:val="17"/>
-              </w:rPr>
-              <w:t xml:space="preserve">GroupName</w:t>
-            </w:r>
-          </w:p>
-        </w:tc>
-        <w:tc>
-          <w:tcPr>
-            <w:tcW w:type="dxa" w:w="2600"/>
-            <w:tcBorders>
-              <w:top w:val="single" w:color="CCCCCC" w:sz="1"/>
-              <w:left w:val="single" w:color="CCCCCC" w:sz="1"/>
-              <w:bottom w:val="single" w:color="CCCCCC" w:sz="1"/>
-              <w:right w:val="single" w:color="CCCCCC" w:sz="1"/>
-            </w:tcBorders>
-            <w:tcMar>
-              <w:top w:type="dxa" w:w="60"/>
-              <w:left w:type="dxa" w:w="100"/>
-              <w:bottom w:type="dxa" w:w="60"/>
-              <w:right w:type="dxa" w:w="100"/>
-            </w:tcMar>
-          </w:tcPr>
-          <w:p>
-            <w:r>
-              <w:rPr>
-                <w:rFonts w:ascii="Consolas" w:cs="Consolas" w:eastAsia="Consolas" w:hAnsi="Consolas"/>
-                <w:sz w:val="17"/>
-                <w:szCs w:val="17"/>
-              </w:rPr>
-              <w:t xml:space="preserve">NVARCHAR(100)</w:t>
-            </w:r>
-          </w:p>
-        </w:tc>
-        <w:tc>
-          <w:tcPr>
-            <w:tcW w:type="dxa" w:w="3960"/>
-            <w:tcBorders>
-              <w:top w:val="single" w:color="CCCCCC" w:sz="1"/>
-              <w:left w:val="single" w:color="CCCCCC" w:sz="1"/>
-              <w:bottom w:val="single" w:color="CCCCCC" w:sz="1"/>
-              <w:right w:val="single" w:color="CCCCCC" w:sz="1"/>
-            </w:tcBorders>
-            <w:tcMar>
-              <w:top w:type="dxa" w:w="60"/>
-              <w:left w:type="dxa" w:w="100"/>
-              <w:bottom w:type="dxa" w:w="60"/>
-              <w:right w:type="dxa" w:w="100"/>
-            </w:tcMar>
-          </w:tcPr>
-          <w:p>
-            <w:r>
-              <w:rPr>
-                <w:rFonts w:ascii="Arial" w:cs="Arial" w:eastAsia="Arial" w:hAnsi="Arial"/>
-                <w:sz w:val="18"/>
-                <w:szCs w:val="18"/>
-              </w:rPr>
-              <w:t xml:space="preserve">Manager group/category</w:t>
-            </w:r>
-          </w:p>
-        </w:tc>
-      </w:tr>
-      <w:tr>
-        <w:tc>
-          <w:tcPr>
-            <w:tcW w:type="dxa" w:w="2800"/>
-            <w:tcBorders>
-              <w:top w:val="single" w:color="CCCCCC" w:sz="1"/>
-              <w:left w:val="single" w:color="CCCCCC" w:sz="1"/>
-              <w:bottom w:val="single" w:color="CCCCCC" w:sz="1"/>
-              <w:right w:val="single" w:color="CCCCCC" w:sz="1"/>
-            </w:tcBorders>
-            <w:shd w:fill="F2F7FB" w:val="clear"/>
-            <w:tcMar>
-              <w:top w:type="dxa" w:w="60"/>
-              <w:left w:type="dxa" w:w="100"/>
-              <w:bottom w:type="dxa" w:w="60"/>
-              <w:right w:type="dxa" w:w="100"/>
-            </w:tcMar>
-          </w:tcPr>
-          <w:p>
-            <w:r>
-              <w:rPr>
-                <w:rFonts w:ascii="Consolas" w:cs="Consolas" w:eastAsia="Consolas" w:hAnsi="Consolas"/>
-                <w:b/>
-                <w:bCs/>
-                <w:sz w:val="17"/>
-                <w:szCs w:val="17"/>
-                <w:shd w:fill="F2F7FB" w:val="clear"/>
-              </w:rPr>
-              <w:t xml:space="preserve">AssetClass</w:t>
-            </w:r>
-          </w:p>
-        </w:tc>
-        <w:tc>
-          <w:tcPr>
-            <w:tcW w:type="dxa" w:w="2600"/>
-            <w:tcBorders>
-              <w:top w:val="single" w:color="CCCCCC" w:sz="1"/>
-              <w:left w:val="single" w:color="CCCCCC" w:sz="1"/>
-              <w:bottom w:val="single" w:color="CCCCCC" w:sz="1"/>
-              <w:right w:val="single" w:color="CCCCCC" w:sz="1"/>
-            </w:tcBorders>
-            <w:shd w:fill="F2F7FB" w:val="clear"/>
-            <w:tcMar>
-              <w:top w:type="dxa" w:w="60"/>
-              <w:left w:type="dxa" w:w="100"/>
-              <w:bottom w:type="dxa" w:w="60"/>
-              <w:right w:type="dxa" w:w="100"/>
-            </w:tcMar>
-          </w:tcPr>
-          <w:p>
-            <w:r>
-              <w:rPr>
-                <w:rFonts w:ascii="Consolas" w:cs="Consolas" w:eastAsia="Consolas" w:hAnsi="Consolas"/>
-                <w:sz w:val="17"/>
-                <w:szCs w:val="17"/>
-                <w:shd w:fill="F2F7FB" w:val="clear"/>
-              </w:rPr>
-              <w:t xml:space="preserve">NVARCHAR(100)</w:t>
-            </w:r>
-          </w:p>
-        </w:tc>
-        <w:tc>
-          <w:tcPr>
-            <w:tcW w:type="dxa" w:w="3960"/>
-            <w:tcBorders>
-              <w:top w:val="single" w:color="CCCCCC" w:sz="1"/>
-              <w:left w:val="single" w:color="CCCCCC" w:sz="1"/>
-              <w:bottom w:val="single" w:color="CCCCCC" w:sz="1"/>
-              <w:right w:val="single" w:color="CCCCCC" w:sz="1"/>
-            </w:tcBorders>
-            <w:shd w:fill="F2F7FB" w:val="clear"/>
-            <w:tcMar>
-              <w:top w:type="dxa" w:w="60"/>
-              <w:left w:type="dxa" w:w="100"/>
-              <w:bottom w:type="dxa" w:w="60"/>
-              <w:right w:type="dxa" w:w="100"/>
-            </w:tcMar>
-          </w:tcPr>
-          <w:p>
-            <w:r>
-              <w:rPr>
-                <w:rFonts w:ascii="Arial" w:cs="Arial" w:eastAsia="Arial" w:hAnsi="Arial"/>
-                <w:sz w:val="18"/>
-                <w:szCs w:val="18"/>
-                <w:shd w:fill="F2F7FB" w:val="clear"/>
-              </w:rPr>
-              <w:t xml:space="preserve">Asset class override</w:t>
+              <w:t xml:space="preserve">Child single/multi config</w:t>
             </w:r>
           </w:p>
         </w:tc>
@@ -10551,6 +10348,33 @@
     </w:p>
     <w:p>
       <w:pPr>
+        <w:pStyle w:val="Heading2"/>
+      </w:pPr>
+      <w:r>
+        <w:rPr>
+          <w:rFonts w:ascii="Arial" w:cs="Arial" w:eastAsia="Arial" w:hAnsi="Arial"/>
+        </w:rPr>
+        <w:t xml:space="preserve">9. Investment Management</w:t>
+      </w:r>
+    </w:p>
+    <w:p>
+      <w:pPr>
+        <w:spacing w:after="120"/>
+      </w:pPr>
+      <w:r>
+        <w:rPr>
+          <w:rFonts w:ascii="Arial" w:cs="Arial" w:eastAsia="Arial" w:hAnsi="Arial"/>
+          <w:i/>
+          <w:iCs/>
+          <w:color w:val="595959"/>
+          <w:sz w:val="20"/>
+          <w:szCs w:val="20"/>
+        </w:rPr>
+        <w:t xml:space="preserve">Custom investment ordering and candidate investment selections per report configuration.</w:t>
+      </w:r>
+    </w:p>
+    <w:p>
+      <w:pPr>
         <w:spacing w:after="80" w:before="200"/>
       </w:pPr>
       <w:r>
@@ -10562,7 +10386,7 @@
           <w:sz w:val="24"/>
           <w:szCs w:val="24"/>
         </w:rPr>
-        <w:t xml:space="preserve">ReportConfigCandidateInvmt</w:t>
+        <w:t xml:space="preserve">ManagerOrderCustomized</w:t>
       </w:r>
     </w:p>
     <w:tbl>
@@ -10936,6 +10760,671 @@
                 <w:sz w:val="18"/>
                 <w:szCs w:val="18"/>
               </w:rPr>
+              <w:t xml:space="preserve">References Investment</w:t>
+            </w:r>
+          </w:p>
+        </w:tc>
+      </w:tr>
+      <w:tr>
+        <w:tc>
+          <w:tcPr>
+            <w:tcW w:type="dxa" w:w="2800"/>
+            <w:tcBorders>
+              <w:top w:val="single" w:color="CCCCCC" w:sz="1"/>
+              <w:left w:val="single" w:color="CCCCCC" w:sz="1"/>
+              <w:bottom w:val="single" w:color="CCCCCC" w:sz="1"/>
+              <w:right w:val="single" w:color="CCCCCC" w:sz="1"/>
+            </w:tcBorders>
+            <w:shd w:fill="F2F7FB" w:val="clear"/>
+            <w:tcMar>
+              <w:top w:type="dxa" w:w="60"/>
+              <w:left w:type="dxa" w:w="100"/>
+              <w:bottom w:type="dxa" w:w="60"/>
+              <w:right w:type="dxa" w:w="100"/>
+            </w:tcMar>
+          </w:tcPr>
+          <w:p>
+            <w:r>
+              <w:rPr>
+                <w:rFonts w:ascii="Consolas" w:cs="Consolas" w:eastAsia="Consolas" w:hAnsi="Consolas"/>
+                <w:b/>
+                <w:bCs/>
+                <w:sz w:val="17"/>
+                <w:szCs w:val="17"/>
+                <w:shd w:fill="F2F7FB" w:val="clear"/>
+              </w:rPr>
+              <w:t xml:space="preserve">SortOrder</w:t>
+            </w:r>
+          </w:p>
+        </w:tc>
+        <w:tc>
+          <w:tcPr>
+            <w:tcW w:type="dxa" w:w="2600"/>
+            <w:tcBorders>
+              <w:top w:val="single" w:color="CCCCCC" w:sz="1"/>
+              <w:left w:val="single" w:color="CCCCCC" w:sz="1"/>
+              <w:bottom w:val="single" w:color="CCCCCC" w:sz="1"/>
+              <w:right w:val="single" w:color="CCCCCC" w:sz="1"/>
+            </w:tcBorders>
+            <w:shd w:fill="F2F7FB" w:val="clear"/>
+            <w:tcMar>
+              <w:top w:type="dxa" w:w="60"/>
+              <w:left w:type="dxa" w:w="100"/>
+              <w:bottom w:type="dxa" w:w="60"/>
+              <w:right w:type="dxa" w:w="100"/>
+            </w:tcMar>
+          </w:tcPr>
+          <w:p>
+            <w:r>
+              <w:rPr>
+                <w:rFonts w:ascii="Consolas" w:cs="Consolas" w:eastAsia="Consolas" w:hAnsi="Consolas"/>
+                <w:sz w:val="17"/>
+                <w:szCs w:val="17"/>
+                <w:shd w:fill="F2F7FB" w:val="clear"/>
+              </w:rPr>
+              <w:t xml:space="preserve">INT</w:t>
+            </w:r>
+          </w:p>
+        </w:tc>
+        <w:tc>
+          <w:tcPr>
+            <w:tcW w:type="dxa" w:w="3960"/>
+            <w:tcBorders>
+              <w:top w:val="single" w:color="CCCCCC" w:sz="1"/>
+              <w:left w:val="single" w:color="CCCCCC" w:sz="1"/>
+              <w:bottom w:val="single" w:color="CCCCCC" w:sz="1"/>
+              <w:right w:val="single" w:color="CCCCCC" w:sz="1"/>
+            </w:tcBorders>
+            <w:shd w:fill="F2F7FB" w:val="clear"/>
+            <w:tcMar>
+              <w:top w:type="dxa" w:w="60"/>
+              <w:left w:type="dxa" w:w="100"/>
+              <w:bottom w:type="dxa" w:w="60"/>
+              <w:right w:type="dxa" w:w="100"/>
+            </w:tcMar>
+          </w:tcPr>
+          <w:p>
+            <w:r>
+              <w:rPr>
+                <w:rFonts w:ascii="Arial" w:cs="Arial" w:eastAsia="Arial" w:hAnsi="Arial"/>
+                <w:sz w:val="18"/>
+                <w:szCs w:val="18"/>
+                <w:shd w:fill="F2F7FB" w:val="clear"/>
+              </w:rPr>
+              <w:t xml:space="preserve">Custom sort order</w:t>
+            </w:r>
+          </w:p>
+        </w:tc>
+      </w:tr>
+      <w:tr>
+        <w:tc>
+          <w:tcPr>
+            <w:tcW w:type="dxa" w:w="2800"/>
+            <w:tcBorders>
+              <w:top w:val="single" w:color="CCCCCC" w:sz="1"/>
+              <w:left w:val="single" w:color="CCCCCC" w:sz="1"/>
+              <w:bottom w:val="single" w:color="CCCCCC" w:sz="1"/>
+              <w:right w:val="single" w:color="CCCCCC" w:sz="1"/>
+            </w:tcBorders>
+            <w:tcMar>
+              <w:top w:type="dxa" w:w="60"/>
+              <w:left w:type="dxa" w:w="100"/>
+              <w:bottom w:type="dxa" w:w="60"/>
+              <w:right w:type="dxa" w:w="100"/>
+            </w:tcMar>
+          </w:tcPr>
+          <w:p>
+            <w:r>
+              <w:rPr>
+                <w:rFonts w:ascii="Consolas" w:cs="Consolas" w:eastAsia="Consolas" w:hAnsi="Consolas"/>
+                <w:b/>
+                <w:bCs/>
+                <w:sz w:val="17"/>
+                <w:szCs w:val="17"/>
+              </w:rPr>
+              <w:t xml:space="preserve">GroupName</w:t>
+            </w:r>
+          </w:p>
+        </w:tc>
+        <w:tc>
+          <w:tcPr>
+            <w:tcW w:type="dxa" w:w="2600"/>
+            <w:tcBorders>
+              <w:top w:val="single" w:color="CCCCCC" w:sz="1"/>
+              <w:left w:val="single" w:color="CCCCCC" w:sz="1"/>
+              <w:bottom w:val="single" w:color="CCCCCC" w:sz="1"/>
+              <w:right w:val="single" w:color="CCCCCC" w:sz="1"/>
+            </w:tcBorders>
+            <w:tcMar>
+              <w:top w:type="dxa" w:w="60"/>
+              <w:left w:type="dxa" w:w="100"/>
+              <w:bottom w:type="dxa" w:w="60"/>
+              <w:right w:type="dxa" w:w="100"/>
+            </w:tcMar>
+          </w:tcPr>
+          <w:p>
+            <w:r>
+              <w:rPr>
+                <w:rFonts w:ascii="Consolas" w:cs="Consolas" w:eastAsia="Consolas" w:hAnsi="Consolas"/>
+                <w:sz w:val="17"/>
+                <w:szCs w:val="17"/>
+              </w:rPr>
+              <w:t xml:space="preserve">NVARCHAR(100)</w:t>
+            </w:r>
+          </w:p>
+        </w:tc>
+        <w:tc>
+          <w:tcPr>
+            <w:tcW w:type="dxa" w:w="3960"/>
+            <w:tcBorders>
+              <w:top w:val="single" w:color="CCCCCC" w:sz="1"/>
+              <w:left w:val="single" w:color="CCCCCC" w:sz="1"/>
+              <w:bottom w:val="single" w:color="CCCCCC" w:sz="1"/>
+              <w:right w:val="single" w:color="CCCCCC" w:sz="1"/>
+            </w:tcBorders>
+            <w:tcMar>
+              <w:top w:type="dxa" w:w="60"/>
+              <w:left w:type="dxa" w:w="100"/>
+              <w:bottom w:type="dxa" w:w="60"/>
+              <w:right w:type="dxa" w:w="100"/>
+            </w:tcMar>
+          </w:tcPr>
+          <w:p>
+            <w:r>
+              <w:rPr>
+                <w:rFonts w:ascii="Arial" w:cs="Arial" w:eastAsia="Arial" w:hAnsi="Arial"/>
+                <w:sz w:val="18"/>
+                <w:szCs w:val="18"/>
+              </w:rPr>
+              <w:t xml:space="preserve">Manager group/category</w:t>
+            </w:r>
+          </w:p>
+        </w:tc>
+      </w:tr>
+      <w:tr>
+        <w:tc>
+          <w:tcPr>
+            <w:tcW w:type="dxa" w:w="2800"/>
+            <w:tcBorders>
+              <w:top w:val="single" w:color="CCCCCC" w:sz="1"/>
+              <w:left w:val="single" w:color="CCCCCC" w:sz="1"/>
+              <w:bottom w:val="single" w:color="CCCCCC" w:sz="1"/>
+              <w:right w:val="single" w:color="CCCCCC" w:sz="1"/>
+            </w:tcBorders>
+            <w:shd w:fill="F2F7FB" w:val="clear"/>
+            <w:tcMar>
+              <w:top w:type="dxa" w:w="60"/>
+              <w:left w:type="dxa" w:w="100"/>
+              <w:bottom w:type="dxa" w:w="60"/>
+              <w:right w:type="dxa" w:w="100"/>
+            </w:tcMar>
+          </w:tcPr>
+          <w:p>
+            <w:r>
+              <w:rPr>
+                <w:rFonts w:ascii="Consolas" w:cs="Consolas" w:eastAsia="Consolas" w:hAnsi="Consolas"/>
+                <w:b/>
+                <w:bCs/>
+                <w:sz w:val="17"/>
+                <w:szCs w:val="17"/>
+                <w:shd w:fill="F2F7FB" w:val="clear"/>
+              </w:rPr>
+              <w:t xml:space="preserve">AssetClass</w:t>
+            </w:r>
+          </w:p>
+        </w:tc>
+        <w:tc>
+          <w:tcPr>
+            <w:tcW w:type="dxa" w:w="2600"/>
+            <w:tcBorders>
+              <w:top w:val="single" w:color="CCCCCC" w:sz="1"/>
+              <w:left w:val="single" w:color="CCCCCC" w:sz="1"/>
+              <w:bottom w:val="single" w:color="CCCCCC" w:sz="1"/>
+              <w:right w:val="single" w:color="CCCCCC" w:sz="1"/>
+            </w:tcBorders>
+            <w:shd w:fill="F2F7FB" w:val="clear"/>
+            <w:tcMar>
+              <w:top w:type="dxa" w:w="60"/>
+              <w:left w:type="dxa" w:w="100"/>
+              <w:bottom w:type="dxa" w:w="60"/>
+              <w:right w:type="dxa" w:w="100"/>
+            </w:tcMar>
+          </w:tcPr>
+          <w:p>
+            <w:r>
+              <w:rPr>
+                <w:rFonts w:ascii="Consolas" w:cs="Consolas" w:eastAsia="Consolas" w:hAnsi="Consolas"/>
+                <w:sz w:val="17"/>
+                <w:szCs w:val="17"/>
+                <w:shd w:fill="F2F7FB" w:val="clear"/>
+              </w:rPr>
+              <w:t xml:space="preserve">NVARCHAR(100)</w:t>
+            </w:r>
+          </w:p>
+        </w:tc>
+        <w:tc>
+          <w:tcPr>
+            <w:tcW w:type="dxa" w:w="3960"/>
+            <w:tcBorders>
+              <w:top w:val="single" w:color="CCCCCC" w:sz="1"/>
+              <w:left w:val="single" w:color="CCCCCC" w:sz="1"/>
+              <w:bottom w:val="single" w:color="CCCCCC" w:sz="1"/>
+              <w:right w:val="single" w:color="CCCCCC" w:sz="1"/>
+            </w:tcBorders>
+            <w:shd w:fill="F2F7FB" w:val="clear"/>
+            <w:tcMar>
+              <w:top w:type="dxa" w:w="60"/>
+              <w:left w:type="dxa" w:w="100"/>
+              <w:bottom w:type="dxa" w:w="60"/>
+              <w:right w:type="dxa" w:w="100"/>
+            </w:tcMar>
+          </w:tcPr>
+          <w:p>
+            <w:r>
+              <w:rPr>
+                <w:rFonts w:ascii="Arial" w:cs="Arial" w:eastAsia="Arial" w:hAnsi="Arial"/>
+                <w:sz w:val="18"/>
+                <w:szCs w:val="18"/>
+                <w:shd w:fill="F2F7FB" w:val="clear"/>
+              </w:rPr>
+              <w:t xml:space="preserve">Asset class override</w:t>
+            </w:r>
+          </w:p>
+        </w:tc>
+      </w:tr>
+    </w:tbl>
+    <w:p>
+      <w:pPr>
+        <w:spacing w:after="80"/>
+      </w:pPr>
+    </w:p>
+    <w:p>
+      <w:pPr>
+        <w:spacing w:after="80" w:before="200"/>
+      </w:pPr>
+      <w:r>
+        <w:rPr>
+          <w:rFonts w:ascii="Consolas" w:cs="Consolas" w:eastAsia="Consolas" w:hAnsi="Consolas"/>
+          <w:b/>
+          <w:bCs/>
+          <w:color w:val="1F4E79"/>
+          <w:sz w:val="24"/>
+          <w:szCs w:val="24"/>
+        </w:rPr>
+        <w:t xml:space="preserve">ReportConfigCandidateInvmt</w:t>
+      </w:r>
+    </w:p>
+    <w:tbl>
+      <w:tblPr>
+        <w:tblW w:type="dxa" w:w="9360"/>
+        <w:tblBorders>
+          <w:top w:val="single" w:color="auto" w:sz="4"/>
+          <w:left w:val="single" w:color="auto" w:sz="4"/>
+          <w:bottom w:val="single" w:color="auto" w:sz="4"/>
+          <w:right w:val="single" w:color="auto" w:sz="4"/>
+          <w:insideH w:val="single" w:color="auto" w:sz="4"/>
+          <w:insideV w:val="single" w:color="auto" w:sz="4"/>
+        </w:tblBorders>
+      </w:tblPr>
+      <w:tblGrid>
+        <w:gridCol w:w="2800"/>
+        <w:gridCol w:w="2600"/>
+        <w:gridCol w:w="3960"/>
+      </w:tblGrid>
+      <w:tr>
+        <w:tc>
+          <w:tcPr>
+            <w:tcW w:type="dxa" w:w="2800"/>
+            <w:tcBorders>
+              <w:top w:val="single" w:color="CCCCCC" w:sz="1"/>
+              <w:left w:val="single" w:color="CCCCCC" w:sz="1"/>
+              <w:bottom w:val="single" w:color="CCCCCC" w:sz="1"/>
+              <w:right w:val="single" w:color="CCCCCC" w:sz="1"/>
+            </w:tcBorders>
+            <w:shd w:fill="1F4E79" w:val="clear"/>
+            <w:tcMar>
+              <w:top w:type="dxa" w:w="60"/>
+              <w:left w:type="dxa" w:w="100"/>
+              <w:bottom w:type="dxa" w:w="60"/>
+              <w:right w:type="dxa" w:w="100"/>
+            </w:tcMar>
+            <w:vAlign w:val="center"/>
+          </w:tcPr>
+          <w:p>
+            <w:r>
+              <w:rPr>
+                <w:rFonts w:ascii="Arial" w:cs="Arial" w:eastAsia="Arial" w:hAnsi="Arial"/>
+                <w:b/>
+                <w:bCs/>
+                <w:color w:val="FFFFFF"/>
+                <w:sz w:val="20"/>
+                <w:szCs w:val="20"/>
+              </w:rPr>
+              <w:t xml:space="preserve">Column</w:t>
+            </w:r>
+          </w:p>
+        </w:tc>
+        <w:tc>
+          <w:tcPr>
+            <w:tcW w:type="dxa" w:w="2600"/>
+            <w:tcBorders>
+              <w:top w:val="single" w:color="CCCCCC" w:sz="1"/>
+              <w:left w:val="single" w:color="CCCCCC" w:sz="1"/>
+              <w:bottom w:val="single" w:color="CCCCCC" w:sz="1"/>
+              <w:right w:val="single" w:color="CCCCCC" w:sz="1"/>
+            </w:tcBorders>
+            <w:shd w:fill="1F4E79" w:val="clear"/>
+            <w:tcMar>
+              <w:top w:type="dxa" w:w="60"/>
+              <w:left w:type="dxa" w:w="100"/>
+              <w:bottom w:type="dxa" w:w="60"/>
+              <w:right w:type="dxa" w:w="100"/>
+            </w:tcMar>
+            <w:vAlign w:val="center"/>
+          </w:tcPr>
+          <w:p>
+            <w:r>
+              <w:rPr>
+                <w:rFonts w:ascii="Arial" w:cs="Arial" w:eastAsia="Arial" w:hAnsi="Arial"/>
+                <w:b/>
+                <w:bCs/>
+                <w:color w:val="FFFFFF"/>
+                <w:sz w:val="20"/>
+                <w:szCs w:val="20"/>
+              </w:rPr>
+              <w:t xml:space="preserve">Type</w:t>
+            </w:r>
+          </w:p>
+        </w:tc>
+        <w:tc>
+          <w:tcPr>
+            <w:tcW w:type="dxa" w:w="3960"/>
+            <w:tcBorders>
+              <w:top w:val="single" w:color="CCCCCC" w:sz="1"/>
+              <w:left w:val="single" w:color="CCCCCC" w:sz="1"/>
+              <w:bottom w:val="single" w:color="CCCCCC" w:sz="1"/>
+              <w:right w:val="single" w:color="CCCCCC" w:sz="1"/>
+            </w:tcBorders>
+            <w:shd w:fill="1F4E79" w:val="clear"/>
+            <w:tcMar>
+              <w:top w:type="dxa" w:w="60"/>
+              <w:left w:type="dxa" w:w="100"/>
+              <w:bottom w:type="dxa" w:w="60"/>
+              <w:right w:type="dxa" w:w="100"/>
+            </w:tcMar>
+            <w:vAlign w:val="center"/>
+          </w:tcPr>
+          <w:p>
+            <w:r>
+              <w:rPr>
+                <w:rFonts w:ascii="Arial" w:cs="Arial" w:eastAsia="Arial" w:hAnsi="Arial"/>
+                <w:b/>
+                <w:bCs/>
+                <w:color w:val="FFFFFF"/>
+                <w:sz w:val="20"/>
+                <w:szCs w:val="20"/>
+              </w:rPr>
+              <w:t xml:space="preserve">Description</w:t>
+            </w:r>
+          </w:p>
+        </w:tc>
+      </w:tr>
+      <w:tr>
+        <w:tc>
+          <w:tcPr>
+            <w:tcW w:type="dxa" w:w="2800"/>
+            <w:tcBorders>
+              <w:top w:val="single" w:color="CCCCCC" w:sz="1"/>
+              <w:left w:val="single" w:color="CCCCCC" w:sz="1"/>
+              <w:bottom w:val="single" w:color="CCCCCC" w:sz="1"/>
+              <w:right w:val="single" w:color="CCCCCC" w:sz="1"/>
+            </w:tcBorders>
+            <w:tcMar>
+              <w:top w:type="dxa" w:w="60"/>
+              <w:left w:type="dxa" w:w="100"/>
+              <w:bottom w:type="dxa" w:w="60"/>
+              <w:right w:type="dxa" w:w="100"/>
+            </w:tcMar>
+          </w:tcPr>
+          <w:p>
+            <w:r>
+              <w:rPr>
+                <w:rFonts w:ascii="Consolas" w:cs="Consolas" w:eastAsia="Consolas" w:hAnsi="Consolas"/>
+                <w:b/>
+                <w:bCs/>
+                <w:sz w:val="17"/>
+                <w:szCs w:val="17"/>
+              </w:rPr>
+              <w:t xml:space="preserve">ID</w:t>
+            </w:r>
+          </w:p>
+        </w:tc>
+        <w:tc>
+          <w:tcPr>
+            <w:tcW w:type="dxa" w:w="2600"/>
+            <w:tcBorders>
+              <w:top w:val="single" w:color="CCCCCC" w:sz="1"/>
+              <w:left w:val="single" w:color="CCCCCC" w:sz="1"/>
+              <w:bottom w:val="single" w:color="CCCCCC" w:sz="1"/>
+              <w:right w:val="single" w:color="CCCCCC" w:sz="1"/>
+            </w:tcBorders>
+            <w:tcMar>
+              <w:top w:type="dxa" w:w="60"/>
+              <w:left w:type="dxa" w:w="100"/>
+              <w:bottom w:type="dxa" w:w="60"/>
+              <w:right w:type="dxa" w:w="100"/>
+            </w:tcMar>
+          </w:tcPr>
+          <w:p>
+            <w:r>
+              <w:rPr>
+                <w:rFonts w:ascii="Consolas" w:cs="Consolas" w:eastAsia="Consolas" w:hAnsi="Consolas"/>
+                <w:sz w:val="17"/>
+                <w:szCs w:val="17"/>
+              </w:rPr>
+              <w:t xml:space="preserve">INT IDENTITY (PK)</w:t>
+            </w:r>
+          </w:p>
+        </w:tc>
+        <w:tc>
+          <w:tcPr>
+            <w:tcW w:type="dxa" w:w="3960"/>
+            <w:tcBorders>
+              <w:top w:val="single" w:color="CCCCCC" w:sz="1"/>
+              <w:left w:val="single" w:color="CCCCCC" w:sz="1"/>
+              <w:bottom w:val="single" w:color="CCCCCC" w:sz="1"/>
+              <w:right w:val="single" w:color="CCCCCC" w:sz="1"/>
+            </w:tcBorders>
+            <w:tcMar>
+              <w:top w:type="dxa" w:w="60"/>
+              <w:left w:type="dxa" w:w="100"/>
+              <w:bottom w:type="dxa" w:w="60"/>
+              <w:right w:type="dxa" w:w="100"/>
+            </w:tcMar>
+          </w:tcPr>
+          <w:p>
+            <w:r>
+              <w:rPr>
+                <w:rFonts w:ascii="Arial" w:cs="Arial" w:eastAsia="Arial" w:hAnsi="Arial"/>
+                <w:sz w:val="18"/>
+                <w:szCs w:val="18"/>
+              </w:rPr>
+              <w:t xml:space="preserve">Auto-incrementing ID</w:t>
+            </w:r>
+          </w:p>
+        </w:tc>
+      </w:tr>
+      <w:tr>
+        <w:tc>
+          <w:tcPr>
+            <w:tcW w:type="dxa" w:w="2800"/>
+            <w:tcBorders>
+              <w:top w:val="single" w:color="CCCCCC" w:sz="1"/>
+              <w:left w:val="single" w:color="CCCCCC" w:sz="1"/>
+              <w:bottom w:val="single" w:color="CCCCCC" w:sz="1"/>
+              <w:right w:val="single" w:color="CCCCCC" w:sz="1"/>
+            </w:tcBorders>
+            <w:shd w:fill="F2F7FB" w:val="clear"/>
+            <w:tcMar>
+              <w:top w:type="dxa" w:w="60"/>
+              <w:left w:type="dxa" w:w="100"/>
+              <w:bottom w:type="dxa" w:w="60"/>
+              <w:right w:type="dxa" w:w="100"/>
+            </w:tcMar>
+          </w:tcPr>
+          <w:p>
+            <w:r>
+              <w:rPr>
+                <w:rFonts w:ascii="Consolas" w:cs="Consolas" w:eastAsia="Consolas" w:hAnsi="Consolas"/>
+                <w:b/>
+                <w:bCs/>
+                <w:sz w:val="17"/>
+                <w:szCs w:val="17"/>
+                <w:shd w:fill="F2F7FB" w:val="clear"/>
+              </w:rPr>
+              <w:t xml:space="preserve">ReportConfigID</w:t>
+            </w:r>
+          </w:p>
+        </w:tc>
+        <w:tc>
+          <w:tcPr>
+            <w:tcW w:type="dxa" w:w="2600"/>
+            <w:tcBorders>
+              <w:top w:val="single" w:color="CCCCCC" w:sz="1"/>
+              <w:left w:val="single" w:color="CCCCCC" w:sz="1"/>
+              <w:bottom w:val="single" w:color="CCCCCC" w:sz="1"/>
+              <w:right w:val="single" w:color="CCCCCC" w:sz="1"/>
+            </w:tcBorders>
+            <w:shd w:fill="F2F7FB" w:val="clear"/>
+            <w:tcMar>
+              <w:top w:type="dxa" w:w="60"/>
+              <w:left w:type="dxa" w:w="100"/>
+              <w:bottom w:type="dxa" w:w="60"/>
+              <w:right w:type="dxa" w:w="100"/>
+            </w:tcMar>
+          </w:tcPr>
+          <w:p>
+            <w:r>
+              <w:rPr>
+                <w:rFonts w:ascii="Consolas" w:cs="Consolas" w:eastAsia="Consolas" w:hAnsi="Consolas"/>
+                <w:sz w:val="17"/>
+                <w:szCs w:val="17"/>
+                <w:shd w:fill="F2F7FB" w:val="clear"/>
+              </w:rPr>
+              <w:t xml:space="preserve">INT (FK)</w:t>
+            </w:r>
+          </w:p>
+        </w:tc>
+        <w:tc>
+          <w:tcPr>
+            <w:tcW w:type="dxa" w:w="3960"/>
+            <w:tcBorders>
+              <w:top w:val="single" w:color="CCCCCC" w:sz="1"/>
+              <w:left w:val="single" w:color="CCCCCC" w:sz="1"/>
+              <w:bottom w:val="single" w:color="CCCCCC" w:sz="1"/>
+              <w:right w:val="single" w:color="CCCCCC" w:sz="1"/>
+            </w:tcBorders>
+            <w:shd w:fill="F2F7FB" w:val="clear"/>
+            <w:tcMar>
+              <w:top w:type="dxa" w:w="60"/>
+              <w:left w:type="dxa" w:w="100"/>
+              <w:bottom w:type="dxa" w:w="60"/>
+              <w:right w:type="dxa" w:w="100"/>
+            </w:tcMar>
+          </w:tcPr>
+          <w:p>
+            <w:r>
+              <w:rPr>
+                <w:rFonts w:ascii="Arial" w:cs="Arial" w:eastAsia="Arial" w:hAnsi="Arial"/>
+                <w:sz w:val="18"/>
+                <w:szCs w:val="18"/>
+                <w:shd w:fill="F2F7FB" w:val="clear"/>
+              </w:rPr>
+              <w:t xml:space="preserve">References ReportConfig</w:t>
+            </w:r>
+          </w:p>
+        </w:tc>
+      </w:tr>
+      <w:tr>
+        <w:tc>
+          <w:tcPr>
+            <w:tcW w:type="dxa" w:w="2800"/>
+            <w:tcBorders>
+              <w:top w:val="single" w:color="CCCCCC" w:sz="1"/>
+              <w:left w:val="single" w:color="CCCCCC" w:sz="1"/>
+              <w:bottom w:val="single" w:color="CCCCCC" w:sz="1"/>
+              <w:right w:val="single" w:color="CCCCCC" w:sz="1"/>
+            </w:tcBorders>
+            <w:tcMar>
+              <w:top w:type="dxa" w:w="60"/>
+              <w:left w:type="dxa" w:w="100"/>
+              <w:bottom w:type="dxa" w:w="60"/>
+              <w:right w:type="dxa" w:w="100"/>
+            </w:tcMar>
+          </w:tcPr>
+          <w:p>
+            <w:r>
+              <w:rPr>
+                <w:rFonts w:ascii="Consolas" w:cs="Consolas" w:eastAsia="Consolas" w:hAnsi="Consolas"/>
+                <w:b/>
+                <w:bCs/>
+                <w:sz w:val="17"/>
+                <w:szCs w:val="17"/>
+              </w:rPr>
+              <w:t xml:space="preserve">ct_investmentid</w:t>
+            </w:r>
+          </w:p>
+        </w:tc>
+        <w:tc>
+          <w:tcPr>
+            <w:tcW w:type="dxa" w:w="2600"/>
+            <w:tcBorders>
+              <w:top w:val="single" w:color="CCCCCC" w:sz="1"/>
+              <w:left w:val="single" w:color="CCCCCC" w:sz="1"/>
+              <w:bottom w:val="single" w:color="CCCCCC" w:sz="1"/>
+              <w:right w:val="single" w:color="CCCCCC" w:sz="1"/>
+            </w:tcBorders>
+            <w:tcMar>
+              <w:top w:type="dxa" w:w="60"/>
+              <w:left w:type="dxa" w:w="100"/>
+              <w:bottom w:type="dxa" w:w="60"/>
+              <w:right w:type="dxa" w:w="100"/>
+            </w:tcMar>
+          </w:tcPr>
+          <w:p>
+            <w:r>
+              <w:rPr>
+                <w:rFonts w:ascii="Consolas" w:cs="Consolas" w:eastAsia="Consolas" w:hAnsi="Consolas"/>
+                <w:sz w:val="17"/>
+                <w:szCs w:val="17"/>
+              </w:rPr>
+              <w:t xml:space="preserve">INT (FK)</w:t>
+            </w:r>
+          </w:p>
+        </w:tc>
+        <w:tc>
+          <w:tcPr>
+            <w:tcW w:type="dxa" w:w="3960"/>
+            <w:tcBorders>
+              <w:top w:val="single" w:color="CCCCCC" w:sz="1"/>
+              <w:left w:val="single" w:color="CCCCCC" w:sz="1"/>
+              <w:bottom w:val="single" w:color="CCCCCC" w:sz="1"/>
+              <w:right w:val="single" w:color="CCCCCC" w:sz="1"/>
+            </w:tcBorders>
+            <w:tcMar>
+              <w:top w:type="dxa" w:w="60"/>
+              <w:left w:type="dxa" w:w="100"/>
+              <w:bottom w:type="dxa" w:w="60"/>
+              <w:right w:type="dxa" w:w="100"/>
+            </w:tcMar>
+          </w:tcPr>
+          <w:p>
+            <w:r>
+              <w:rPr>
+                <w:rFonts w:ascii="Arial" w:cs="Arial" w:eastAsia="Arial" w:hAnsi="Arial"/>
+                <w:sz w:val="18"/>
+                <w:szCs w:val="18"/>
+              </w:rPr>
               <w:t xml:space="preserve">References Investment (candidate)</w:t>
             </w:r>
           </w:p>
@@ -11444,7 +11933,7 @@
           <w:sz w:val="17"/>
           <w:szCs w:val="17"/>
         </w:rPr>
-        <w:t xml:space="preserve">-- Generated: 2026-03-24</w:t>
+        <w:t xml:space="preserve">-- Generated: 2026-04-07</w:t>
       </w:r>
     </w:p>
     <w:p>
@@ -12648,6 +13137,104 @@
           <w:sz w:val="17"/>
           <w:szCs w:val="17"/>
         </w:rPr>
+        <w:t xml:space="preserve">CREATE TABLE PageSetOption (</w:t>
+      </w:r>
+    </w:p>
+    <w:p>
+      <w:pPr>
+        <w:spacing w:after="0" w:line="260"/>
+      </w:pPr>
+      <w:r>
+        <w:rPr>
+          <w:rFonts w:ascii="Consolas" w:cs="Consolas" w:eastAsia="Consolas" w:hAnsi="Consolas"/>
+          <w:color w:val="1F4E79"/>
+          <w:sz w:val="17"/>
+          <w:szCs w:val="17"/>
+        </w:rPr>
+        <w:t xml:space="preserve">    PageSetOptionID INT IDENTITY PRIMARY KEY,</w:t>
+      </w:r>
+    </w:p>
+    <w:p>
+      <w:pPr>
+        <w:spacing w:after="0" w:line="260"/>
+      </w:pPr>
+      <w:r>
+        <w:rPr>
+          <w:rFonts w:ascii="Consolas" w:cs="Consolas" w:eastAsia="Consolas" w:hAnsi="Consolas"/>
+          <w:color w:val="1F4E79"/>
+          <w:sz w:val="17"/>
+          <w:szCs w:val="17"/>
+        </w:rPr>
+        <w:t xml:space="preserve">    PageSetID INT NOT NULL</w:t>
+      </w:r>
+    </w:p>
+    <w:p>
+      <w:pPr>
+        <w:spacing w:after="0" w:line="260"/>
+      </w:pPr>
+      <w:r>
+        <w:rPr>
+          <w:rFonts w:ascii="Consolas" w:cs="Consolas" w:eastAsia="Consolas" w:hAnsi="Consolas"/>
+          <w:color w:val="1F4E79"/>
+          <w:sz w:val="17"/>
+          <w:szCs w:val="17"/>
+        </w:rPr>
+        <w:t xml:space="preserve">        REFERENCES PageSet(PageSetID),</w:t>
+      </w:r>
+    </w:p>
+    <w:p>
+      <w:pPr>
+        <w:spacing w:after="0" w:line="260"/>
+      </w:pPr>
+      <w:r>
+        <w:rPr>
+          <w:rFonts w:ascii="Consolas" w:cs="Consolas" w:eastAsia="Consolas" w:hAnsi="Consolas"/>
+          <w:color w:val="1F4E79"/>
+          <w:sz w:val="17"/>
+          <w:szCs w:val="17"/>
+        </w:rPr>
+        <w:t xml:space="preserve">    HeaderText NVARCHAR(200) NOT NULL</w:t>
+      </w:r>
+    </w:p>
+    <w:p>
+      <w:pPr>
+        <w:spacing w:after="0" w:line="260"/>
+      </w:pPr>
+      <w:r>
+        <w:rPr>
+          <w:rFonts w:ascii="Consolas" w:cs="Consolas" w:eastAsia="Consolas" w:hAnsi="Consolas"/>
+          <w:color w:val="1F4E79"/>
+          <w:sz w:val="17"/>
+          <w:szCs w:val="17"/>
+        </w:rPr>
+        <w:t xml:space="preserve">);</w:t>
+      </w:r>
+    </w:p>
+    <w:p>
+      <w:pPr>
+        <w:spacing w:after="0" w:line="260"/>
+      </w:pPr>
+      <w:r>
+        <w:rPr>
+          <w:rFonts w:ascii="Consolas" w:cs="Consolas" w:eastAsia="Consolas" w:hAnsi="Consolas"/>
+          <w:color w:val="1F4E79"/>
+          <w:sz w:val="17"/>
+          <w:szCs w:val="17"/>
+        </w:rPr>
+        <w:t xml:space="preserve"/>
+      </w:r>
+    </w:p>
+    <w:p>
+      <w:pPr>
+        <w:spacing w:after="0" w:line="260"/>
+      </w:pPr>
+      <w:r>
+        <w:rPr>
+          <w:rFonts w:ascii="Consolas" w:cs="Consolas" w:eastAsia="Consolas" w:hAnsi="Consolas"/>
+          <w:color w:val="1F4E79"/>
+          <w:sz w:val="17"/>
+          <w:szCs w:val="17"/>
+        </w:rPr>
         <w:t xml:space="preserve">CREATE TABLE ExhibitTemplatePageSet (</w:t>
       </w:r>
     </w:p>
@@ -12719,6 +13306,48 @@
           <w:szCs w:val="17"/>
         </w:rPr>
         <w:t xml:space="preserve">    SortOrder INT NOT NULL DEFAULT 0,</w:t>
+      </w:r>
+    </w:p>
+    <w:p>
+      <w:pPr>
+        <w:spacing w:after="0" w:line="260"/>
+      </w:pPr>
+      <w:r>
+        <w:rPr>
+          <w:rFonts w:ascii="Consolas" w:cs="Consolas" w:eastAsia="Consolas" w:hAnsi="Consolas"/>
+          <w:color w:val="1F4E79"/>
+          <w:sz w:val="17"/>
+          <w:szCs w:val="17"/>
+        </w:rPr>
+        <w:t xml:space="preserve">    PageSetOptionID INT NULL</w:t>
+      </w:r>
+    </w:p>
+    <w:p>
+      <w:pPr>
+        <w:spacing w:after="0" w:line="260"/>
+      </w:pPr>
+      <w:r>
+        <w:rPr>
+          <w:rFonts w:ascii="Consolas" w:cs="Consolas" w:eastAsia="Consolas" w:hAnsi="Consolas"/>
+          <w:color w:val="1F4E79"/>
+          <w:sz w:val="17"/>
+          <w:szCs w:val="17"/>
+        </w:rPr>
+        <w:t xml:space="preserve">        REFERENCES PageSetOption(PageSetOptionID),</w:t>
+      </w:r>
+    </w:p>
+    <w:p>
+      <w:pPr>
+        <w:spacing w:after="0" w:line="260"/>
+      </w:pPr>
+      <w:r>
+        <w:rPr>
+          <w:rFonts w:ascii="Consolas" w:cs="Consolas" w:eastAsia="Consolas" w:hAnsi="Consolas"/>
+          <w:color w:val="1F4E79"/>
+          <w:sz w:val="17"/>
+          <w:szCs w:val="17"/>
+        </w:rPr>
+        <w:t xml:space="preserve">    -- NULL = use default header; non-null = custom header text selection</w:t>
       </w:r>
     </w:p>
     <w:p>
